--- a/courts/federal-circuit/court-of-veteran-appeals/answering-brief/usage/OUTPUT-answering-brief.docx
+++ b/courts/federal-circuit/court-of-veteran-appeals/answering-brief/usage/OUTPUT-answering-brief.docx
@@ -234,7 +234,7 @@
       <w:pPr>
         <w:spacing w:before="0" w:after="0" w:line="20" w:lineRule="exact"/>
         <w:sectPr>
-          <w:footerReference w:type="default" r:id="rIdFooter2"/>
+          <w:footerReference w:type="default" r:id="rIdFtrNone"/>
           <w:pgSz w:w="12240" w:h="15840"/>
           <w:pgMar w:top="1440" w:right="1440" w:bottom="1440" w:left="1440" w:header="720" w:footer="432" w:gutter="0"/>
         </w:sectPr>
@@ -765,21 +765,22 @@
       <w:pPr>
         <w:spacing w:before="0" w:after="0" w:line="20" w:lineRule="exact"/>
         <w:sectPr>
-          <w:footerReference w:type="default" r:id="rIdFooter1"/>
+          <w:footerReference w:type="default" r:id="rIdFtrPage"/>
           <w:pgSz w:w="12240" w:h="15840"/>
           <w:pgMar w:top="1440" w:right="1440" w:bottom="1440" w:left="1440" w:header="720" w:footer="432" w:gutter="0"/>
           <w:pgNumType w:fmt="lowerRoman" w:start="1"/>
         </w:sectPr>
       </w:pPr>
     </w:p>
-    <w:bookmarkStart w:id="20" w:name="issue-presented"/>
     <w:p>
       <w:pPr>
         <w:pStyle w:val="Heading1"/>
       </w:pPr>
+      <w:bookmarkStart w:id="9" w:name="_c5d683acca6faab9e0997e9474d4afa81b47a3b"/>
       <w:r>
         <w:t xml:space="preserve">Issue Presented</w:t>
       </w:r>
+      <w:bookmarkEnd w:id="9"/>
     </w:p>
     <w:p>
       <w:pPr>
@@ -789,15 +790,15 @@
         <w:t xml:space="preserve">Whether the Court should affirm the November 8, 2018, decision of the Board of Veterans’ Appeals (Board) that denied entitlement to service connection for cardiac disorder, to include coronary artery disease, atrial fibrillation, and peripheral vascular disease, claimed as ischemic heart disease.</w:t>
       </w:r>
     </w:p>
-    <w:bookmarkEnd w:id="20"/>
-    <w:bookmarkStart w:id="21" w:name="statement-of-the-case"/>
     <w:p>
       <w:pPr>
         <w:pStyle w:val="Heading1"/>
       </w:pPr>
+      <w:bookmarkStart w:id="10" w:name="_9ce86cd89e816c495213921bce711286420babc"/>
       <w:r>
         <w:t xml:space="preserve">Statement of the Case</w:t>
       </w:r>
+      <w:bookmarkEnd w:id="10"/>
     </w:p>
     <w:p>
       <w:pPr>
@@ -815,10 +816,31 @@
     </w:p>
     <w:p>
       <w:pPr>
+        <w:pStyle w:val="FirstParagraph"/>
+      </w:pPr>
+      <w:r>
+        <w:t xml:space="preserve">Appellant, Donald Fulton, appeals the November 8, 2018, decision of the Board that denied entitlement to service connection for cardiac disorder, to include coronary artery disease, atrial fibrillation, and peripheral vascular disease, claimed as ischemic heart disease. Record Before the Agency (R.) at 9 (4-12).</w:t>
+      </w:r>
+    </w:p>
+    <w:p>
+      <w:pPr>
         <w:pStyle w:val="BodyText"/>
       </w:pPr>
       <w:r>
-        <w:t xml:space="preserve">Appellant, Donald Fulton, appeals the November 8, 2018, decision of the Board that denied entitlement to service connection for cardiac disorder, to include coronary artery disease, atrial fibrillation, and peripheral vascular disease, claimed as ischemic heart disease. Record Before the Agency (R.) at 9 (4-12).</w:t>
+        <w:t xml:space="preserve">The Board also granted entitlement to a separate, compensable rating for left foot ulcer. R. at 4. This favorable finding cannot be disturbed. See</w:t>
+      </w:r>
+      <w:r>
+        <w:t xml:space="preserve"> </w:t>
+      </w:r>
+      <w:r>
+        <w:rPr>
+          <w:i/>
+          <w:iCs/>
+        </w:rPr>
+        <w:t xml:space="preserve">Medrano v. Nicholson</w:t>
+      </w:r>
+      <w:r>
+        <w:t xml:space="preserve">, 21 Vet.App. 165, 170 (2007) (“The Court is not permitted to reverse findings of fact favorable to a claimant made by the Board pursuant to its statutory authority.”).</w:t>
       </w:r>
     </w:p>
     <w:p>
@@ -826,7 +848,7 @@
         <w:pStyle w:val="BodyText"/>
       </w:pPr>
       <w:r>
-        <w:t xml:space="preserve">The Board also granted entitlement to a separate, compensable rating for left foot ulcer. R. at 4. This favorable finding cannot be disturbed. See</w:t>
+        <w:t xml:space="preserve">The Board also remanded Appellant’s claim of entitlement to a total disability rating based on individual unemployability due to service-connected disability. R. at 4. The Court is without jurisdiction over this issue. See</w:t>
       </w:r>
       <w:r>
         <w:t xml:space="preserve"> </w:t>
@@ -836,10 +858,24 @@
           <w:i/>
           <w:iCs/>
         </w:rPr>
-        <w:t xml:space="preserve">Medrano v. Nicholson</w:t>
-      </w:r>
-      <w:r>
-        <w:t xml:space="preserve">, 21 Vet.App. 165, 170 (2007) (“The Court is not permitted to reverse findings of fact favorable to a claimant made by the Board pursuant to its statutory authority.”).</w:t>
+        <w:t xml:space="preserve">Breeden v. Principi</w:t>
+      </w:r>
+      <w:r>
+        <w:t xml:space="preserve">, 17 Vet.App. 475, 478 (2004) (per curiam order) (stating that a Board remand decision is not a final decision over which this Court has jurisdiction); 38 U.S.C. §§ 7252(a), 7266(a).</w:t>
+      </w:r>
+    </w:p>
+    <w:p>
+      <w:pPr>
+        <w:pStyle w:val="Sub1"/>
+      </w:pPr>
+      <w:r>
+        <w:t xml:space="preserve">B.</w:t>
+      </w:r>
+      <w:r>
+        <w:tab/>
+      </w:r>
+      <w:r>
+        <w:t xml:space="preserve">Statement of Facts and Procedural History</w:t>
       </w:r>
     </w:p>
     <w:p>
@@ -847,7 +883,83 @@
         <w:pStyle w:val="BodyText"/>
       </w:pPr>
       <w:r>
-        <w:t xml:space="preserve">The Board also remanded Appellant’s claim of entitlement to a total disability rating based on individual unemployability due to service-connected disability. R. at 4. The Court is without jurisdiction over this issue. See</w:t>
+        <w:t xml:space="preserve">Appellant served on active duty from August 1964 to August 1967, including service in the Republic of Vietnam. R. at 1292.</w:t>
+      </w:r>
+    </w:p>
+    <w:p>
+      <w:pPr>
+        <w:pStyle w:val="BodyText"/>
+      </w:pPr>
+      <w:r>
+        <w:t xml:space="preserve">Appellant’s July 1964 entrance medical examination indicated a sitting blood pressure reading of 110/70. R. at 2631 (2630-31). The examiner noted that Appellant’s heart and vascular system were clinically normal. R. at 2630.</w:t>
+      </w:r>
+    </w:p>
+    <w:p>
+      <w:pPr>
+        <w:pStyle w:val="BodyText"/>
+      </w:pPr>
+      <w:r>
+        <w:t xml:space="preserve">Appellant’s June 1967 separation medical examination indicated a sitting blood pressure reading of 122/82. R. at 2629 (2628-29). The examiner noted that Appellant’s heart and vascular system were clinically normal. R. at 2628.</w:t>
+      </w:r>
+    </w:p>
+    <w:p>
+      <w:pPr>
+        <w:pStyle w:val="BodyText"/>
+      </w:pPr>
+      <w:r>
+        <w:t xml:space="preserve">In December 2004, thirty-seven years after his separation from service, Appellant underwent a cardiolite stress test at the Armstrong County Memorial Hospital. R. at 2332-33. The test report indicated that Appellant was admitted to the hospital with atrial fibrillation but “no prior history of cardiac problems.” R. at 2332. The test results “did not show any changes suggestive of ischemia.” R. at 2333.</w:t>
+      </w:r>
+    </w:p>
+    <w:p>
+      <w:pPr>
+        <w:pStyle w:val="BodyText"/>
+      </w:pPr>
+      <w:r>
+        <w:t xml:space="preserve">Appellant’s VA medical records indicate an onset of benign hypertension in 2004. R. at 2433 (2432-34).</w:t>
+      </w:r>
+    </w:p>
+    <w:p>
+      <w:pPr>
+        <w:pStyle w:val="Heading1"/>
+      </w:pPr>
+      <w:bookmarkStart w:id="11" w:name="_186588b2021048c81d44e35dd76941a1429e117"/>
+      <w:r>
+        <w:t xml:space="preserve">Summary of the Argument</w:t>
+      </w:r>
+      <w:bookmarkEnd w:id="11"/>
+    </w:p>
+    <w:p>
+      <w:pPr>
+        <w:pStyle w:val="FirstParagraph"/>
+      </w:pPr>
+      <w:r>
+        <w:t xml:space="preserve">The issue of entitlement to service connection for hypertension was not reasonably raised by the record because the medical evidence indicated that Appellant’s heart and vascular system were clinically normal in service and Appellant’s hypertension was first diagnosed thirty-seven years after his separation from service.</w:t>
+      </w:r>
+    </w:p>
+    <w:p>
+      <w:pPr>
+        <w:pStyle w:val="Heading1"/>
+      </w:pPr>
+      <w:bookmarkStart w:id="12" w:name="_argument"/>
+      <w:r>
+        <w:t xml:space="preserve">Argument</w:t>
+      </w:r>
+      <w:bookmarkEnd w:id="12"/>
+    </w:p>
+    <w:p>
+      <w:pPr>
+        <w:pStyle w:val="Point"/>
+      </w:pPr>
+      <w:r>
+        <w:t xml:space="preserve">I. Standard of Review</w:t>
+      </w:r>
+    </w:p>
+    <w:p>
+      <w:pPr>
+        <w:pStyle w:val="FirstParagraph"/>
+      </w:pPr>
+      <w:r>
+        <w:t xml:space="preserve">“Whether an issue is reasonably raised by the record is essentially a question of fact, subject to the ‘clearly erroneous’ standard of review.”</w:t>
       </w:r>
       <w:r>
         <w:t xml:space="preserve"> </w:t>
@@ -857,24 +969,23 @@
           <w:i/>
           <w:iCs/>
         </w:rPr>
-        <w:t xml:space="preserve">Breeden v. Principi</w:t>
-      </w:r>
-      <w:r>
-        <w:t xml:space="preserve">, 17 Vet.App. 475, 478 (2004) (per curiam order) (stating that a Board remand decision is not a final decision over which this Court has jurisdiction); 38 U.S.C. §§ 7252(a), 7266(a).</w:t>
-      </w:r>
-    </w:p>
-    <w:p>
-      <w:pPr>
-        <w:pStyle w:val="Sub1"/>
-      </w:pPr>
-      <w:r>
-        <w:t xml:space="preserve">B.</w:t>
-      </w:r>
-      <w:r>
-        <w:tab/>
-      </w:r>
-      <w:r>
-        <w:t xml:space="preserve">Statement of Facts and Procedural History</w:t>
+        <w:t xml:space="preserve">Lynch v. Wilkie</w:t>
+      </w:r>
+      <w:r>
+        <w:t xml:space="preserve">, 30 Vet.App. 296, 304 (2018) (citations omitted). “A finding is ‘clearly erroneous’ when although there is evidence to support it, the reviewing court on the entire evidence is left with the definite and firm conviction that a mistake has been committed.”</w:t>
+      </w:r>
+      <w:r>
+        <w:t xml:space="preserve"> </w:t>
+      </w:r>
+      <w:r>
+        <w:rPr>
+          <w:i/>
+          <w:iCs/>
+        </w:rPr>
+        <w:t xml:space="preserve">Gilbert v. Derwinski</w:t>
+      </w:r>
+      <w:r>
+        <w:t xml:space="preserve">, 1 Vet.App. 49, 52 (1990) (citation omitted).</w:t>
       </w:r>
     </w:p>
     <w:p>
@@ -882,7 +993,41 @@
         <w:pStyle w:val="BodyText"/>
       </w:pPr>
       <w:r>
-        <w:t xml:space="preserve">Appellant served on active duty from August 1964 to August 1967, including service in the Republic of Vietnam. R. at 1292.</w:t>
+        <w:t xml:space="preserve">If the factfinder’s account of the evidence is plausible in light of the record viewed in its entirety, the reviewing court may not reverse it even though convinced that had it been sitting as the trier of fact, it would have weighed the evidence differently.</w:t>
+      </w:r>
+      <w:r>
+        <w:t xml:space="preserve"> </w:t>
+      </w:r>
+      <w:r>
+        <w:rPr>
+          <w:i/>
+          <w:iCs/>
+        </w:rPr>
+        <w:t xml:space="preserve">Id.</w:t>
+      </w:r>
+      <w:r>
+        <w:t xml:space="preserve"> </w:t>
+      </w:r>
+      <w:r>
+        <w:t xml:space="preserve">Where there are two permissible views of the evidence, the factfinder’s choice between them cannot be clearly erroneous.</w:t>
+      </w:r>
+      <w:r>
+        <w:t xml:space="preserve"> </w:t>
+      </w:r>
+      <w:r>
+        <w:rPr>
+          <w:i/>
+          <w:iCs/>
+        </w:rPr>
+        <w:t xml:space="preserve">Id.</w:t>
+      </w:r>
+    </w:p>
+    <w:p>
+      <w:pPr>
+        <w:pStyle w:val="Point"/>
+      </w:pPr>
+      <w:r>
+        <w:t xml:space="preserve">II. The Board did not fail to address a reasonably raised theory.</w:t>
       </w:r>
     </w:p>
     <w:p>
@@ -890,7 +1035,62 @@
         <w:pStyle w:val="BodyText"/>
       </w:pPr>
       <w:r>
-        <w:t xml:space="preserve">Appellant’s July 1964 entrance medical examination indicated a sitting blood pressure reading of 110/70. R. at 2631 (2630-31). The examiner noted that Appellant’s heart and vascular system were clinically normal. R. at 2630.</w:t>
+        <w:t xml:space="preserve">The Board is required to consider all issues raised either by the claimant or by the evidence of record.</w:t>
+      </w:r>
+      <w:r>
+        <w:t xml:space="preserve"> </w:t>
+      </w:r>
+      <w:r>
+        <w:rPr>
+          <w:i/>
+          <w:iCs/>
+        </w:rPr>
+        <w:t xml:space="preserve">Robinson v. Peake</w:t>
+      </w:r>
+      <w:r>
+        <w:t xml:space="preserve">, 21 Vet.App. 545, 552 (2008) (citations omitted). However, this obligation “does not require the Board to assume the impossible task of inventing and rejecting every conceivable argument in order to produce a valid decision.”</w:t>
+      </w:r>
+      <w:r>
+        <w:t xml:space="preserve"> </w:t>
+      </w:r>
+      <w:r>
+        <w:rPr>
+          <w:i/>
+          <w:iCs/>
+        </w:rPr>
+        <w:t xml:space="preserve">Id.</w:t>
+      </w:r>
+      <w:r>
+        <w:t xml:space="preserve"> </w:t>
+      </w:r>
+      <w:r>
+        <w:t xml:space="preserve">at 553. “[T]he Board is not required to conjure up issues that were not raised by the appellant.”</w:t>
+      </w:r>
+      <w:r>
+        <w:t xml:space="preserve"> </w:t>
+      </w:r>
+      <w:r>
+        <w:rPr>
+          <w:i/>
+          <w:iCs/>
+        </w:rPr>
+        <w:t xml:space="preserve">Brannon v. West</w:t>
+      </w:r>
+      <w:r>
+        <w:t xml:space="preserve">, 12 Vet.App. 32, 35 (1998) (citation omitted); see also</w:t>
+      </w:r>
+      <w:r>
+        <w:t xml:space="preserve"> </w:t>
+      </w:r>
+      <w:r>
+        <w:rPr>
+          <w:i/>
+          <w:iCs/>
+        </w:rPr>
+        <w:t xml:space="preserve">Sondel v. Brown</w:t>
+      </w:r>
+      <w:r>
+        <w:t xml:space="preserve">, 6 Vet.App. 218, 220 (1994) (when issue is not reasonably raised, Board is not required to “conduct an exercise in prognostication”).</w:t>
       </w:r>
     </w:p>
     <w:p>
@@ -898,7 +1098,7 @@
         <w:pStyle w:val="BodyText"/>
       </w:pPr>
       <w:r>
-        <w:t xml:space="preserve">Appellant’s June 1967 separation medical examination indicated a sitting blood pressure reading of 122/82. R. at 2629 (2628-29). The examiner noted that Appellant’s heart and vascular system were clinically normal. R. at 2628.</w:t>
+        <w:t xml:space="preserve">Appellant argues that the Board failed to address a claim for hypertension that was reasonably raised by the evidence in Appellant’s case. Appellant’s argument is flawed for at least four reasons: (1) Appellant relies upon medical authorities that were not part of the record before the Board, (2) Appellant’s theory is contrary to the medical evidence of record, (3) an isolated blood pressure reading is not clinically significant, and (4) the Board is not required to analyze all medical test results in the record that might be elevated, but not abnormal, to conjure up issues that were not raised by a claimant.</w:t>
       </w:r>
     </w:p>
     <w:p>
@@ -906,7 +1106,33 @@
         <w:pStyle w:val="BodyText"/>
       </w:pPr>
       <w:r>
-        <w:t xml:space="preserve">In December 2004, thirty-seven years after his separation from service, Appellant underwent a cardiolite stress test at the Armstrong County Memorial Hospital. R. at 2332-33. The test report indicated that Appellant was admitted to the hospital with atrial fibrillation but “no prior history of cardiac problems.” R. at 2332. The test results “did not show any changes suggestive of ischemia.” R. at 2333.</w:t>
+        <w:t xml:space="preserve">First, Appellant improperly relies upon medical authorities that were not part of the record before the Board. The NAS report and the Merck Manual were not before the Board in November 2018. R. at 4-12. Therefore, this Court should decline to entertain Appellant’s argument relying on these documents. See</w:t>
+      </w:r>
+      <w:r>
+        <w:t xml:space="preserve"> </w:t>
+      </w:r>
+      <w:r>
+        <w:rPr>
+          <w:i/>
+          <w:iCs/>
+        </w:rPr>
+        <w:t xml:space="preserve">Euzebio v. Wilkie</w:t>
+      </w:r>
+      <w:r>
+        <w:t xml:space="preserve">, No. 17-2879, 2019 U.S. App. Vet. Claims LEXIS 1476 (Aug. 22, 2019) (finding NAS reports were not constructively before the Board); 38 U.S.C. § 7252(b);</w:t>
+      </w:r>
+      <w:r>
+        <w:t xml:space="preserve"> </w:t>
+      </w:r>
+      <w:r>
+        <w:rPr>
+          <w:i/>
+          <w:iCs/>
+        </w:rPr>
+        <w:t xml:space="preserve">Rogozinski v. Derwinski</w:t>
+      </w:r>
+      <w:r>
+        <w:t xml:space="preserve">, 1 Vet.App. 19, 19 (1990) (holding that review in this Court shall be on the record of proceedings before the Secretary and the Board).</w:t>
       </w:r>
     </w:p>
     <w:p>
@@ -914,306 +1140,81 @@
         <w:pStyle w:val="BodyText"/>
       </w:pPr>
       <w:r>
-        <w:t xml:space="preserve">Appellant’s VA medical records indicate an onset of benign hypertension in 2004. R. at 2433 (2432-34).</w:t>
-      </w:r>
-    </w:p>
-    <w:bookmarkEnd w:id="21"/>
-    <w:bookmarkStart w:id="22" w:name="summary-of-the-argument"/>
+        <w:t xml:space="preserve">Second, Appellant’s theory is contrary to the medical evidence of record. The Board noted that Appellant has a history of hypertension. R. at 9. However, the Board did not analyze a service connection claim for hypertension because there was no assertion or record evidence that Appellant’s hypertension was related to his service. The pertinent medical evidence of record indicated that Appellant’s hypertension is not related to his service: Appellant’s July 1964 entrance medical examination and June 1967 separation medical examination each indicated that Appellant’s heart and vascular system were clinically normal, and Appellant’s VA medical records indicate an onset of benign hypertension in 2004, thirty-seven years after Appellant’s separation from service. R. at 2433.</w:t>
+      </w:r>
+    </w:p>
+    <w:p>
+      <w:pPr>
+        <w:pStyle w:val="BodyText"/>
+      </w:pPr>
+      <w:r>
+        <w:t xml:space="preserve">Third, an isolated blood pressure reading is not clinically significant. It is VA’s policy to accept a hypertension diagnosis only on the basis of “readings taken two or more times [per day] on at least three different days.” See</w:t>
+      </w:r>
+      <w:r>
+        <w:t xml:space="preserve"> </w:t>
+      </w:r>
+      <w:r>
+        <w:rPr>
+          <w:i/>
+          <w:iCs/>
+        </w:rPr>
+        <w:t xml:space="preserve">Gill v. Shinseki</w:t>
+      </w:r>
+      <w:r>
+        <w:t xml:space="preserve">, 26 Vet.App. 386, 390 (2013) (“Note (1) . . . states that hypertension must be confirmed by at least two blood pressure readings taken over several days”). This is consistent with the examiner’s conclusion that Appellant’s heart and vascular system were clinically normal in June 1967 and the medical conclusion that the onset of Appellant’s hypertension was in 2004, thirty-seven years after his separation from service. R. at 2628.</w:t>
+      </w:r>
+    </w:p>
+    <w:p>
+      <w:pPr>
+        <w:pStyle w:val="BodyText"/>
+      </w:pPr>
+      <w:r>
+        <w:t xml:space="preserve">Fourth, the Board is not required to analyze all medical test results in the record that might be elevated, but not abnormal, to conjure up issues that were not raised by a claimant. This view of the function of the Board is incorrect. Although it was common in the past for the Board to use its own medical judgment, this Court ended that practice in</w:t>
+      </w:r>
+      <w:r>
+        <w:t xml:space="preserve"> </w:t>
+      </w:r>
+      <w:r>
+        <w:rPr>
+          <w:i/>
+          <w:iCs/>
+        </w:rPr>
+        <w:t xml:space="preserve">Colvin v. Derwinski</w:t>
+      </w:r>
+      <w:r>
+        <w:t xml:space="preserve">, 1 Vet.App. 171, 172 (1991), and</w:t>
+      </w:r>
+      <w:r>
+        <w:t xml:space="preserve"> </w:t>
+      </w:r>
+      <w:r>
+        <w:rPr>
+          <w:i/>
+          <w:iCs/>
+        </w:rPr>
+        <w:t xml:space="preserve">Hime v. McDonald</w:t>
+      </w:r>
+      <w:r>
+        <w:t xml:space="preserve">, 28 Vet.App. 1, 5-6 (2016).</w:t>
+      </w:r>
+    </w:p>
+    <w:p>
+      <w:pPr>
+        <w:pStyle w:val="BodyText"/>
+      </w:pPr>
+      <w:r>
+        <w:t xml:space="preserve">Given the evidence before the Board in this case, a claim of service connection for hypertension was not reasonably raised by the record.</w:t>
+      </w:r>
+    </w:p>
     <w:p>
       <w:pPr>
         <w:pStyle w:val="Heading1"/>
       </w:pPr>
-      <w:r>
-        <w:t xml:space="preserve">Summary of the Argument</w:t>
-      </w:r>
-    </w:p>
-    <w:p>
-      <w:pPr>
-        <w:pStyle w:val="FirstParagraph"/>
-      </w:pPr>
-      <w:r>
-        <w:t xml:space="preserve">The issue of entitlement to service connection for hypertension was not reasonably raised by the record because the medical evidence indicated that Appellant’s heart and vascular system were clinically normal in service and Appellant’s hypertension was first diagnosed thirty-seven years after his separation from service.</w:t>
-      </w:r>
-    </w:p>
-    <w:bookmarkEnd w:id="22"/>
-    <w:bookmarkStart w:id="23" w:name="argument"/>
-    <w:p>
-      <w:pPr>
-        <w:pStyle w:val="Heading1"/>
-      </w:pPr>
-      <w:r>
-        <w:t xml:space="preserve">Argument</w:t>
-      </w:r>
-    </w:p>
-    <w:p>
-      <w:pPr>
-        <w:pStyle w:val="Point"/>
-      </w:pPr>
-      <w:r>
-        <w:t xml:space="preserve">I. Standard of Review</w:t>
-      </w:r>
-    </w:p>
-    <w:p>
-      <w:pPr>
-        <w:pStyle w:val="BodyText"/>
-      </w:pPr>
-      <w:r>
-        <w:t xml:space="preserve">“Whether an issue is reasonably raised by the record is essentially a question of fact, subject to the ‘clearly erroneous’ standard of review.”</w:t>
-      </w:r>
-      <w:r>
-        <w:t xml:space="preserve"> </w:t>
-      </w:r>
-      <w:r>
-        <w:rPr>
-          <w:i/>
-          <w:iCs/>
-        </w:rPr>
-        <w:t xml:space="preserve">Lynch v. Wilkie</w:t>
-      </w:r>
-      <w:r>
-        <w:t xml:space="preserve">, 30 Vet.App. 296, 304 (2018) (citations omitted). “A finding is ‘clearly erroneous’ when although there is evidence to support it, the reviewing court on the entire evidence is left with the definite and firm conviction that a mistake has been committed.”</w:t>
-      </w:r>
-      <w:r>
-        <w:t xml:space="preserve"> </w:t>
-      </w:r>
-      <w:r>
-        <w:rPr>
-          <w:i/>
-          <w:iCs/>
-        </w:rPr>
-        <w:t xml:space="preserve">Gilbert v. Derwinski</w:t>
-      </w:r>
-      <w:r>
-        <w:t xml:space="preserve">, 1 Vet.App. 49, 52 (1990) (citation omitted).</w:t>
-      </w:r>
-    </w:p>
-    <w:p>
-      <w:pPr>
-        <w:pStyle w:val="BodyText"/>
-      </w:pPr>
-      <w:r>
-        <w:t xml:space="preserve">If the factfinder’s account of the evidence is plausible in light of the record viewed in its entirety, the reviewing court may not reverse it even though convinced that had it been sitting as the trier of fact, it would have weighed the evidence differently.</w:t>
-      </w:r>
-      <w:r>
-        <w:t xml:space="preserve"> </w:t>
-      </w:r>
-      <w:r>
-        <w:rPr>
-          <w:i/>
-          <w:iCs/>
-        </w:rPr>
-        <w:t xml:space="preserve">Id.</w:t>
-      </w:r>
-      <w:r>
-        <w:t xml:space="preserve"> </w:t>
-      </w:r>
-      <w:r>
-        <w:t xml:space="preserve">Where there are two permissible views of the evidence, the factfinder’s choice between them cannot be clearly erroneous.</w:t>
-      </w:r>
-      <w:r>
-        <w:t xml:space="preserve"> </w:t>
-      </w:r>
-      <w:r>
-        <w:rPr>
-          <w:i/>
-          <w:iCs/>
-        </w:rPr>
-        <w:t xml:space="preserve">Id.</w:t>
-      </w:r>
-    </w:p>
-    <w:p>
-      <w:pPr>
-        <w:pStyle w:val="Point"/>
-      </w:pPr>
-      <w:r>
-        <w:t xml:space="preserve">II. The Board did not fail to address a reasonably raised theory.</w:t>
-      </w:r>
-    </w:p>
-    <w:p>
-      <w:pPr>
-        <w:pStyle w:val="BodyText"/>
-      </w:pPr>
-      <w:r>
-        <w:t xml:space="preserve">The Board is required to consider all issues raised either by the claimant or by the evidence of record.</w:t>
-      </w:r>
-      <w:r>
-        <w:t xml:space="preserve"> </w:t>
-      </w:r>
-      <w:r>
-        <w:rPr>
-          <w:i/>
-          <w:iCs/>
-        </w:rPr>
-        <w:t xml:space="preserve">Robinson v. Peake</w:t>
-      </w:r>
-      <w:r>
-        <w:t xml:space="preserve">, 21 Vet.App. 545, 552 (2008) (citations omitted). However, this obligation “does not require the Board to assume the impossible task of inventing and rejecting every conceivable argument in order to produce a valid decision.”</w:t>
-      </w:r>
-      <w:r>
-        <w:t xml:space="preserve"> </w:t>
-      </w:r>
-      <w:r>
-        <w:rPr>
-          <w:i/>
-          <w:iCs/>
-        </w:rPr>
-        <w:t xml:space="preserve">Id.</w:t>
-      </w:r>
-      <w:r>
-        <w:t xml:space="preserve"> </w:t>
-      </w:r>
-      <w:r>
-        <w:t xml:space="preserve">at 553. “[T]he Board is not required to conjure up issues that were not raised by the appellant.”</w:t>
-      </w:r>
-      <w:r>
-        <w:t xml:space="preserve"> </w:t>
-      </w:r>
-      <w:r>
-        <w:rPr>
-          <w:i/>
-          <w:iCs/>
-        </w:rPr>
-        <w:t xml:space="preserve">Brannon v. West</w:t>
-      </w:r>
-      <w:r>
-        <w:t xml:space="preserve">, 12 Vet.App. 32, 35 (1998) (citation omitted); see also</w:t>
-      </w:r>
-      <w:r>
-        <w:t xml:space="preserve"> </w:t>
-      </w:r>
-      <w:r>
-        <w:rPr>
-          <w:i/>
-          <w:iCs/>
-        </w:rPr>
-        <w:t xml:space="preserve">Sondel v. Brown</w:t>
-      </w:r>
-      <w:r>
-        <w:t xml:space="preserve">, 6 Vet.App. 218, 220 (1994) (when issue is not reasonably raised, Board is not required to “conduct an exercise in prognostication”).</w:t>
-      </w:r>
-    </w:p>
-    <w:p>
-      <w:pPr>
-        <w:pStyle w:val="BodyText"/>
-      </w:pPr>
-      <w:r>
-        <w:t xml:space="preserve">Appellant argues that the Board failed to address a claim for hypertension that was reasonably raised by the evidence in Appellant’s case. Appellant’s argument is flawed for at least four reasons: (1) Appellant relies upon medical authorities that were not part of the record before the Board, (2) Appellant’s theory is contrary to the medical evidence of record, (3) an isolated blood pressure reading is not clinically significant, and (4) the Board is not required to analyze all medical test results in the record that might be elevated, but not abnormal, to conjure up issues that were not raised by a claimant.</w:t>
-      </w:r>
-    </w:p>
-    <w:p>
-      <w:pPr>
-        <w:pStyle w:val="BodyText"/>
-      </w:pPr>
-      <w:r>
-        <w:t xml:space="preserve">First, Appellant improperly relies upon medical authorities that were not part of the record before the Board. The NAS report and the Merck Manual were not before the Board in November 2018. R. at 4-12. Therefore, this Court should decline to entertain Appellant’s argument relying on these documents. See</w:t>
-      </w:r>
-      <w:r>
-        <w:t xml:space="preserve"> </w:t>
-      </w:r>
-      <w:r>
-        <w:rPr>
-          <w:i/>
-          <w:iCs/>
-        </w:rPr>
-        <w:t xml:space="preserve">Euzebio v. Wilkie</w:t>
-      </w:r>
-      <w:r>
-        <w:t xml:space="preserve">, No. 17-2879, 2019 U.S. App. Vet. Claims LEXIS 1476 (Aug. 22, 2019) (finding NAS reports were not constructively before the Board); 38 U.S.C. § 7252(b);</w:t>
-      </w:r>
-      <w:r>
-        <w:t xml:space="preserve"> </w:t>
-      </w:r>
-      <w:r>
-        <w:rPr>
-          <w:i/>
-          <w:iCs/>
-        </w:rPr>
-        <w:t xml:space="preserve">Rogozinski v. Derwinski</w:t>
-      </w:r>
-      <w:r>
-        <w:t xml:space="preserve">, 1 Vet.App. 19, 19 (1990) (holding that review in this Court shall be on the record of proceedings before the Secretary and the Board).</w:t>
-      </w:r>
-    </w:p>
-    <w:p>
-      <w:pPr>
-        <w:pStyle w:val="BodyText"/>
-      </w:pPr>
-      <w:r>
-        <w:t xml:space="preserve">Second, Appellant’s theory is contrary to the medical evidence of record. The Board noted that Appellant has a history of hypertension. R. at 9. However, the Board did not analyze a service connection claim for hypertension because there was no assertion or record evidence that Appellant’s hypertension was related to his service. The pertinent medical evidence of record indicated that Appellant’s hypertension is not related to his service: Appellant’s July 1964 entrance medical examination and June 1967 separation medical examination each indicated that Appellant’s heart and vascular system were clinically normal, and Appellant’s VA medical records indicate an onset of benign hypertension in 2004, thirty-seven years after Appellant’s separation from service. R. at 2433.</w:t>
-      </w:r>
-    </w:p>
-    <w:p>
-      <w:pPr>
-        <w:pStyle w:val="BodyText"/>
-      </w:pPr>
-      <w:r>
-        <w:t xml:space="preserve">Third, an isolated blood pressure reading is not clinically significant. It is VA’s policy to accept a hypertension diagnosis only on the basis of “readings taken two or more times [per day] on at least three different days.” See</w:t>
-      </w:r>
-      <w:r>
-        <w:t xml:space="preserve"> </w:t>
-      </w:r>
-      <w:r>
-        <w:rPr>
-          <w:i/>
-          <w:iCs/>
-        </w:rPr>
-        <w:t xml:space="preserve">Gill v. Shinseki</w:t>
-      </w:r>
-      <w:r>
-        <w:t xml:space="preserve">, 26 Vet.App. 386, 390 (2013) (“Note (1) . . . states that hypertension must be confirmed by at least two blood pressure readings taken over several days”). This is consistent with the examiner’s conclusion that Appellant’s heart and vascular system were clinically normal in June 1967 and the medical conclusion that the onset of Appellant’s hypertension was in 2004, thirty-seven years after his separation from service. R. at 2628.</w:t>
-      </w:r>
-    </w:p>
-    <w:p>
-      <w:pPr>
-        <w:pStyle w:val="BodyText"/>
-      </w:pPr>
-      <w:r>
-        <w:t xml:space="preserve">Fourth, the Board is not required to analyze all medical test results in the record that might be elevated, but not abnormal, to conjure up issues that were not raised by a claimant. This view of the function of the Board is incorrect. Although it was common in the past for the Board to use its own medical judgment, this Court ended that practice in</w:t>
-      </w:r>
-      <w:r>
-        <w:t xml:space="preserve"> </w:t>
-      </w:r>
-      <w:r>
-        <w:rPr>
-          <w:i/>
-          <w:iCs/>
-        </w:rPr>
-        <w:t xml:space="preserve">Colvin v. Derwinski</w:t>
-      </w:r>
-      <w:r>
-        <w:t xml:space="preserve">, 1 Vet.App. 171, 172 (1991), and</w:t>
-      </w:r>
-      <w:r>
-        <w:t xml:space="preserve"> </w:t>
-      </w:r>
-      <w:r>
-        <w:rPr>
-          <w:i/>
-          <w:iCs/>
-        </w:rPr>
-        <w:t xml:space="preserve">Hime v. McDonald</w:t>
-      </w:r>
-      <w:r>
-        <w:t xml:space="preserve">, 28 Vet.App. 1, 5-6 (2016).</w:t>
-      </w:r>
-    </w:p>
-    <w:p>
-      <w:pPr>
-        <w:pStyle w:val="BodyText"/>
-      </w:pPr>
-      <w:r>
-        <w:t xml:space="preserve">Given the evidence before the Board in this case, a claim of service connection for hypertension was not reasonably raised by the record.</w:t>
-      </w:r>
-    </w:p>
-    <w:bookmarkEnd w:id="23"/>
-    <w:bookmarkStart w:id="24" w:name="conclusion"/>
-    <w:p>
-      <w:pPr>
-        <w:pStyle w:val="Heading1"/>
-      </w:pPr>
+      <w:bookmarkStart w:id="13" w:name="_conclusion"/>
       <w:r>
         <w:t xml:space="preserve">Conclusion</w:t>
       </w:r>
+      <w:bookmarkEnd w:id="13"/>
     </w:p>
     <w:p>
       <w:pPr>
@@ -1355,7 +1356,7 @@
       <w:pPr>
         <w:spacing w:before="0" w:after="0" w:line="20" w:lineRule="exact"/>
         <w:sectPr>
-          <w:footerReference w:type="default" r:id="rIdFooter1"/>
+          <w:footerReference w:type="default" r:id="rIdFtrPage"/>
           <w:pgSz w:w="12240" w:h="15840"/>
           <w:pgMar w:top="1440" w:right="1440" w:bottom="1440" w:left="1440" w:header="720" w:footer="432" w:gutter="0"/>
           <w:pgNumType w:fmt="decimal" w:start="1"/>
@@ -1372,7 +1373,7 @@
     </w:p>
     <w:p>
       <w:pPr>
-        <w:pStyle w:val="BodyText"/>
+        <w:pStyle w:val="FirstParagraph"/>
       </w:pPr>
       <w:r>
         <w:t xml:space="preserve">I certify that on November 18, 2019, I filed the foregoing Brief of Appellee Secretary of Veterans Affairs with the Clerk of the Court and served it on counsel for the other party by the Court’s electronic filing system.</w:t>
@@ -1394,14 +1395,13 @@
         <w:t xml:space="preserve">MARK J. HAMEL</w:t>
       </w:r>
     </w:p>
-    <w:bookmarkEnd w:id="24"/>
     <w:sectPr>
-      <w:footerReference r:id="rId9" w:type="default"/>
+      <w:footerReference w:type="default" r:id="rIdFtrPage"/>
       <w:footnotePr>
         <w:numRestart w:val="eachSect"/>
       </w:footnotePr>
-      <w:pgSz w:h="15840" w:w="12240"/>
-      <w:pgMar w:bottom="1440" w:footer="432" w:gutter="0" w:header="720" w:left="1440" w:right="1440" w:top="1440"/>
+      <w:pgSz w:w="12240" w:h="15840"/>
+      <w:pgMar w:top="1440" w:right="1440" w:bottom="1440" w:left="1440" w:header="720" w:footer="432" w:gutter="0"/>
       <w:pgNumType w:fmt="lowerRoman" w:start="1"/>
     </w:sectPr>
   </w:body>
@@ -1466,6 +1466,72 @@
 </w:footnotes>
 </file>
 
+<file path=word/ftr-add.xml><?xml version="1.0" encoding="utf-8"?>
+<w:ftr xmlns:w="http://schemas.openxmlformats.org/wordprocessingml/2006/main" xmlns:r="http://schemas.openxmlformats.org/officeDocument/2006/relationships">
+  <w:p>
+    <w:pPr>
+      <w:spacing w:before="0" w:after="0"/>
+      <w:jc w:val="center"/>
+    </w:pPr>
+    <w:r>
+      <w:t>Add-</w:t>
+    </w:r>
+    <w:r>
+      <w:fldChar w:fldCharType="begin"/>
+    </w:r>
+    <w:r>
+      <w:instrText xml:space="preserve"> PAGE </w:instrText>
+    </w:r>
+    <w:r>
+      <w:fldChar w:fldCharType="separate"/>
+    </w:r>
+    <w:r>
+      <w:t>1</w:t>
+    </w:r>
+    <w:r>
+      <w:fldChar w:fldCharType="end"/>
+    </w:r>
+  </w:p>
+</w:ftr>
+</file>
+
+<file path=word/ftr-none.xml><?xml version="1.0" encoding="utf-8"?>
+<w:ftr xmlns:w="http://schemas.openxmlformats.org/wordprocessingml/2006/main" xmlns:r="http://schemas.openxmlformats.org/officeDocument/2006/relationships">
+  <w:p>
+    <w:pPr>
+      <w:spacing w:before="0" w:after="0"/>
+      <w:jc w:val="center"/>
+    </w:pPr>
+  </w:p>
+</w:ftr>
+</file>
+
+<file path=word/ftr-page.xml><?xml version="1.0" encoding="utf-8"?>
+<w:ftr xmlns:w="http://schemas.openxmlformats.org/wordprocessingml/2006/main" xmlns:r="http://schemas.openxmlformats.org/officeDocument/2006/relationships">
+  <w:p>
+    <w:pPr>
+      <w:spacing w:before="0" w:after="0"/>
+      <w:jc w:val="center"/>
+    </w:pPr>
+    <w:r>
+      <w:fldChar w:fldCharType="begin"/>
+    </w:r>
+    <w:r>
+      <w:instrText xml:space="preserve"> PAGE </w:instrText>
+    </w:r>
+    <w:r>
+      <w:fldChar w:fldCharType="separate"/>
+    </w:r>
+    <w:r>
+      <w:t>1</w:t>
+    </w:r>
+    <w:r>
+      <w:fldChar w:fldCharType="end"/>
+    </w:r>
+  </w:p>
+</w:ftr>
+</file>
+
 <file path=word/numbering.xml><?xml version="1.0" encoding="utf-8"?>
 <w:numbering xmlns:w="http://schemas.openxmlformats.org/wordprocessingml/2006/main">
   <w:abstractNum w:abstractNumId="990">
@@ -1555,10 +1621,10 @@
   <w:docDefaults>
     <w:rPrDefault>
       <w:rPr>
-        <w:rFonts w:ascii="EB Garamond" w:cs="EB Garamond" w:eastAsia="EB Garamond" w:hAnsi="EB Garamond"/>
+        <w:rFonts w:ascii="EB Garamond" w:hAnsi="EB Garamond" w:eastAsia="EB Garamond" w:cs="EB Garamond"/>
         <w:sz w:val="28"/>
         <w:szCs w:val="28"/>
-        <w:lang w:bidi="ar-SA" w:eastAsia="en-US" w:val="en-US"/>
+        <w:lang w:val="en-US" w:eastAsia="en-US" w:bidi="ar-SA"/>
       </w:rPr>
     </w:rPrDefault>
     <w:pPrDefault>
@@ -1567,36 +1633,36 @@
       </w:pPr>
     </w:pPrDefault>
   </w:docDefaults>
-  <w:latentStyles w:count="276" w:defLockedState="0" w:defQFormat="0" w:defSemiHidden="0" w:defUIPriority="0" w:defUnhideWhenUsed="0"/>
-  <w:style w:default="1" w:styleId="Normal" w:type="paragraph">
+  <w:latentStyles w:defLockedState="0" w:defUIPriority="0" w:defSemiHidden="0" w:defUnhideWhenUsed="0" w:defQFormat="0" w:count="276"/>
+  <w:style w:type="paragraph" w:default="1" w:styleId="Normal">
     <w:name w:val="Normal"/>
     <w:qFormat/>
   </w:style>
-  <w:style w:styleId="BodyText" w:type="paragraph">
+  <w:style w:type="paragraph" w:styleId="BodyText">
     <w:name w:val="Body Text"/>
     <w:basedOn w:val="Normal"/>
     <w:link w:val="BodyTextChar"/>
     <w:qFormat/>
     <w:pPr>
-      <w:spacing w:after="0" w:before="0" w:line="629" w:lineRule="exact"/>
+      <w:spacing w:before="0" w:after="0" w:line="629" w:lineRule="exact"/>
       <w:ind w:firstLine="720"/>
     </w:pPr>
   </w:style>
-  <w:style w:customStyle="1" w:styleId="FirstParagraph" w:type="paragraph">
+  <w:style w:type="paragraph" w:customStyle="1" w:styleId="FirstParagraph">
     <w:name w:val="First Paragraph"/>
     <w:basedOn w:val="BodyText"/>
     <w:next w:val="BodyText"/>
     <w:qFormat/>
   </w:style>
-  <w:style w:customStyle="1" w:styleId="Compact" w:type="paragraph">
+  <w:style w:type="paragraph" w:customStyle="1" w:styleId="Compact">
     <w:name w:val="Compact"/>
     <w:basedOn w:val="BodyText"/>
     <w:qFormat/>
     <w:pPr>
-      <w:spacing w:after="36" w:before="36"/>
-    </w:pPr>
-  </w:style>
-  <w:style w:styleId="Title" w:type="paragraph">
+      <w:spacing w:before="36" w:after="36"/>
+    </w:pPr>
+  </w:style>
+  <w:style w:type="paragraph" w:styleId="Title">
     <w:name w:val="Title"/>
     <w:basedOn w:val="Normal"/>
     <w:next w:val="BodyText"/>
@@ -1610,24 +1676,24 @@
       <w:jc w:val="center"/>
     </w:pPr>
     <w:rPr>
-      <w:rFonts w:asciiTheme="majorHAnsi" w:cstheme="majorBidi" w:eastAsiaTheme="majorEastAsia" w:hAnsiTheme="majorHAnsi"/>
+      <w:rFonts w:asciiTheme="majorHAnsi" w:eastAsiaTheme="majorEastAsia" w:hAnsiTheme="majorHAnsi" w:cstheme="majorBidi"/>
       <w:sz w:val="56"/>
       <w:szCs w:val="56"/>
     </w:rPr>
   </w:style>
-  <w:style w:customStyle="1" w:styleId="TitleChar" w:type="character">
+  <w:style w:type="character" w:customStyle="1" w:styleId="TitleChar">
     <w:name w:val="Title Char"/>
     <w:basedOn w:val="DefaultParagraphFont"/>
     <w:link w:val="Title"/>
     <w:uiPriority w:val="10"/>
     <w:rsid w:val="00A10FD9"/>
     <w:rPr>
-      <w:rFonts w:asciiTheme="majorHAnsi" w:cstheme="majorBidi" w:eastAsiaTheme="majorEastAsia" w:hAnsiTheme="majorHAnsi"/>
+      <w:rFonts w:asciiTheme="majorHAnsi" w:eastAsiaTheme="majorEastAsia" w:hAnsiTheme="majorHAnsi" w:cstheme="majorBidi"/>
       <w:sz w:val="56"/>
       <w:szCs w:val="56"/>
     </w:rPr>
   </w:style>
-  <w:style w:styleId="Subtitle" w:type="paragraph">
+  <w:style w:type="paragraph" w:styleId="Subtitle">
     <w:name w:val="Subtitle"/>
     <w:basedOn w:val="Title"/>
     <w:next w:val="BodyText"/>
@@ -1641,27 +1707,27 @@
       </w:numPr>
     </w:pPr>
     <w:rPr>
-      <w:rFonts w:cstheme="majorBidi" w:eastAsiaTheme="majorEastAsia"/>
+      <w:rFonts w:eastAsiaTheme="majorEastAsia" w:cstheme="majorBidi"/>
       <w:spacing w:val="15"/>
       <w:sz w:val="28"/>
       <w:szCs w:val="28"/>
     </w:rPr>
   </w:style>
-  <w:style w:customStyle="1" w:styleId="SubtitleChar" w:type="character">
+  <w:style w:type="character" w:customStyle="1" w:styleId="SubtitleChar">
     <w:name w:val="Subtitle Char"/>
     <w:basedOn w:val="DefaultParagraphFont"/>
     <w:link w:val="Subtitle"/>
     <w:uiPriority w:val="11"/>
     <w:rsid w:val="00A10FD9"/>
     <w:rPr>
-      <w:rFonts w:cstheme="majorBidi" w:eastAsiaTheme="majorEastAsia"/>
-      <w:color w:themeColor="text1" w:themeTint="A6" w:val="595959"/>
+      <w:rFonts w:eastAsiaTheme="majorEastAsia" w:cstheme="majorBidi"/>
+      <w:color w:val="595959" w:themeColor="text1" w:themeTint="A6"/>
       <w:spacing w:val="15"/>
       <w:sz w:val="28"/>
       <w:szCs w:val="28"/>
     </w:rPr>
   </w:style>
-  <w:style w:customStyle="1" w:styleId="Author" w:type="paragraph">
+  <w:style w:type="paragraph" w:customStyle="1" w:styleId="Author">
     <w:name w:val="Author"/>
     <w:basedOn w:val="Title"/>
     <w:next w:val="BodyText"/>
@@ -1675,7 +1741,7 @@
       <w:szCs w:val="24"/>
     </w:rPr>
   </w:style>
-  <w:style w:styleId="Date" w:type="paragraph">
+  <w:style w:type="paragraph" w:styleId="Date">
     <w:name w:val="Date"/>
     <w:basedOn w:val="Title"/>
     <w:next w:val="BodyText"/>
@@ -1689,7 +1755,7 @@
       <w:szCs w:val="24"/>
     </w:rPr>
   </w:style>
-  <w:style w:customStyle="1" w:styleId="AbstractTitle" w:type="paragraph">
+  <w:style w:type="paragraph" w:customStyle="1" w:styleId="AbstractTitle">
     <w:name w:val="Abstract Title"/>
     <w:basedOn w:val="Normal"/>
     <w:next w:val="Abstract"/>
@@ -1697,7 +1763,7 @@
     <w:pPr>
       <w:keepNext/>
       <w:keepLines/>
-      <w:spacing w:after="0" w:before="300"/>
+      <w:spacing w:before="300" w:after="0"/>
       <w:jc w:val="center"/>
     </w:pPr>
     <w:rPr>
@@ -1706,7 +1772,7 @@
       <w:szCs w:val="20"/>
     </w:rPr>
   </w:style>
-  <w:style w:customStyle="1" w:styleId="Abstract" w:type="paragraph">
+  <w:style w:type="paragraph" w:customStyle="1" w:styleId="Abstract">
     <w:name w:val="Abstract"/>
     <w:basedOn w:val="Normal"/>
     <w:next w:val="BodyText"/>
@@ -1714,14 +1780,14 @@
     <w:pPr>
       <w:keepNext/>
       <w:keepLines/>
-      <w:spacing w:after="300" w:before="100"/>
+      <w:spacing w:before="100" w:after="300"/>
     </w:pPr>
     <w:rPr>
       <w:sz w:val="20"/>
       <w:szCs w:val="20"/>
     </w:rPr>
   </w:style>
-  <w:style w:styleId="Bibliography" w:type="paragraph">
+  <w:style w:type="paragraph" w:styleId="Bibliography">
     <w:name w:val="Bibliography"/>
     <w:basedOn w:val="Normal"/>
     <w:next w:val="Bibliography"/>
@@ -1729,7 +1795,7 @@
     <w:pPr/>
     <w:rPr/>
   </w:style>
-  <w:style w:styleId="Heading1" w:type="paragraph">
+  <w:style w:type="paragraph" w:styleId="Heading1">
     <w:name w:val="heading 1"/>
     <w:basedOn w:val="Normal"/>
     <w:next w:val="BodyText"/>
@@ -1740,13 +1806,13 @@
     <w:pPr>
       <w:keepNext/>
       <w:keepLines/>
-      <w:spacing w:after="120" w:before="240" w:line="240" w:lineRule="auto"/>
+      <w:spacing w:before="240" w:after="120" w:line="240" w:lineRule="auto"/>
       <w:ind w:firstLine="0"/>
       <w:jc w:val="center"/>
       <w:outlineLvl w:val="0"/>
     </w:pPr>
     <w:rPr>
-      <w:rFonts w:ascii="EB Garamond" w:cs="EB Garamond" w:eastAsia="EB Garamond" w:hAnsi="EB Garamond"/>
+      <w:rFonts w:ascii="EB Garamond" w:hAnsi="EB Garamond" w:eastAsia="EB Garamond" w:cs="EB Garamond"/>
       <w:b/>
       <w:bCs/>
       <w:caps/>
@@ -1755,7 +1821,7 @@
       <w:szCs w:val="28"/>
     </w:rPr>
   </w:style>
-  <w:style w:styleId="Heading2" w:type="paragraph">
+  <w:style w:type="paragraph" w:styleId="Heading2">
     <w:name w:val="heading 2"/>
     <w:basedOn w:val="Normal"/>
     <w:next w:val="BodyText"/>
@@ -1768,12 +1834,12 @@
     <w:pPr>
       <w:keepNext/>
       <w:keepLines/>
-      <w:spacing w:after="120" w:before="240" w:line="240" w:lineRule="auto"/>
+      <w:spacing w:before="240" w:after="120" w:line="240" w:lineRule="auto"/>
       <w:ind w:firstLine="0"/>
       <w:outlineLvl w:val="1"/>
     </w:pPr>
     <w:rPr>
-      <w:rFonts w:ascii="EB Garamond" w:cs="EB Garamond" w:eastAsia="EB Garamond" w:hAnsi="EB Garamond"/>
+      <w:rFonts w:ascii="EB Garamond" w:hAnsi="EB Garamond" w:eastAsia="EB Garamond" w:cs="EB Garamond"/>
       <w:b/>
       <w:bCs/>
       <w:color w:val="000000"/>
@@ -1781,7 +1847,7 @@
       <w:szCs w:val="28"/>
     </w:rPr>
   </w:style>
-  <w:style w:styleId="Heading3" w:type="paragraph">
+  <w:style w:type="paragraph" w:styleId="Heading3">
     <w:name w:val="heading 3"/>
     <w:basedOn w:val="Normal"/>
     <w:next w:val="BodyText"/>
@@ -1794,12 +1860,12 @@
     <w:pPr>
       <w:keepNext/>
       <w:keepLines/>
-      <w:spacing w:after="120" w:before="240" w:line="240" w:lineRule="auto"/>
+      <w:spacing w:before="240" w:after="120" w:line="240" w:lineRule="auto"/>
       <w:ind w:firstLine="0"/>
       <w:outlineLvl w:val="2"/>
     </w:pPr>
     <w:rPr>
-      <w:rFonts w:ascii="EB Garamond" w:cs="EB Garamond" w:eastAsia="EB Garamond" w:hAnsi="EB Garamond"/>
+      <w:rFonts w:ascii="EB Garamond" w:hAnsi="EB Garamond" w:eastAsia="EB Garamond" w:cs="EB Garamond"/>
       <w:b/>
       <w:bCs/>
       <w:color w:val="000000"/>
@@ -1807,7 +1873,7 @@
       <w:szCs w:val="28"/>
     </w:rPr>
   </w:style>
-  <w:style w:styleId="Heading4" w:type="paragraph">
+  <w:style w:type="paragraph" w:styleId="Heading4">
     <w:name w:val="heading 4"/>
     <w:basedOn w:val="Normal"/>
     <w:next w:val="BodyText"/>
@@ -1820,12 +1886,12 @@
     <w:pPr>
       <w:keepNext/>
       <w:keepLines/>
-      <w:spacing w:after="120" w:before="240" w:line="240" w:lineRule="auto"/>
+      <w:spacing w:before="240" w:after="120" w:line="240" w:lineRule="auto"/>
       <w:ind w:firstLine="0"/>
       <w:outlineLvl w:val="3"/>
     </w:pPr>
     <w:rPr>
-      <w:rFonts w:ascii="EB Garamond" w:cs="EB Garamond" w:eastAsia="EB Garamond" w:hAnsi="EB Garamond"/>
+      <w:rFonts w:ascii="EB Garamond" w:hAnsi="EB Garamond" w:eastAsia="EB Garamond" w:cs="EB Garamond"/>
       <w:b/>
       <w:bCs/>
       <w:i/>
@@ -1834,7 +1900,7 @@
       <w:szCs w:val="28"/>
     </w:rPr>
   </w:style>
-  <w:style w:styleId="Heading5" w:type="paragraph">
+  <w:style w:type="paragraph" w:styleId="Heading5">
     <w:name w:val="heading 5"/>
     <w:basedOn w:val="Normal"/>
     <w:next w:val="BodyText"/>
@@ -1847,12 +1913,12 @@
     <w:pPr>
       <w:keepNext/>
       <w:keepLines/>
-      <w:spacing w:after="120" w:before="240" w:line="240" w:lineRule="auto"/>
+      <w:spacing w:before="240" w:after="120" w:line="240" w:lineRule="auto"/>
       <w:ind w:firstLine="0"/>
       <w:outlineLvl w:val="4"/>
     </w:pPr>
     <w:rPr>
-      <w:rFonts w:ascii="EB Garamond" w:cs="EB Garamond" w:eastAsia="EB Garamond" w:hAnsi="EB Garamond"/>
+      <w:rFonts w:ascii="EB Garamond" w:hAnsi="EB Garamond" w:eastAsia="EB Garamond" w:cs="EB Garamond"/>
       <w:b/>
       <w:bCs/>
       <w:i/>
@@ -1861,7 +1927,7 @@
       <w:szCs w:val="28"/>
     </w:rPr>
   </w:style>
-  <w:style w:styleId="Heading6" w:type="paragraph">
+  <w:style w:type="paragraph" w:styleId="Heading6">
     <w:name w:val="heading 6"/>
     <w:basedOn w:val="Normal"/>
     <w:next w:val="BodyText"/>
@@ -1874,17 +1940,17 @@
     <w:pPr>
       <w:keepNext/>
       <w:keepLines/>
-      <w:spacing w:after="0" w:before="40"/>
+      <w:spacing w:before="40" w:after="0"/>
       <w:outlineLvl w:val="5"/>
     </w:pPr>
     <w:rPr>
-      <w:rFonts w:cstheme="majorBidi" w:eastAsiaTheme="majorEastAsia"/>
+      <w:rFonts w:eastAsiaTheme="majorEastAsia" w:cstheme="majorBidi"/>
       <w:i/>
       <w:iCs/>
-      <w:color w:themeColor="text1" w:themeTint="A6" w:val="595959"/>
-    </w:rPr>
-  </w:style>
-  <w:style w:styleId="Heading7" w:type="paragraph">
+      <w:color w:val="595959" w:themeColor="text1" w:themeTint="A6"/>
+    </w:rPr>
+  </w:style>
+  <w:style w:type="paragraph" w:styleId="Heading7">
     <w:name w:val="heading 7"/>
     <w:basedOn w:val="Normal"/>
     <w:next w:val="BodyText"/>
@@ -1897,15 +1963,15 @@
     <w:pPr>
       <w:keepNext/>
       <w:keepLines/>
-      <w:spacing w:after="0" w:before="40"/>
+      <w:spacing w:before="40" w:after="0"/>
       <w:outlineLvl w:val="6"/>
     </w:pPr>
     <w:rPr>
-      <w:rFonts w:cstheme="majorBidi" w:eastAsiaTheme="majorEastAsia"/>
-      <w:color w:themeColor="text1" w:themeTint="A6" w:val="595959"/>
-    </w:rPr>
-  </w:style>
-  <w:style w:styleId="Heading8" w:type="paragraph">
+      <w:rFonts w:eastAsiaTheme="majorEastAsia" w:cstheme="majorBidi"/>
+      <w:color w:val="595959" w:themeColor="text1" w:themeTint="A6"/>
+    </w:rPr>
+  </w:style>
+  <w:style w:type="paragraph" w:styleId="Heading8">
     <w:name w:val="heading 8"/>
     <w:basedOn w:val="Normal"/>
     <w:next w:val="BodyText"/>
@@ -1922,13 +1988,13 @@
       <w:outlineLvl w:val="7"/>
     </w:pPr>
     <w:rPr>
-      <w:rFonts w:cstheme="majorBidi" w:eastAsiaTheme="majorEastAsia"/>
+      <w:rFonts w:eastAsiaTheme="majorEastAsia" w:cstheme="majorBidi"/>
       <w:i/>
       <w:iCs/>
-      <w:color w:themeColor="text1" w:themeTint="D8" w:val="272727"/>
-    </w:rPr>
-  </w:style>
-  <w:style w:styleId="Heading9" w:type="paragraph">
+      <w:color w:val="272727" w:themeColor="text1" w:themeTint="D8"/>
+    </w:rPr>
+  </w:style>
+  <w:style w:type="paragraph" w:styleId="Heading9">
     <w:name w:val="heading 9"/>
     <w:basedOn w:val="Normal"/>
     <w:next w:val="BodyText"/>
@@ -1945,24 +2011,24 @@
       <w:outlineLvl w:val="8"/>
     </w:pPr>
     <w:rPr>
-      <w:rFonts w:cstheme="majorBidi" w:eastAsiaTheme="majorEastAsia"/>
-      <w:color w:themeColor="text1" w:themeTint="D8" w:val="272727"/>
-    </w:rPr>
-  </w:style>
-  <w:style w:customStyle="1" w:styleId="Heading1Char" w:type="character">
+      <w:rFonts w:eastAsiaTheme="majorEastAsia" w:cstheme="majorBidi"/>
+      <w:color w:val="272727" w:themeColor="text1" w:themeTint="D8"/>
+    </w:rPr>
+  </w:style>
+  <w:style w:type="character" w:customStyle="1" w:styleId="Heading1Char">
     <w:name w:val="Heading 1 Char"/>
     <w:basedOn w:val="DefaultParagraphFont"/>
     <w:link w:val="Heading1"/>
     <w:uiPriority w:val="9"/>
     <w:rsid w:val="00A10FD9"/>
     <w:rPr>
-      <w:rFonts w:asciiTheme="majorHAnsi" w:cstheme="majorBidi" w:eastAsiaTheme="majorEastAsia" w:hAnsiTheme="majorHAnsi"/>
-      <w:color w:themeColor="accent1" w:themeShade="BF" w:val="0F4761"/>
+      <w:rFonts w:asciiTheme="majorHAnsi" w:eastAsiaTheme="majorEastAsia" w:hAnsiTheme="majorHAnsi" w:cstheme="majorBidi"/>
+      <w:color w:val="0F4761" w:themeColor="accent1" w:themeShade="BF"/>
       <w:sz w:val="40"/>
       <w:szCs w:val="40"/>
     </w:rPr>
   </w:style>
-  <w:style w:customStyle="1" w:styleId="Heading2Char" w:type="character">
+  <w:style w:type="character" w:customStyle="1" w:styleId="Heading2Char">
     <w:name w:val="Heading 2 Char"/>
     <w:basedOn w:val="DefaultParagraphFont"/>
     <w:link w:val="Heading2"/>
@@ -1970,13 +2036,13 @@
     <w:semiHidden/>
     <w:rsid w:val="00A10FD9"/>
     <w:rPr>
-      <w:rFonts w:asciiTheme="majorHAnsi" w:cstheme="majorBidi" w:eastAsiaTheme="majorEastAsia" w:hAnsiTheme="majorHAnsi"/>
-      <w:color w:themeColor="accent1" w:themeShade="BF" w:val="0F4761"/>
+      <w:rFonts w:asciiTheme="majorHAnsi" w:eastAsiaTheme="majorEastAsia" w:hAnsiTheme="majorHAnsi" w:cstheme="majorBidi"/>
+      <w:color w:val="0F4761" w:themeColor="accent1" w:themeShade="BF"/>
       <w:sz w:val="32"/>
       <w:szCs w:val="32"/>
     </w:rPr>
   </w:style>
-  <w:style w:customStyle="1" w:styleId="Heading3Char" w:type="character">
+  <w:style w:type="character" w:customStyle="1" w:styleId="Heading3Char">
     <w:name w:val="Heading 3 Char"/>
     <w:basedOn w:val="DefaultParagraphFont"/>
     <w:link w:val="Heading3"/>
@@ -1984,13 +2050,13 @@
     <w:semiHidden/>
     <w:rsid w:val="00A10FD9"/>
     <w:rPr>
-      <w:rFonts w:cstheme="majorBidi" w:eastAsiaTheme="majorEastAsia"/>
-      <w:color w:themeColor="accent1" w:themeShade="BF" w:val="0F4761"/>
+      <w:rFonts w:eastAsiaTheme="majorEastAsia" w:cstheme="majorBidi"/>
+      <w:color w:val="0F4761" w:themeColor="accent1" w:themeShade="BF"/>
       <w:sz w:val="28"/>
       <w:szCs w:val="28"/>
     </w:rPr>
   </w:style>
-  <w:style w:customStyle="1" w:styleId="Heading4Char" w:type="character">
+  <w:style w:type="character" w:customStyle="1" w:styleId="Heading4Char">
     <w:name w:val="Heading 4 Char"/>
     <w:basedOn w:val="DefaultParagraphFont"/>
     <w:link w:val="Heading4"/>
@@ -1998,13 +2064,13 @@
     <w:semiHidden/>
     <w:rsid w:val="00A10FD9"/>
     <w:rPr>
-      <w:rFonts w:cstheme="majorBidi" w:eastAsiaTheme="majorEastAsia"/>
+      <w:rFonts w:eastAsiaTheme="majorEastAsia" w:cstheme="majorBidi"/>
       <w:i/>
       <w:iCs/>
-      <w:color w:themeColor="accent1" w:themeShade="BF" w:val="0F4761"/>
-    </w:rPr>
-  </w:style>
-  <w:style w:customStyle="1" w:styleId="Heading5Char" w:type="character">
+      <w:color w:val="0F4761" w:themeColor="accent1" w:themeShade="BF"/>
+    </w:rPr>
+  </w:style>
+  <w:style w:type="character" w:customStyle="1" w:styleId="Heading5Char">
     <w:name w:val="Heading 5 Char"/>
     <w:basedOn w:val="DefaultParagraphFont"/>
     <w:link w:val="Heading5"/>
@@ -2012,11 +2078,11 @@
     <w:semiHidden/>
     <w:rsid w:val="00A10FD9"/>
     <w:rPr>
-      <w:rFonts w:cstheme="majorBidi" w:eastAsiaTheme="majorEastAsia"/>
-      <w:color w:themeColor="accent1" w:themeShade="BF" w:val="0F4761"/>
-    </w:rPr>
-  </w:style>
-  <w:style w:customStyle="1" w:styleId="Heading6Char" w:type="character">
+      <w:rFonts w:eastAsiaTheme="majorEastAsia" w:cstheme="majorBidi"/>
+      <w:color w:val="0F4761" w:themeColor="accent1" w:themeShade="BF"/>
+    </w:rPr>
+  </w:style>
+  <w:style w:type="character" w:customStyle="1" w:styleId="Heading6Char">
     <w:name w:val="Heading 6 Char"/>
     <w:basedOn w:val="DefaultParagraphFont"/>
     <w:link w:val="Heading6"/>
@@ -2024,13 +2090,13 @@
     <w:semiHidden/>
     <w:rsid w:val="00A10FD9"/>
     <w:rPr>
-      <w:rFonts w:cstheme="majorBidi" w:eastAsiaTheme="majorEastAsia"/>
+      <w:rFonts w:eastAsiaTheme="majorEastAsia" w:cstheme="majorBidi"/>
       <w:i/>
       <w:iCs/>
-      <w:color w:themeColor="text1" w:themeTint="A6" w:val="595959"/>
-    </w:rPr>
-  </w:style>
-  <w:style w:customStyle="1" w:styleId="Heading7Char" w:type="character">
+      <w:color w:val="595959" w:themeColor="text1" w:themeTint="A6"/>
+    </w:rPr>
+  </w:style>
+  <w:style w:type="character" w:customStyle="1" w:styleId="Heading7Char">
     <w:name w:val="Heading 7 Char"/>
     <w:basedOn w:val="DefaultParagraphFont"/>
     <w:link w:val="Heading7"/>
@@ -2038,11 +2104,11 @@
     <w:semiHidden/>
     <w:rsid w:val="00A10FD9"/>
     <w:rPr>
-      <w:rFonts w:cstheme="majorBidi" w:eastAsiaTheme="majorEastAsia"/>
-      <w:color w:themeColor="text1" w:themeTint="A6" w:val="595959"/>
-    </w:rPr>
-  </w:style>
-  <w:style w:customStyle="1" w:styleId="Heading8Char" w:type="character">
+      <w:rFonts w:eastAsiaTheme="majorEastAsia" w:cstheme="majorBidi"/>
+      <w:color w:val="595959" w:themeColor="text1" w:themeTint="A6"/>
+    </w:rPr>
+  </w:style>
+  <w:style w:type="character" w:customStyle="1" w:styleId="Heading8Char">
     <w:name w:val="Heading 8 Char"/>
     <w:basedOn w:val="DefaultParagraphFont"/>
     <w:link w:val="Heading8"/>
@@ -2050,13 +2116,13 @@
     <w:semiHidden/>
     <w:rsid w:val="00A10FD9"/>
     <w:rPr>
-      <w:rFonts w:cstheme="majorBidi" w:eastAsiaTheme="majorEastAsia"/>
+      <w:rFonts w:eastAsiaTheme="majorEastAsia" w:cstheme="majorBidi"/>
       <w:i/>
       <w:iCs/>
-      <w:color w:themeColor="text1" w:themeTint="D8" w:val="272727"/>
-    </w:rPr>
-  </w:style>
-  <w:style w:customStyle="1" w:styleId="Heading9Char" w:type="character">
+      <w:color w:val="272727" w:themeColor="text1" w:themeTint="D8"/>
+    </w:rPr>
+  </w:style>
+  <w:style w:type="character" w:customStyle="1" w:styleId="Heading9Char">
     <w:name w:val="Heading 9 Char"/>
     <w:basedOn w:val="DefaultParagraphFont"/>
     <w:link w:val="Heading9"/>
@@ -2064,11 +2130,11 @@
     <w:semiHidden/>
     <w:rsid w:val="00A10FD9"/>
     <w:rPr>
-      <w:rFonts w:cstheme="majorBidi" w:eastAsiaTheme="majorEastAsia"/>
-      <w:color w:themeColor="text1" w:themeTint="D8" w:val="272727"/>
-    </w:rPr>
-  </w:style>
-  <w:style w:styleId="BlockText" w:type="paragraph">
+      <w:rFonts w:eastAsiaTheme="majorEastAsia" w:cstheme="majorBidi"/>
+      <w:color w:val="272727" w:themeColor="text1" w:themeTint="D8"/>
+    </w:rPr>
+  </w:style>
+  <w:style w:type="paragraph" w:styleId="BlockText">
     <w:name w:val="Block Text"/>
     <w:basedOn w:val="BodyText"/>
     <w:next w:val="BodyText"/>
@@ -2076,11 +2142,11 @@
     <w:unhideWhenUsed/>
     <w:qFormat/>
     <w:pPr>
-      <w:spacing w:after="180" w:before="0" w:line="240" w:lineRule="auto"/>
+      <w:spacing w:before="0" w:after="180" w:line="240" w:lineRule="auto"/>
       <w:ind w:firstLine="0" w:left="720" w:right="720"/>
     </w:pPr>
   </w:style>
-  <w:style w:styleId="FootnoteText" w:type="paragraph">
+  <w:style w:type="paragraph" w:styleId="FootnoteText">
     <w:name w:val="Footnote Text"/>
     <w:basedOn w:val="Normal"/>
     <w:next w:val="FootnoteText"/>
@@ -2088,14 +2154,14 @@
     <w:unhideWhenUsed/>
     <w:qFormat/>
     <w:pPr>
-      <w:spacing w:after="120" w:before="0" w:line="240" w:lineRule="auto"/>
+      <w:spacing w:before="0" w:after="120" w:line="240" w:lineRule="auto"/>
     </w:pPr>
     <w:rPr>
       <w:sz w:val="28"/>
       <w:szCs w:val="28"/>
     </w:rPr>
   </w:style>
-  <w:style w:styleId="FootnoteBlockText" w:type="paragraph">
+  <w:style w:type="paragraph" w:styleId="FootnoteBlockText">
     <w:name w:val="Footnote Block Text"/>
     <w:basedOn w:val="FootnoteText"/>
     <w:next w:val="FootnoteText"/>
@@ -2103,34 +2169,34 @@
     <w:unhideWhenUsed/>
     <w:qFormat/>
     <w:pPr>
-      <w:spacing w:after="100" w:before="100"/>
+      <w:spacing w:before="100" w:after="100"/>
       <w:ind w:firstLine="0" w:left="480" w:right="480"/>
     </w:pPr>
   </w:style>
-  <w:style w:default="1" w:styleId="DefaultParagraphFont" w:type="character">
+  <w:style w:type="character" w:default="1" w:styleId="DefaultParagraphFont">
     <w:name w:val="Default Paragraph Font"/>
     <w:semiHidden/>
     <w:unhideWhenUsed/>
   </w:style>
-  <w:style w:default="1" w:styleId="Table" w:type="table">
+  <w:style w:type="table" w:default="1" w:styleId="Table">
     <w:name w:val="Table"/>
     <w:basedOn w:val="TableNormal"/>
     <w:semiHidden/>
     <w:unhideWhenUsed/>
     <w:qFormat/>
     <w:tblPr>
-      <w:tblInd w:type="dxa" w:w="0"/>
+      <w:tblInd w:w="0" w:type="dxa"/>
       <w:tblCellMar>
-        <w:top w:type="dxa" w:w="0"/>
-        <w:left w:type="dxa" w:w="108"/>
-        <w:bottom w:type="dxa" w:w="0"/>
-        <w:right w:type="dxa" w:w="108"/>
+        <w:top w:w="0" w:type="dxa"/>
+        <w:left w:w="108" w:type="dxa"/>
+        <w:bottom w:w="0" w:type="dxa"/>
+        <w:right w:w="108" w:type="dxa"/>
       </w:tblCellMar>
     </w:tblPr>
     <w:tblStylePr w:type="firstRow">
       <w:tblPr>
         <w:jc w:val="left"/>
-        <w:tblInd w:type="dxa" w:w="0"/>
+        <w:tblInd w:w="0" w:type="dxa"/>
       </w:tblPr>
       <w:trPr>
         <w:jc w:val="left"/>
@@ -2143,7 +2209,7 @@
       </w:tcPr>
     </w:tblStylePr>
   </w:style>
-  <w:style w:customStyle="1" w:styleId="DefinitionTerm" w:type="paragraph">
+  <w:style w:type="paragraph" w:customStyle="1" w:styleId="DefinitionTerm">
     <w:name w:val="Definition Term"/>
     <w:basedOn w:val="Normal"/>
     <w:next w:val="Definition"/>
@@ -2156,49 +2222,49 @@
       <w:b/>
     </w:rPr>
   </w:style>
-  <w:style w:customStyle="1" w:styleId="Definition" w:type="paragraph">
+  <w:style w:type="paragraph" w:customStyle="1" w:styleId="Definition">
     <w:name w:val="Definition"/>
     <w:basedOn w:val="Normal"/>
   </w:style>
-  <w:style w:styleId="Caption" w:type="paragraph">
+  <w:style w:type="paragraph" w:styleId="Caption">
     <w:name w:val="Caption"/>
     <w:basedOn w:val="Normal"/>
     <w:link w:val="BodyTextChar"/>
     <w:pPr>
-      <w:spacing w:after="120" w:before="0"/>
+      <w:spacing w:before="0" w:after="120"/>
     </w:pPr>
     <w:rPr>
       <w:i/>
     </w:rPr>
   </w:style>
-  <w:style w:customStyle="1" w:styleId="TableCaption" w:type="paragraph">
+  <w:style w:type="paragraph" w:customStyle="1" w:styleId="TableCaption">
     <w:name w:val="Table Caption"/>
     <w:basedOn w:val="Caption"/>
     <w:pPr>
       <w:keepNext/>
     </w:pPr>
   </w:style>
-  <w:style w:customStyle="1" w:styleId="ImageCaption" w:type="paragraph">
+  <w:style w:type="paragraph" w:customStyle="1" w:styleId="ImageCaption">
     <w:name w:val="Image Caption"/>
     <w:basedOn w:val="Caption"/>
   </w:style>
-  <w:style w:customStyle="1" w:styleId="Figure" w:type="paragraph">
+  <w:style w:type="paragraph" w:customStyle="1" w:styleId="Figure">
     <w:name w:val="Figure"/>
     <w:basedOn w:val="Normal"/>
   </w:style>
-  <w:style w:customStyle="1" w:styleId="CaptionedFigure" w:type="paragraph">
+  <w:style w:type="paragraph" w:customStyle="1" w:styleId="CaptionedFigure">
     <w:name w:val="Captioned Figure"/>
     <w:basedOn w:val="Figure"/>
     <w:pPr>
       <w:keepNext/>
     </w:pPr>
   </w:style>
-  <w:style w:customStyle="1" w:styleId="BodyTextChar" w:type="character">
+  <w:style w:type="character" w:customStyle="1" w:styleId="BodyTextChar">
     <w:name w:val="Body Text Char"/>
     <w:basedOn w:val="DefaultParagraphFont"/>
     <w:link w:val="BodyText"/>
   </w:style>
-  <w:style w:customStyle="1" w:styleId="VerbatimChar" w:type="character">
+  <w:style w:type="character" w:customStyle="1" w:styleId="VerbatimChar">
     <w:name w:val="Verbatim Char"/>
     <w:basedOn w:val="BodyTextChar"/>
     <w:rPr>
@@ -2206,25 +2272,25 @@
       <w:sz w:val="22"/>
     </w:rPr>
   </w:style>
-  <w:style w:customStyle="1" w:styleId="SectionNumber" w:type="character">
+  <w:style w:type="character" w:customStyle="1" w:styleId="SectionNumber">
     <w:name w:val="Section Number"/>
     <w:basedOn w:val="BodyTextChar"/>
   </w:style>
-  <w:style w:styleId="FootnoteReference" w:type="character">
+  <w:style w:type="character" w:styleId="FootnoteReference">
     <w:name w:val="Footnote Reference"/>
     <w:basedOn w:val="BodyTextChar"/>
     <w:rPr>
       <w:vertAlign w:val="superscript"/>
     </w:rPr>
   </w:style>
-  <w:style w:styleId="Hyperlink" w:type="character">
+  <w:style w:type="character" w:styleId="Hyperlink">
     <w:name w:val="Hyperlink"/>
     <w:basedOn w:val="BodyTextChar"/>
     <w:rPr>
-      <w:color w:themeColor="accent1" w:val="4F81BD"/>
-    </w:rPr>
-  </w:style>
-  <w:style w:styleId="TOCHeading" w:type="paragraph">
+      <w:color w:val="4F81BD" w:themeColor="accent1"/>
+    </w:rPr>
+  </w:style>
+  <w:style w:type="paragraph" w:styleId="TOCHeading">
     <w:name w:val="TOC Heading"/>
     <w:basedOn w:val="Heading1"/>
     <w:next w:val="BodyText"/>
@@ -2236,18 +2302,18 @@
       <w:outlineLvl w:val="9"/>
     </w:pPr>
     <w:rPr>
-      <w:rFonts w:asciiTheme="majorHAnsi" w:cstheme="majorBidi" w:eastAsiaTheme="majorEastAsia" w:hAnsiTheme="majorHAnsi"/>
+      <w:rFonts w:asciiTheme="majorHAnsi" w:eastAsiaTheme="majorEastAsia" w:hAnsiTheme="majorHAnsi" w:cstheme="majorBidi"/>
       <w:b w:val="0"/>
       <w:bCs w:val="0"/>
-      <w:color w:themeColor="accent1" w:themeShade="BF" w:val="365F91"/>
-    </w:rPr>
-  </w:style>
-  <w:style w:customStyle="1" w:styleId="Centered" w:type="paragraph">
+      <w:color w:val="365F91" w:themeColor="accent1" w:themeShade="BF"/>
+    </w:rPr>
+  </w:style>
+  <w:style w:type="paragraph" w:customStyle="1" w:styleId="Centered">
     <w:name w:val="Centered"/>
     <w:basedOn w:val="Normal"/>
     <w:qFormat/>
     <w:pPr>
-      <w:spacing w:after="0" w:before="0" w:line="240" w:lineRule="auto"/>
+      <w:spacing w:before="0" w:after="0" w:line="240" w:lineRule="auto"/>
       <w:ind w:firstLine="0"/>
       <w:jc w:val="center"/>
     </w:pPr>
@@ -2256,16 +2322,16 @@
       <w:szCs w:val="28"/>
     </w:rPr>
   </w:style>
-  <w:style w:customStyle="1" w:styleId="Single" w:type="paragraph">
+  <w:style w:type="paragraph" w:customStyle="1" w:styleId="Single">
     <w:name w:val="Single"/>
     <w:basedOn w:val="Normal"/>
     <w:qFormat/>
     <w:pPr>
-      <w:spacing w:after="200" w:before="0" w:line="240" w:lineRule="auto"/>
+      <w:spacing w:before="0" w:after="200" w:line="240" w:lineRule="auto"/>
       <w:ind w:firstLine="0"/>
     </w:pPr>
   </w:style>
-  <w:style w:customStyle="1" w:styleId="Keep" w:type="paragraph">
+  <w:style w:type="paragraph" w:customStyle="1" w:styleId="Keep">
     <w:name w:val="Keep"/>
     <w:basedOn w:val="Single"/>
     <w:qFormat/>
@@ -2274,48 +2340,48 @@
       <w:keepLines/>
     </w:pPr>
   </w:style>
-  <w:style w:customStyle="1" w:styleId="Counsel" w:type="paragraph">
+  <w:style w:type="paragraph" w:customStyle="1" w:styleId="Counsel">
     <w:name w:val="Counsel"/>
     <w:basedOn w:val="Normal"/>
     <w:qFormat/>
     <w:pPr>
-      <w:spacing w:after="0" w:before="0" w:line="240" w:lineRule="auto"/>
-      <w:ind w:firstLine="0" w:left="4680"/>
-    </w:pPr>
-  </w:style>
-  <w:style w:customStyle="1" w:styleId="DoubleRule" w:type="paragraph">
+      <w:spacing w:before="0" w:after="0" w:line="240" w:lineRule="auto"/>
+      <w:ind w:left="4680" w:firstLine="0"/>
+    </w:pPr>
+  </w:style>
+  <w:style w:type="paragraph" w:customStyle="1" w:styleId="DoubleRule">
     <w:name w:val="Double Rule"/>
     <w:basedOn w:val="Normal"/>
     <w:qFormat/>
     <w:pPr>
       <w:pBdr>
-        <w:bottom w:color="000000" w:space="1" w:sz="6" w:val="double"/>
+        <w:bottom w:val="double" w:sz="6" w:space="1" w:color="000000"/>
       </w:pBdr>
-      <w:spacing w:after="240" w:before="0" w:line="240" w:lineRule="auto"/>
+      <w:spacing w:before="0" w:after="240" w:line="240" w:lineRule="auto"/>
       <w:ind w:firstLine="0"/>
     </w:pPr>
   </w:style>
-  <w:style w:customStyle="1" w:styleId="ShortRule" w:type="paragraph">
+  <w:style w:type="paragraph" w:customStyle="1" w:styleId="ShortRule">
     <w:name w:val="Short Rule"/>
     <w:basedOn w:val="Normal"/>
     <w:qFormat/>
     <w:pPr>
       <w:pBdr>
-        <w:bottom w:color="000000" w:space="1" w:sz="6" w:val="single"/>
+        <w:bottom w:val="single" w:sz="6" w:space="1" w:color="000000"/>
       </w:pBdr>
-      <w:spacing w:after="240" w:before="0" w:line="240" w:lineRule="auto"/>
-      <w:ind w:firstLine="0" w:left="3240" w:right="3240"/>
+      <w:spacing w:before="0" w:after="240" w:line="240" w:lineRule="auto"/>
+      <w:ind w:left="3240" w:right="3240" w:firstLine="0"/>
       <w:jc w:val="center"/>
     </w:pPr>
   </w:style>
-  <w:style w:customStyle="1" w:styleId="FrontHeading" w:type="paragraph">
+  <w:style w:type="paragraph" w:customStyle="1" w:styleId="FrontHeading">
     <w:name w:val="Front Heading"/>
     <w:basedOn w:val="Normal"/>
     <w:qFormat/>
     <w:pPr>
       <w:keepNext/>
       <w:keepLines/>
-      <w:spacing w:after="240" w:before="240" w:line="240" w:lineRule="auto"/>
+      <w:spacing w:before="240" w:after="240" w:line="240" w:lineRule="auto"/>
       <w:ind w:firstLine="0"/>
       <w:jc w:val="center"/>
     </w:pPr>
@@ -2325,7 +2391,7 @@
       <w:caps/>
     </w:rPr>
   </w:style>
-  <w:style w:customStyle="1" w:styleId="KeepBody" w:type="paragraph">
+  <w:style w:type="paragraph" w:customStyle="1" w:styleId="KeepBody">
     <w:name w:val="Keep Body"/>
     <w:basedOn w:val="BodyText"/>
     <w:qFormat/>
@@ -2334,14 +2400,14 @@
       <w:keepLines/>
     </w:pPr>
   </w:style>
-  <w:style w:customStyle="1" w:styleId="Point" w:type="paragraph">
+  <w:style w:type="paragraph" w:customStyle="1" w:styleId="Point">
     <w:name w:val="Point"/>
     <w:basedOn w:val="Normal"/>
     <w:qFormat/>
     <w:pPr>
       <w:keepNext/>
       <w:keepLines/>
-      <w:spacing w:after="240" w:before="240" w:line="240" w:lineRule="auto"/>
+      <w:spacing w:before="240" w:after="240" w:line="240" w:lineRule="auto"/>
       <w:ind w:firstLine="0"/>
       <w:jc w:val="center"/>
       <w:outlineLvl w:val="1"/>
@@ -2352,15 +2418,15 @@
       <w:smallCaps/>
     </w:rPr>
   </w:style>
-  <w:style w:customStyle="1" w:styleId="Sub1" w:type="paragraph">
+  <w:style w:type="paragraph" w:customStyle="1" w:styleId="Sub1">
     <w:name w:val="Sub 1"/>
     <w:basedOn w:val="Normal"/>
     <w:qFormat/>
     <w:pPr>
       <w:keepNext/>
       <w:keepLines/>
-      <w:spacing w:after="240" w:before="240" w:line="240" w:lineRule="auto"/>
-      <w:ind w:firstLine="0" w:hanging="720" w:left="1440"/>
+      <w:spacing w:before="240" w:after="240" w:line="240" w:lineRule="auto"/>
+      <w:ind w:left="1440" w:hanging="720" w:firstLine="0"/>
       <w:outlineLvl w:val="1"/>
     </w:pPr>
     <w:rPr>
@@ -2368,15 +2434,15 @@
       <w:bCs/>
     </w:rPr>
   </w:style>
-  <w:style w:customStyle="1" w:styleId="Sub2" w:type="paragraph">
+  <w:style w:type="paragraph" w:customStyle="1" w:styleId="Sub2">
     <w:name w:val="Sub 2"/>
     <w:basedOn w:val="Normal"/>
     <w:qFormat/>
     <w:pPr>
       <w:keepNext/>
       <w:keepLines/>
-      <w:spacing w:after="240" w:before="240" w:line="240" w:lineRule="auto"/>
-      <w:ind w:firstLine="0" w:hanging="720" w:left="2160"/>
+      <w:spacing w:before="240" w:after="240" w:line="240" w:lineRule="auto"/>
+      <w:ind w:left="2160" w:hanging="720" w:firstLine="0"/>
       <w:outlineLvl w:val="2"/>
     </w:pPr>
     <w:rPr>
@@ -2384,15 +2450,15 @@
       <w:bCs/>
     </w:rPr>
   </w:style>
-  <w:style w:customStyle="1" w:styleId="Sub3" w:type="paragraph">
+  <w:style w:type="paragraph" w:customStyle="1" w:styleId="Sub3">
     <w:name w:val="Sub 3"/>
     <w:basedOn w:val="Normal"/>
     <w:qFormat/>
     <w:pPr>
       <w:keepNext/>
       <w:keepLines/>
-      <w:spacing w:after="240" w:before="240" w:line="240" w:lineRule="auto"/>
-      <w:ind w:firstLine="0" w:hanging="720" w:left="2880"/>
+      <w:spacing w:before="240" w:after="240" w:line="240" w:lineRule="auto"/>
+      <w:ind w:left="2880" w:hanging="720" w:firstLine="0"/>
       <w:outlineLvl w:val="3"/>
     </w:pPr>
     <w:rPr>
@@ -2400,15 +2466,15 @@
       <w:bCs/>
     </w:rPr>
   </w:style>
-  <w:style w:customStyle="1" w:styleId="Sub4" w:type="paragraph">
+  <w:style w:type="paragraph" w:customStyle="1" w:styleId="Sub4">
     <w:name w:val="Sub 4"/>
     <w:basedOn w:val="Normal"/>
     <w:qFormat/>
     <w:pPr>
       <w:keepNext/>
       <w:keepLines/>
-      <w:spacing w:after="240" w:before="240" w:line="240" w:lineRule="auto"/>
-      <w:ind w:firstLine="0" w:hanging="720" w:left="3600"/>
+      <w:spacing w:before="240" w:after="240" w:line="240" w:lineRule="auto"/>
+      <w:ind w:left="3600" w:hanging="720" w:firstLine="0"/>
       <w:outlineLvl w:val="4"/>
     </w:pPr>
     <w:rPr>

--- a/courts/federal-circuit/court-of-veteran-appeals/answering-brief/usage/OUTPUT-answering-brief.docx
+++ b/courts/federal-circuit/court-of-veteran-appeals/answering-brief/usage/OUTPUT-answering-brief.docx
@@ -4,24 +4,41 @@
   <w:body>
     <w:p>
       <w:pPr>
-        <w:pStyle w:val="Centered"/>
-      </w:pPr>
-      <w:r>
-        <w:rPr>
-          <w:b/>
-          <w:bCs/>
-        </w:rPr>
-        <w:t xml:space="preserve">Vet. App. No. 19-0320</w:t>
-      </w:r>
-    </w:p>
-    <w:p>
-      <w:pPr>
-        <w:pStyle w:val="DoubleRule"/>
-      </w:pPr>
-    </w:p>
-    <w:p>
-      <w:pPr>
-        <w:pStyle w:val="Centered"/>
+        <w:keepNext/>
+        <w:keepLines/>
+        <w:spacing w:before="168" w:after="0" w:line="340" w:lineRule="exact"/>
+        <w:jc w:val="center"/>
+      </w:pPr>
+      <w:r>
+        <w:rPr>
+          <w:b/>
+          <w:bCs/>
+        </w:rPr>
+        <w:t xml:space="preserve">Vet. App. No. </w:t>
+      </w:r>
+      <w:r>
+        <w:rPr>
+          <w:b/>
+          <w:bCs/>
+        </w:rPr>
+        <w:t xml:space="preserve">19</w:t>
+        <w:noBreakHyphen/>
+        <w:t xml:space="preserve">0320</w:t>
+      </w:r>
+    </w:p>
+    <w:p>
+      <w:pPr>
+        <w:pBdr>
+          <w:bottom w:val="thickThinSmallGap" w:sz="12" w:space="1" w:color="000000"/>
+        </w:pBdr>
+        <w:spacing w:before="280" w:after="0" w:line="20" w:lineRule="exact"/>
+        <w:ind w:left="0" w:right="0"/>
+      </w:pPr>
+    </w:p>
+    <w:p>
+      <w:pPr>
+        <w:spacing w:before="280" w:after="0" w:line="340" w:lineRule="exact"/>
+        <w:jc w:val="center"/>
       </w:pPr>
       <w:r>
         <w:rPr>
@@ -43,20 +60,38 @@
     </w:p>
     <w:p>
       <w:pPr>
-        <w:pStyle w:val="ShortRule"/>
-      </w:pPr>
-    </w:p>
-    <w:p>
-      <w:pPr>
-        <w:pStyle w:val="Centered"/>
-      </w:pPr>
-      <w:r>
-        <w:t xml:space="preserve">DONALD R. FULTON,</w:t>
-      </w:r>
-    </w:p>
-    <w:p>
-      <w:pPr>
-        <w:pStyle w:val="Counsel"/>
+        <w:pBdr>
+          <w:bottom w:val="single" w:sz="6" w:space="1" w:color="000000"/>
+        </w:pBdr>
+        <w:spacing w:before="280" w:after="0" w:line="20" w:lineRule="exact"/>
+        <w:ind w:left="3240" w:right="3240"/>
+      </w:pPr>
+    </w:p>
+    <w:p>
+      <w:pPr>
+        <w:spacing w:before="280" w:after="0" w:line="340" w:lineRule="exact"/>
+        <w:jc w:val="center"/>
+      </w:pPr>
+      <w:r>
+        <w:t xml:space="preserve">DONALD</w:t>
+      </w:r>
+      <w:r>
+        <w:t xml:space="preserve"> </w:t>
+      </w:r>
+      <w:r>
+        <w:t xml:space="preserve">R.</w:t>
+      </w:r>
+      <w:r>
+        <w:t xml:space="preserve"> </w:t>
+      </w:r>
+      <w:r>
+        <w:t xml:space="preserve">FULTON,</w:t>
+      </w:r>
+    </w:p>
+    <w:p>
+      <w:pPr>
+        <w:spacing w:before="0" w:after="0" w:line="340" w:lineRule="exact"/>
+        <w:ind w:left="4680"/>
       </w:pPr>
       <w:r>
         <w:t xml:space="preserve">Appellant,</w:t>
@@ -64,7 +99,8 @@
     </w:p>
     <w:p>
       <w:pPr>
-        <w:pStyle w:val="Centered"/>
+        <w:spacing w:before="84" w:after="84" w:line="340" w:lineRule="exact"/>
+        <w:jc w:val="center"/>
       </w:pPr>
       <w:r>
         <w:t xml:space="preserve">v.</w:t>
@@ -72,23 +108,56 @@
     </w:p>
     <w:p>
       <w:pPr>
-        <w:pStyle w:val="Centered"/>
-      </w:pPr>
-      <w:r>
-        <w:t xml:space="preserve">ROBERT L. WILKIE,</w:t>
-      </w:r>
-    </w:p>
-    <w:p>
-      <w:pPr>
-        <w:pStyle w:val="Centered"/>
-      </w:pPr>
-      <w:r>
-        <w:t xml:space="preserve">Secretary of Veterans Affairs,</w:t>
-      </w:r>
-    </w:p>
-    <w:p>
-      <w:pPr>
-        <w:pStyle w:val="Counsel"/>
+        <w:spacing w:before="0" w:after="0" w:line="340" w:lineRule="exact"/>
+        <w:jc w:val="center"/>
+      </w:pPr>
+      <w:r>
+        <w:t xml:space="preserve">ROBERT</w:t>
+      </w:r>
+      <w:r>
+        <w:t xml:space="preserve"> </w:t>
+      </w:r>
+      <w:r>
+        <w:t xml:space="preserve">L.</w:t>
+      </w:r>
+      <w:r>
+        <w:t xml:space="preserve"> </w:t>
+      </w:r>
+      <w:r>
+        <w:t xml:space="preserve">WILKIE,</w:t>
+      </w:r>
+    </w:p>
+    <w:p>
+      <w:pPr>
+        <w:spacing w:before="0" w:after="0" w:line="340" w:lineRule="exact"/>
+        <w:jc w:val="center"/>
+      </w:pPr>
+      <w:r>
+        <w:t xml:space="preserve">Secretary</w:t>
+      </w:r>
+      <w:r>
+        <w:t xml:space="preserve"> </w:t>
+      </w:r>
+      <w:r>
+        <w:t xml:space="preserve">of</w:t>
+      </w:r>
+      <w:r>
+        <w:t xml:space="preserve"> </w:t>
+      </w:r>
+      <w:r>
+        <w:t xml:space="preserve">Veterans</w:t>
+      </w:r>
+      <w:r>
+        <w:t xml:space="preserve"> </w:t>
+      </w:r>
+      <w:r>
+        <w:t xml:space="preserve">Affairs,</w:t>
+      </w:r>
+    </w:p>
+    <w:p>
+      <w:pPr>
+        <w:spacing w:before="0" w:after="0" w:line="340" w:lineRule="exact"/>
+        <w:ind w:left="4680"/>
       </w:pPr>
       <w:r>
         <w:t xml:space="preserve">Appellee.</w:t>
@@ -96,29 +165,137 @@
     </w:p>
     <w:p>
       <w:pPr>
-        <w:pStyle w:val="ShortRule"/>
-      </w:pPr>
-    </w:p>
-    <w:p>
-      <w:pPr>
-        <w:pStyle w:val="Centered"/>
-      </w:pPr>
-      <w:r>
-        <w:rPr>
-          <w:b/>
-          <w:bCs/>
-        </w:rPr>
-        <w:t xml:space="preserve">ON APPEAL FROM THE BOARD OF VETERANS’ APPEALS</w:t>
-      </w:r>
-    </w:p>
-    <w:p>
-      <w:pPr>
-        <w:pStyle w:val="ShortRule"/>
-      </w:pPr>
-    </w:p>
-    <w:p>
-      <w:pPr>
-        <w:pStyle w:val="Centered"/>
+        <w:pBdr>
+          <w:bottom w:val="single" w:sz="6" w:space="1" w:color="000000"/>
+        </w:pBdr>
+        <w:spacing w:before="280" w:after="0" w:line="20" w:lineRule="exact"/>
+        <w:ind w:left="3240" w:right="3240"/>
+      </w:pPr>
+    </w:p>
+    <w:p>
+      <w:pPr>
+        <w:spacing w:before="280" w:after="0" w:line="340" w:lineRule="exact"/>
+        <w:jc w:val="center"/>
+      </w:pPr>
+      <w:r>
+        <w:rPr>
+          <w:b/>
+          <w:bCs/>
+        </w:rPr>
+        <w:t xml:space="preserve">ON</w:t>
+      </w:r>
+      <w:r>
+        <w:rPr>
+          <w:b/>
+          <w:bCs/>
+        </w:rPr>
+        <w:t xml:space="preserve"> </w:t>
+      </w:r>
+      <w:r>
+        <w:rPr>
+          <w:b/>
+          <w:bCs/>
+        </w:rPr>
+        <w:t xml:space="preserve">APPEAL</w:t>
+      </w:r>
+      <w:r>
+        <w:rPr>
+          <w:b/>
+          <w:bCs/>
+        </w:rPr>
+        <w:t xml:space="preserve"> </w:t>
+      </w:r>
+      <w:r>
+        <w:rPr>
+          <w:b/>
+          <w:bCs/>
+        </w:rPr>
+        <w:t xml:space="preserve">FROM</w:t>
+      </w:r>
+      <w:r>
+        <w:rPr>
+          <w:b/>
+          <w:bCs/>
+        </w:rPr>
+        <w:t xml:space="preserve"> </w:t>
+      </w:r>
+      <w:r>
+        <w:rPr>
+          <w:b/>
+          <w:bCs/>
+        </w:rPr>
+        <w:t xml:space="preserve">THE</w:t>
+      </w:r>
+      <w:r>
+        <w:rPr>
+          <w:b/>
+          <w:bCs/>
+        </w:rPr>
+        <w:t xml:space="preserve"> </w:t>
+      </w:r>
+      <w:r>
+        <w:rPr>
+          <w:b/>
+          <w:bCs/>
+        </w:rPr>
+        <w:t xml:space="preserve">BOARD</w:t>
+      </w:r>
+      <w:r>
+        <w:rPr>
+          <w:b/>
+          <w:bCs/>
+        </w:rPr>
+        <w:t xml:space="preserve"> </w:t>
+      </w:r>
+      <w:r>
+        <w:rPr>
+          <w:b/>
+          <w:bCs/>
+        </w:rPr>
+        <w:t xml:space="preserve">OF</w:t>
+      </w:r>
+      <w:r>
+        <w:rPr>
+          <w:b/>
+          <w:bCs/>
+        </w:rPr>
+        <w:t xml:space="preserve"> </w:t>
+      </w:r>
+      <w:r>
+        <w:rPr>
+          <w:b/>
+          <w:bCs/>
+        </w:rPr>
+        <w:t xml:space="preserve">VETERANS’</w:t>
+      </w:r>
+      <w:r>
+        <w:rPr>
+          <w:b/>
+          <w:bCs/>
+        </w:rPr>
+        <w:t xml:space="preserve"> </w:t>
+      </w:r>
+      <w:r>
+        <w:rPr>
+          <w:b/>
+          <w:bCs/>
+        </w:rPr>
+        <w:t xml:space="preserve">APPEALS</w:t>
+      </w:r>
+    </w:p>
+    <w:p>
+      <w:pPr>
+        <w:pBdr>
+          <w:bottom w:val="single" w:sz="6" w:space="1" w:color="000000"/>
+        </w:pBdr>
+        <w:spacing w:before="280" w:after="0" w:line="20" w:lineRule="exact"/>
+        <w:ind w:left="3240" w:right="3240"/>
+      </w:pPr>
+    </w:p>
+    <w:p>
+      <w:pPr>
+        <w:spacing w:before="280" w:after="0" w:line="340" w:lineRule="exact"/>
+        <w:jc w:val="center"/>
       </w:pPr>
       <w:r>
         <w:rPr>
@@ -130,104 +307,380 @@
     </w:p>
     <w:p>
       <w:pPr>
-        <w:pStyle w:val="ShortRule"/>
-      </w:pPr>
-    </w:p>
-    <w:p>
-      <w:pPr>
-        <w:pStyle w:val="Counsel"/>
-      </w:pPr>
-      <w:r>
-        <w:t xml:space="preserve">MARK J. HAMEL</w:t>
-      </w:r>
-    </w:p>
-    <w:p>
-      <w:pPr>
-        <w:pStyle w:val="Counsel"/>
-      </w:pPr>
-      <w:r>
-        <w:rPr>
-          <w:i/>
-          <w:iCs/>
-        </w:rPr>
-        <w:t xml:space="preserve">Appellate Attorney</w:t>
-      </w:r>
-    </w:p>
-    <w:p>
-      <w:pPr>
-        <w:pStyle w:val="Counsel"/>
-      </w:pPr>
-      <w:r>
-        <w:rPr>
-          <w:i/>
-          <w:iCs/>
-        </w:rPr>
-        <w:t xml:space="preserve">Office of General Counsel (027K)</w:t>
-      </w:r>
-    </w:p>
-    <w:p>
-      <w:pPr>
-        <w:pStyle w:val="Counsel"/>
-      </w:pPr>
-      <w:r>
-        <w:rPr>
-          <w:i/>
-          <w:iCs/>
-        </w:rPr>
-        <w:t xml:space="preserve">U.S. Department of Veterans Affairs</w:t>
-      </w:r>
-    </w:p>
-    <w:p>
-      <w:pPr>
-        <w:pStyle w:val="Counsel"/>
-      </w:pPr>
-      <w:r>
-        <w:rPr>
-          <w:i/>
-          <w:iCs/>
-        </w:rPr>
-        <w:t xml:space="preserve">810 Vermont Avenue, N.W.</w:t>
-      </w:r>
-    </w:p>
-    <w:p>
-      <w:pPr>
-        <w:pStyle w:val="Counsel"/>
-      </w:pPr>
-      <w:r>
-        <w:rPr>
-          <w:i/>
-          <w:iCs/>
-        </w:rPr>
-        <w:t xml:space="preserve">Washington, D.C. 20420</w:t>
-      </w:r>
-    </w:p>
-    <w:p>
-      <w:pPr>
-        <w:pStyle w:val="Counsel"/>
-      </w:pPr>
-      <w:r>
-        <w:rPr>
-          <w:i/>
-          <w:iCs/>
-        </w:rPr>
-        <w:t xml:space="preserve">Attorney for Appellee</w:t>
-      </w:r>
-    </w:p>
-    <w:p>
-      <w:pPr>
-        <w:pStyle w:val="Counsel"/>
-      </w:pPr>
-      <w:r>
-        <w:rPr>
-          <w:i/>
-          <w:iCs/>
-        </w:rPr>
-        <w:t xml:space="preserve">(202) 632-6135</w:t>
-      </w:r>
-    </w:p>
-    <w:p>
-      <w:pPr>
-        <w:pStyle w:val="DoubleRule"/>
+        <w:pBdr>
+          <w:bottom w:val="single" w:sz="6" w:space="1" w:color="000000"/>
+        </w:pBdr>
+        <w:spacing w:before="280" w:after="0" w:line="20" w:lineRule="exact"/>
+        <w:ind w:left="3240" w:right="3240"/>
+      </w:pPr>
+    </w:p>
+    <w:p>
+      <w:pPr>
+        <w:keepLines/>
+        <w:spacing w:before="280" w:after="0" w:line="340" w:lineRule="exact"/>
+        <w:ind w:left="4680"/>
+      </w:pPr>
+      <w:r>
+        <w:t xml:space="preserve">MARK</w:t>
+      </w:r>
+      <w:r>
+        <w:t xml:space="preserve"> </w:t>
+      </w:r>
+      <w:r>
+        <w:t xml:space="preserve">J.</w:t>
+      </w:r>
+      <w:r>
+        <w:t xml:space="preserve"> </w:t>
+      </w:r>
+      <w:r>
+        <w:t xml:space="preserve">HAMEL</w:t>
+      </w:r>
+    </w:p>
+    <w:p>
+      <w:pPr>
+        <w:keepLines/>
+        <w:spacing w:before="0" w:after="0" w:line="340" w:lineRule="exact"/>
+        <w:ind w:left="4680" w:firstLine="140"/>
+      </w:pPr>
+      <w:r>
+        <w:rPr>
+          <w:i/>
+          <w:iCs/>
+        </w:rPr>
+        <w:t xml:space="preserve">Appellate</w:t>
+      </w:r>
+      <w:r>
+        <w:rPr>
+          <w:i/>
+          <w:iCs/>
+        </w:rPr>
+        <w:t xml:space="preserve"> </w:t>
+      </w:r>
+      <w:r>
+        <w:rPr>
+          <w:i/>
+          <w:iCs/>
+        </w:rPr>
+        <w:t xml:space="preserve">Attorney</w:t>
+      </w:r>
+    </w:p>
+    <w:p>
+      <w:pPr>
+        <w:keepLines/>
+        <w:spacing w:before="0" w:after="0" w:line="340" w:lineRule="exact"/>
+        <w:ind w:left="4680" w:firstLine="140"/>
+      </w:pPr>
+      <w:r>
+        <w:rPr>
+          <w:i/>
+          <w:iCs/>
+        </w:rPr>
+        <w:t xml:space="preserve">Office</w:t>
+      </w:r>
+      <w:r>
+        <w:rPr>
+          <w:i/>
+          <w:iCs/>
+        </w:rPr>
+        <w:t xml:space="preserve"> </w:t>
+      </w:r>
+      <w:r>
+        <w:rPr>
+          <w:i/>
+          <w:iCs/>
+        </w:rPr>
+        <w:t xml:space="preserve">of</w:t>
+      </w:r>
+      <w:r>
+        <w:rPr>
+          <w:i/>
+          <w:iCs/>
+        </w:rPr>
+        <w:t xml:space="preserve"> </w:t>
+      </w:r>
+      <w:r>
+        <w:rPr>
+          <w:i/>
+          <w:iCs/>
+        </w:rPr>
+        <w:t xml:space="preserve">General</w:t>
+      </w:r>
+      <w:r>
+        <w:rPr>
+          <w:i/>
+          <w:iCs/>
+        </w:rPr>
+        <w:t xml:space="preserve"> </w:t>
+      </w:r>
+      <w:r>
+        <w:rPr>
+          <w:i/>
+          <w:iCs/>
+        </w:rPr>
+        <w:t xml:space="preserve">Counsel</w:t>
+      </w:r>
+      <w:r>
+        <w:rPr>
+          <w:i/>
+          <w:iCs/>
+        </w:rPr>
+        <w:t xml:space="preserve"> </w:t>
+      </w:r>
+      <w:r>
+        <w:rPr>
+          <w:i/>
+          <w:iCs/>
+        </w:rPr>
+        <w:t xml:space="preserve">(027K)</w:t>
+      </w:r>
+    </w:p>
+    <w:p>
+      <w:pPr>
+        <w:keepLines/>
+        <w:spacing w:before="0" w:after="0" w:line="340" w:lineRule="exact"/>
+        <w:ind w:left="4680" w:firstLine="140"/>
+      </w:pPr>
+      <w:r>
+        <w:rPr>
+          <w:i/>
+          <w:iCs/>
+        </w:rPr>
+        <w:t xml:space="preserve">U.S.</w:t>
+      </w:r>
+      <w:r>
+        <w:rPr>
+          <w:i/>
+          <w:iCs/>
+        </w:rPr>
+        <w:t xml:space="preserve"> </w:t>
+      </w:r>
+      <w:r>
+        <w:rPr>
+          <w:i/>
+          <w:iCs/>
+        </w:rPr>
+        <w:t xml:space="preserve">Department</w:t>
+      </w:r>
+      <w:r>
+        <w:rPr>
+          <w:i/>
+          <w:iCs/>
+        </w:rPr>
+        <w:t xml:space="preserve"> </w:t>
+      </w:r>
+      <w:r>
+        <w:rPr>
+          <w:i/>
+          <w:iCs/>
+        </w:rPr>
+        <w:t xml:space="preserve">of</w:t>
+      </w:r>
+      <w:r>
+        <w:rPr>
+          <w:i/>
+          <w:iCs/>
+        </w:rPr>
+        <w:t xml:space="preserve"> </w:t>
+      </w:r>
+      <w:r>
+        <w:rPr>
+          <w:i/>
+          <w:iCs/>
+        </w:rPr>
+        <w:t xml:space="preserve">Veterans</w:t>
+      </w:r>
+      <w:r>
+        <w:rPr>
+          <w:i/>
+          <w:iCs/>
+        </w:rPr>
+        <w:t xml:space="preserve"> </w:t>
+      </w:r>
+      <w:r>
+        <w:rPr>
+          <w:i/>
+          <w:iCs/>
+        </w:rPr>
+        <w:t xml:space="preserve">Affairs</w:t>
+      </w:r>
+    </w:p>
+    <w:p>
+      <w:pPr>
+        <w:keepLines/>
+        <w:spacing w:before="0" w:after="0" w:line="340" w:lineRule="exact"/>
+        <w:ind w:left="4680" w:firstLine="140"/>
+      </w:pPr>
+      <w:r>
+        <w:rPr>
+          <w:i/>
+          <w:iCs/>
+        </w:rPr>
+        <w:t xml:space="preserve">810</w:t>
+      </w:r>
+      <w:r>
+        <w:rPr>
+          <w:i/>
+          <w:iCs/>
+        </w:rPr>
+        <w:t xml:space="preserve"> </w:t>
+      </w:r>
+      <w:r>
+        <w:rPr>
+          <w:i/>
+          <w:iCs/>
+        </w:rPr>
+        <w:t xml:space="preserve">Vermont</w:t>
+      </w:r>
+      <w:r>
+        <w:rPr>
+          <w:i/>
+          <w:iCs/>
+        </w:rPr>
+        <w:t xml:space="preserve"> </w:t>
+      </w:r>
+      <w:r>
+        <w:rPr>
+          <w:i/>
+          <w:iCs/>
+        </w:rPr>
+        <w:t xml:space="preserve">Avenue,</w:t>
+      </w:r>
+      <w:r>
+        <w:rPr>
+          <w:i/>
+          <w:iCs/>
+        </w:rPr>
+        <w:t xml:space="preserve"> </w:t>
+      </w:r>
+      <w:r>
+        <w:rPr>
+          <w:i/>
+          <w:iCs/>
+        </w:rPr>
+        <w:t xml:space="preserve">N.W.</w:t>
+      </w:r>
+    </w:p>
+    <w:p>
+      <w:pPr>
+        <w:keepLines/>
+        <w:spacing w:before="0" w:after="0" w:line="340" w:lineRule="exact"/>
+        <w:ind w:left="4680" w:firstLine="140"/>
+      </w:pPr>
+      <w:r>
+        <w:rPr>
+          <w:i/>
+          <w:iCs/>
+        </w:rPr>
+        <w:t xml:space="preserve">Washington,</w:t>
+      </w:r>
+      <w:r>
+        <w:rPr>
+          <w:i/>
+          <w:iCs/>
+        </w:rPr>
+        <w:t xml:space="preserve"> </w:t>
+      </w:r>
+      <w:r>
+        <w:rPr>
+          <w:i/>
+          <w:iCs/>
+        </w:rPr>
+        <w:t xml:space="preserve">D.C.</w:t>
+      </w:r>
+      <w:r>
+        <w:rPr>
+          <w:i/>
+          <w:iCs/>
+        </w:rPr>
+        <w:t xml:space="preserve"> </w:t>
+      </w:r>
+      <w:r>
+        <w:rPr>
+          <w:i/>
+          <w:iCs/>
+        </w:rPr>
+        <w:t xml:space="preserve">20420</w:t>
+      </w:r>
+    </w:p>
+    <w:p>
+      <w:pPr>
+        <w:keepLines/>
+        <w:spacing w:before="0" w:after="0" w:line="340" w:lineRule="exact"/>
+        <w:ind w:left="4680" w:firstLine="140"/>
+      </w:pPr>
+      <w:r>
+        <w:rPr>
+          <w:i/>
+          <w:iCs/>
+        </w:rPr>
+        <w:t xml:space="preserve">Attorney</w:t>
+      </w:r>
+      <w:r>
+        <w:rPr>
+          <w:i/>
+          <w:iCs/>
+        </w:rPr>
+        <w:t xml:space="preserve"> </w:t>
+      </w:r>
+      <w:r>
+        <w:rPr>
+          <w:i/>
+          <w:iCs/>
+        </w:rPr>
+        <w:t xml:space="preserve">for</w:t>
+      </w:r>
+      <w:r>
+        <w:rPr>
+          <w:i/>
+          <w:iCs/>
+        </w:rPr>
+        <w:t xml:space="preserve"> </w:t>
+      </w:r>
+      <w:r>
+        <w:rPr>
+          <w:i/>
+          <w:iCs/>
+        </w:rPr>
+        <w:t xml:space="preserve">Appellee</w:t>
+      </w:r>
+    </w:p>
+    <w:p>
+      <w:pPr>
+        <w:keepLines/>
+        <w:spacing w:before="0" w:after="0" w:line="340" w:lineRule="exact"/>
+        <w:ind w:left="4680" w:firstLine="140"/>
+      </w:pPr>
+      <w:r>
+        <w:rPr>
+          <w:i/>
+          <w:iCs/>
+        </w:rPr>
+        <w:t xml:space="preserve">(202)</w:t>
+      </w:r>
+      <w:r>
+        <w:rPr>
+          <w:i/>
+          <w:iCs/>
+        </w:rPr>
+        <w:t xml:space="preserve"> </w:t>
+      </w:r>
+      <w:r>
+        <w:rPr>
+          <w:i/>
+          <w:iCs/>
+        </w:rPr>
+        <w:t xml:space="preserve">632</w:t>
+        <w:noBreakHyphen/>
+        <w:t xml:space="preserve">6135</w:t>
+      </w:r>
+    </w:p>
+    <w:p>
+      <w:pPr>
+        <w:pBdr>
+          <w:bottom w:val="thickThinSmallGap" w:sz="12" w:space="1" w:color="000000"/>
+        </w:pBdr>
+        <w:spacing w:before="280" w:after="0" w:line="20" w:lineRule="exact"/>
+        <w:ind w:left="0" w:right="0"/>
       </w:pPr>
     </w:p>
     <w:p>
@@ -236,46 +689,91 @@
         <w:sectPr>
           <w:footerReference w:type="default" r:id="rIdFtrNone"/>
           <w:pgSz w:w="12240" w:h="15840"/>
-          <w:pgMar w:top="1440" w:right="1440" w:bottom="1440" w:left="1440" w:header="720" w:footer="432" w:gutter="0"/>
+          <w:pgMar w:top="1440" w:right="1440" w:bottom="1440" w:left="1440" w:header="720" w:footer="676" w:gutter="0"/>
         </w:sectPr>
       </w:pPr>
     </w:p>
     <w:p>
       <w:pPr>
-        <w:pStyle w:val="FrontHeading"/>
-      </w:pPr>
-      <w:r>
-        <w:t xml:space="preserve">Table of Contents</w:t>
-      </w:r>
-    </w:p>
-    <w:p>
-      <w:pPr>
-        <w:spacing w:before="240" w:after="0" w:line="240" w:lineRule="auto"/>
-        <w:ind w:left="0" w:hanging="0"/>
-      </w:pPr>
-      <w:r>
-        <w:t xml:space="preserve"/>
-      </w:r>
-      <w:r>
-        <w:t xml:space="preserve">ISSUE PRESENTED</w:t>
-      </w:r>
-    </w:p>
-    <w:p>
-      <w:pPr>
-        <w:spacing w:before="240" w:after="0" w:line="240" w:lineRule="auto"/>
-        <w:ind w:left="0" w:hanging="0"/>
-      </w:pPr>
-      <w:r>
-        <w:t xml:space="preserve"/>
-      </w:r>
-      <w:r>
-        <w:t xml:space="preserve">STATEMENT OF THE CASE</w:t>
-      </w:r>
-    </w:p>
-    <w:p>
-      <w:pPr>
-        <w:spacing w:before="120" w:after="0" w:line="240" w:lineRule="auto"/>
-        <w:ind w:left="1440" w:hanging="720"/>
+        <w:keepNext/>
+        <w:keepLines/>
+        <w:spacing w:before="0" w:after="308" w:line="400" w:lineRule="exact"/>
+        <w:ind w:left="0" w:firstLine="0"/>
+        <w:jc w:val="center"/>
+      </w:pPr>
+      <w:r>
+        <w:rPr>
+          <w:b/>
+          <w:bCs/>
+          <w:sz w:val="32"/>
+          <w:szCs w:val="32"/>
+        </w:rPr>
+        <w:t xml:space="preserve">TABLE OF CONTENTS</w:t>
+      </w:r>
+    </w:p>
+    <w:p>
+      <w:pPr>
+        <w:keepNext/>
+        <w:keepLines/>
+        <w:spacing w:before="84" w:after="0" w:line="340" w:lineRule="exact"/>
+        <w:ind w:left="0" w:right="20"/>
+        <w:jc w:val="right"/>
+      </w:pPr>
+      <w:r>
+        <w:rPr>
+          <w:b/>
+          <w:bCs/>
+          <w:u w:val="single"/>
+        </w:rPr>
+        <w:t xml:space="preserve">Page</w:t>
+      </w:r>
+    </w:p>
+    <w:p>
+      <w:pPr>
+        <w:keepLines/>
+        <w:tabs>
+          <w:tab w:val="right" w:leader="dot" w:pos="9360"/>
+        </w:tabs>
+        <w:spacing w:before="168" w:after="0" w:line="340" w:lineRule="exact"/>
+        <w:ind w:left="0" w:right="720"/>
+      </w:pPr>
+      <w:r>
+        <w:t xml:space="preserve">ISSUE PRESENTED   </w:t>
+      </w:r>
+      <w:r>
+        <w:tab/>
+      </w:r>
+      <w:r>
+        <w:t xml:space="preserve">1</w:t>
+      </w:r>
+    </w:p>
+    <w:p>
+      <w:pPr>
+        <w:keepLines/>
+        <w:tabs>
+          <w:tab w:val="right" w:leader="dot" w:pos="9360"/>
+        </w:tabs>
+        <w:spacing w:before="168" w:after="0" w:line="340" w:lineRule="exact"/>
+        <w:ind w:left="0" w:right="720"/>
+      </w:pPr>
+      <w:r>
+        <w:t xml:space="preserve">STATEMENT OF THE CASE   </w:t>
+      </w:r>
+      <w:r>
+        <w:tab/>
+      </w:r>
+      <w:r>
+        <w:t xml:space="preserve">1</w:t>
+      </w:r>
+    </w:p>
+    <w:p>
+      <w:pPr>
+        <w:keepLines/>
+        <w:tabs>
+          <w:tab w:val="right" w:leader="dot" w:pos="9360"/>
+        </w:tabs>
+        <w:spacing w:before="98" w:after="0" w:line="340" w:lineRule="exact"/>
+        <w:ind w:left="1440" w:right="720" w:hanging="720"/>
       </w:pPr>
       <w:r>
         <w:t xml:space="preserve">A.</w:t>
@@ -284,13 +782,23 @@
         <w:tab/>
       </w:r>
       <w:r>
-        <w:t xml:space="preserve">Nature of the Case</w:t>
-      </w:r>
-    </w:p>
-    <w:p>
-      <w:pPr>
-        <w:spacing w:before="120" w:after="0" w:line="240" w:lineRule="auto"/>
-        <w:ind w:left="1440" w:hanging="720"/>
+        <w:t xml:space="preserve">Nature of the Case   </w:t>
+      </w:r>
+      <w:r>
+        <w:tab/>
+      </w:r>
+      <w:r>
+        <w:t xml:space="preserve">1</w:t>
+      </w:r>
+    </w:p>
+    <w:p>
+      <w:pPr>
+        <w:keepLines/>
+        <w:tabs>
+          <w:tab w:val="right" w:leader="dot" w:pos="9360"/>
+        </w:tabs>
+        <w:spacing w:before="98" w:after="0" w:line="340" w:lineRule="exact"/>
+        <w:ind w:left="1440" w:right="720" w:hanging="720"/>
       </w:pPr>
       <w:r>
         <w:t xml:space="preserve">B.</w:t>
@@ -299,37 +807,61 @@
         <w:tab/>
       </w:r>
       <w:r>
-        <w:t xml:space="preserve">Statement of Facts and Procedural History</w:t>
-      </w:r>
-    </w:p>
-    <w:p>
-      <w:pPr>
-        <w:spacing w:before="240" w:after="0" w:line="240" w:lineRule="auto"/>
-        <w:ind w:left="0" w:hanging="0"/>
-      </w:pPr>
-      <w:r>
-        <w:t xml:space="preserve"/>
-      </w:r>
-      <w:r>
-        <w:t xml:space="preserve">SUMMARY OF THE ARGUMENT</w:t>
-      </w:r>
-    </w:p>
-    <w:p>
-      <w:pPr>
-        <w:spacing w:before="240" w:after="0" w:line="240" w:lineRule="auto"/>
-        <w:ind w:left="0" w:hanging="0"/>
-      </w:pPr>
-      <w:r>
-        <w:t xml:space="preserve"/>
-      </w:r>
-      <w:r>
-        <w:t xml:space="preserve">ARGUMENT</w:t>
-      </w:r>
-    </w:p>
-    <w:p>
-      <w:pPr>
-        <w:spacing w:before="120" w:after="0" w:line="240" w:lineRule="auto"/>
-        <w:ind w:left="720" w:hanging="720"/>
+        <w:t xml:space="preserve">Statement of Facts and Procedural History   </w:t>
+      </w:r>
+      <w:r>
+        <w:tab/>
+      </w:r>
+      <w:r>
+        <w:t xml:space="preserve">2</w:t>
+      </w:r>
+    </w:p>
+    <w:p>
+      <w:pPr>
+        <w:keepLines/>
+        <w:tabs>
+          <w:tab w:val="right" w:leader="dot" w:pos="9360"/>
+        </w:tabs>
+        <w:spacing w:before="168" w:after="0" w:line="340" w:lineRule="exact"/>
+        <w:ind w:left="0" w:right="720"/>
+      </w:pPr>
+      <w:r>
+        <w:t xml:space="preserve">SUMMARY OF THE ARGUMENT   </w:t>
+      </w:r>
+      <w:r>
+        <w:tab/>
+      </w:r>
+      <w:r>
+        <w:t xml:space="preserve">3</w:t>
+      </w:r>
+    </w:p>
+    <w:p>
+      <w:pPr>
+        <w:keepLines/>
+        <w:tabs>
+          <w:tab w:val="right" w:leader="dot" w:pos="9360"/>
+        </w:tabs>
+        <w:spacing w:before="168" w:after="0" w:line="340" w:lineRule="exact"/>
+        <w:ind w:left="0" w:right="720"/>
+      </w:pPr>
+      <w:r>
+        <w:t xml:space="preserve">ARGUMENT   </w:t>
+      </w:r>
+      <w:r>
+        <w:tab/>
+      </w:r>
+      <w:r>
+        <w:t xml:space="preserve">3</w:t>
+      </w:r>
+    </w:p>
+    <w:p>
+      <w:pPr>
+        <w:keepLines/>
+        <w:tabs>
+          <w:tab w:val="right" w:leader="dot" w:pos="9360"/>
+        </w:tabs>
+        <w:spacing w:before="98" w:after="0" w:line="340" w:lineRule="exact"/>
+        <w:ind w:left="720" w:right="720" w:hanging="720"/>
       </w:pPr>
       <w:r>
         <w:t xml:space="preserve">I.</w:t>
@@ -338,13 +870,23 @@
         <w:tab/>
       </w:r>
       <w:r>
-        <w:t xml:space="preserve">Standard of Review</w:t>
-      </w:r>
-    </w:p>
-    <w:p>
-      <w:pPr>
-        <w:spacing w:before="120" w:after="0" w:line="240" w:lineRule="auto"/>
-        <w:ind w:left="720" w:hanging="720"/>
+        <w:t xml:space="preserve">Standard of Review   </w:t>
+      </w:r>
+      <w:r>
+        <w:tab/>
+      </w:r>
+      <w:r>
+        <w:t xml:space="preserve">3</w:t>
+      </w:r>
+    </w:p>
+    <w:p>
+      <w:pPr>
+        <w:keepLines/>
+        <w:tabs>
+          <w:tab w:val="right" w:leader="dot" w:pos="9360"/>
+        </w:tabs>
+        <w:spacing w:before="98" w:after="0" w:line="340" w:lineRule="exact"/>
+        <w:ind w:left="720" w:right="720" w:hanging="720"/>
       </w:pPr>
       <w:r>
         <w:t xml:space="preserve">II.</w:t>
@@ -353,37 +895,61 @@
         <w:tab/>
       </w:r>
       <w:r>
-        <w:t xml:space="preserve">The Board did not fail to address a reasonably raised theory.</w:t>
-      </w:r>
-    </w:p>
-    <w:p>
-      <w:pPr>
-        <w:spacing w:before="240" w:after="0" w:line="240" w:lineRule="auto"/>
-        <w:ind w:left="0" w:hanging="0"/>
-      </w:pPr>
-      <w:r>
-        <w:t xml:space="preserve"/>
-      </w:r>
-      <w:r>
-        <w:t xml:space="preserve">CONCLUSION</w:t>
-      </w:r>
-    </w:p>
-    <w:p>
-      <w:r>
-        <w:br w:type="page"/>
-      </w:r>
-    </w:p>
-    <w:p>
-      <w:pPr>
-        <w:pStyle w:val="FrontHeading"/>
-      </w:pPr>
-      <w:r>
-        <w:t xml:space="preserve">Table of Authorities</w:t>
-      </w:r>
-    </w:p>
-    <w:p>
-      <w:pPr>
-        <w:pStyle w:val="Single"/>
+        <w:t xml:space="preserve">The Board did not fail to address a reasonably raised theory.   </w:t>
+      </w:r>
+      <w:r>
+        <w:tab/>
+      </w:r>
+      <w:r>
+        <w:t xml:space="preserve">4</w:t>
+      </w:r>
+    </w:p>
+    <w:p>
+      <w:pPr>
+        <w:keepLines/>
+        <w:tabs>
+          <w:tab w:val="right" w:leader="dot" w:pos="9360"/>
+        </w:tabs>
+        <w:spacing w:before="168" w:after="0" w:line="340" w:lineRule="exact"/>
+        <w:ind w:left="0" w:right="720"/>
+      </w:pPr>
+      <w:r>
+        <w:t xml:space="preserve">CONCLUSION   </w:t>
+      </w:r>
+      <w:r>
+        <w:tab/>
+      </w:r>
+      <w:r>
+        <w:t xml:space="preserve">7</w:t>
+      </w:r>
+    </w:p>
+    <w:p>
+      <w:pPr>
+        <w:keepNext/>
+        <w:keepLines/>
+        <w:pageBreakBefore/>
+        <w:spacing w:before="0" w:after="308" w:line="400" w:lineRule="exact"/>
+        <w:ind w:left="0" w:firstLine="0"/>
+        <w:jc w:val="center"/>
+      </w:pPr>
+      <w:r>
+        <w:rPr>
+          <w:b/>
+          <w:bCs/>
+          <w:sz w:val="32"/>
+          <w:szCs w:val="32"/>
+        </w:rPr>
+        <w:t xml:space="preserve">TABLE OF AUTHORITIES</w:t>
+      </w:r>
+    </w:p>
+    <w:p>
+      <w:pPr>
+        <w:keepNext/>
+        <w:keepLines/>
+        <w:tabs>
+          <w:tab w:val="right" w:pos="9360"/>
+        </w:tabs>
+        <w:spacing w:before="280" w:after="56" w:line="340" w:lineRule="exact"/>
       </w:pPr>
       <w:r>
         <w:rPr>
@@ -392,17 +958,61 @@
         </w:rPr>
         <w:t xml:space="preserve">Cases:</w:t>
       </w:r>
-    </w:p>
-    <w:p>
-      <w:pPr>
-        <w:pStyle w:val="Single"/>
-      </w:pPr>
-      <w:r>
-        <w:rPr>
-          <w:i/>
-          <w:iCs/>
-        </w:rPr>
-        <w:t xml:space="preserve">Brannon v. West</w:t>
+      <w:r>
+        <w:tab/>
+      </w:r>
+      <w:r>
+        <w:rPr>
+          <w:b/>
+          <w:bCs/>
+          <w:u w:val="single"/>
+        </w:rPr>
+        <w:t xml:space="preserve">Page(s)</w:t>
+      </w:r>
+    </w:p>
+    <w:p>
+      <w:pPr>
+        <w:keepLines/>
+        <w:tabs>
+          <w:tab w:val="right" w:leader="dot" w:pos="9360"/>
+        </w:tabs>
+        <w:spacing w:before="196" w:after="0" w:line="340" w:lineRule="exact"/>
+        <w:ind w:left="504" w:right="1120" w:hanging="504"/>
+      </w:pPr>
+      <w:r>
+        <w:rPr>
+          <w:i/>
+          <w:iCs/>
+        </w:rPr>
+        <w:t xml:space="preserve">Brannon</w:t>
+      </w:r>
+      <w:r>
+        <w:rPr>
+          <w:i/>
+          <w:iCs/>
+        </w:rPr>
+        <w:t xml:space="preserve"> </w:t>
+      </w:r>
+      <w:r>
+        <w:rPr>
+          <w:i/>
+          <w:iCs/>
+        </w:rPr>
+        <w:t xml:space="preserve">v.</w:t>
+      </w:r>
+      <w:r>
+        <w:rPr>
+          <w:i/>
+          <w:iCs/>
+        </w:rPr>
+        <w:t xml:space="preserve"> </w:t>
+      </w:r>
+      <w:r>
+        <w:rPr>
+          <w:i/>
+          <w:iCs/>
+        </w:rPr>
+        <w:t xml:space="preserve">West</w:t>
       </w:r>
       <w:r>
         <w:t xml:space="preserve">,</w:t>
@@ -411,19 +1021,85 @@
         <w:br/>
       </w:r>
       <w:r>
-        <w:t xml:space="preserve">12 Vet. App. 32 (1998)</w:t>
-      </w:r>
-    </w:p>
-    <w:p>
-      <w:pPr>
-        <w:pStyle w:val="Single"/>
-      </w:pPr>
-      <w:r>
-        <w:rPr>
-          <w:i/>
-          <w:iCs/>
-        </w:rPr>
-        <w:t xml:space="preserve">Breeden v. Principi</w:t>
+        <w:t xml:space="preserve">12</w:t>
+      </w:r>
+      <w:r>
+        <w:t xml:space="preserve"> </w:t>
+      </w:r>
+      <w:r>
+        <w:t xml:space="preserve">Vet.</w:t>
+      </w:r>
+      <w:r>
+        <w:t xml:space="preserve"> </w:t>
+      </w:r>
+      <w:r>
+        <w:t xml:space="preserve">App.</w:t>
+      </w:r>
+      <w:r>
+        <w:t xml:space="preserve"> </w:t>
+      </w:r>
+      <w:r>
+        <w:t xml:space="preserve">32</w:t>
+      </w:r>
+      <w:r>
+        <w:t xml:space="preserve"> </w:t>
+      </w:r>
+      <w:r>
+        <w:t xml:space="preserve">(1998)</w:t>
+      </w:r>
+      <w:r>
+        <w:t xml:space="preserve">   </w:t>
+      </w:r>
+      <w:r>
+        <w:tab/>
+      </w:r>
+      <w:r>
+        <w:t xml:space="preserve">4</w:t>
+      </w:r>
+    </w:p>
+    <w:p>
+      <w:pPr>
+        <w:keepLines/>
+        <w:tabs>
+          <w:tab w:val="right" w:leader="dot" w:pos="9360"/>
+        </w:tabs>
+        <w:spacing w:before="196" w:after="0" w:line="340" w:lineRule="exact"/>
+        <w:ind w:left="504" w:right="1120" w:hanging="504"/>
+      </w:pPr>
+      <w:r>
+        <w:rPr>
+          <w:i/>
+          <w:iCs/>
+        </w:rPr>
+        <w:t xml:space="preserve">Breeden</w:t>
+      </w:r>
+      <w:r>
+        <w:rPr>
+          <w:i/>
+          <w:iCs/>
+        </w:rPr>
+        <w:t xml:space="preserve"> </w:t>
+      </w:r>
+      <w:r>
+        <w:rPr>
+          <w:i/>
+          <w:iCs/>
+        </w:rPr>
+        <w:t xml:space="preserve">v.</w:t>
+      </w:r>
+      <w:r>
+        <w:rPr>
+          <w:i/>
+          <w:iCs/>
+        </w:rPr>
+        <w:t xml:space="preserve"> </w:t>
+      </w:r>
+      <w:r>
+        <w:rPr>
+          <w:i/>
+          <w:iCs/>
+        </w:rPr>
+        <w:t xml:space="preserve">Principi</w:t>
       </w:r>
       <w:r>
         <w:t xml:space="preserve">,</w:t>
@@ -432,19 +1108,103 @@
         <w:br/>
       </w:r>
       <w:r>
-        <w:t xml:space="preserve">17 Vet. App. 475 (2004) (per curiam order)</w:t>
-      </w:r>
-    </w:p>
-    <w:p>
-      <w:pPr>
-        <w:pStyle w:val="Single"/>
-      </w:pPr>
-      <w:r>
-        <w:rPr>
-          <w:i/>
-          <w:iCs/>
-        </w:rPr>
-        <w:t xml:space="preserve">Colvin v. Derwinski</w:t>
+        <w:t xml:space="preserve">17</w:t>
+      </w:r>
+      <w:r>
+        <w:t xml:space="preserve"> </w:t>
+      </w:r>
+      <w:r>
+        <w:t xml:space="preserve">Vet.</w:t>
+      </w:r>
+      <w:r>
+        <w:t xml:space="preserve"> </w:t>
+      </w:r>
+      <w:r>
+        <w:t xml:space="preserve">App.</w:t>
+      </w:r>
+      <w:r>
+        <w:t xml:space="preserve"> </w:t>
+      </w:r>
+      <w:r>
+        <w:t xml:space="preserve">475</w:t>
+      </w:r>
+      <w:r>
+        <w:t xml:space="preserve"> </w:t>
+      </w:r>
+      <w:r>
+        <w:t xml:space="preserve">(2004)</w:t>
+      </w:r>
+      <w:r>
+        <w:t xml:space="preserve"> </w:t>
+      </w:r>
+      <w:r>
+        <w:t xml:space="preserve">(per</w:t>
+      </w:r>
+      <w:r>
+        <w:t xml:space="preserve"> </w:t>
+      </w:r>
+      <w:r>
+        <w:t xml:space="preserve">curiam</w:t>
+      </w:r>
+      <w:r>
+        <w:t xml:space="preserve"> </w:t>
+      </w:r>
+      <w:r>
+        <w:t xml:space="preserve">order)</w:t>
+      </w:r>
+      <w:r>
+        <w:t xml:space="preserve">   </w:t>
+      </w:r>
+      <w:r>
+        <w:tab/>
+      </w:r>
+      <w:r>
+        <w:t xml:space="preserve">2</w:t>
+      </w:r>
+    </w:p>
+    <w:p>
+      <w:pPr>
+        <w:keepLines/>
+        <w:tabs>
+          <w:tab w:val="right" w:leader="dot" w:pos="9360"/>
+        </w:tabs>
+        <w:spacing w:before="196" w:after="0" w:line="340" w:lineRule="exact"/>
+        <w:ind w:left="504" w:right="1120" w:hanging="504"/>
+      </w:pPr>
+      <w:r>
+        <w:rPr>
+          <w:i/>
+          <w:iCs/>
+        </w:rPr>
+        <w:t xml:space="preserve">Colvin</w:t>
+      </w:r>
+      <w:r>
+        <w:rPr>
+          <w:i/>
+          <w:iCs/>
+        </w:rPr>
+        <w:t xml:space="preserve"> </w:t>
+      </w:r>
+      <w:r>
+        <w:rPr>
+          <w:i/>
+          <w:iCs/>
+        </w:rPr>
+        <w:t xml:space="preserve">v.</w:t>
+      </w:r>
+      <w:r>
+        <w:rPr>
+          <w:i/>
+          <w:iCs/>
+        </w:rPr>
+        <w:t xml:space="preserve"> </w:t>
+      </w:r>
+      <w:r>
+        <w:rPr>
+          <w:i/>
+          <w:iCs/>
+        </w:rPr>
+        <w:t xml:space="preserve">Derwinski</w:t>
       </w:r>
       <w:r>
         <w:t xml:space="preserve">,</w:t>
@@ -453,19 +1213,85 @@
         <w:br/>
       </w:r>
       <w:r>
-        <w:t xml:space="preserve">1 Vet. App. 171 (1991)</w:t>
-      </w:r>
-    </w:p>
-    <w:p>
-      <w:pPr>
-        <w:pStyle w:val="Single"/>
-      </w:pPr>
-      <w:r>
-        <w:rPr>
-          <w:i/>
-          <w:iCs/>
-        </w:rPr>
-        <w:t xml:space="preserve">Euzebio v. Wilkie</w:t>
+        <w:t xml:space="preserve">1</w:t>
+      </w:r>
+      <w:r>
+        <w:t xml:space="preserve"> </w:t>
+      </w:r>
+      <w:r>
+        <w:t xml:space="preserve">Vet.</w:t>
+      </w:r>
+      <w:r>
+        <w:t xml:space="preserve"> </w:t>
+      </w:r>
+      <w:r>
+        <w:t xml:space="preserve">App.</w:t>
+      </w:r>
+      <w:r>
+        <w:t xml:space="preserve"> </w:t>
+      </w:r>
+      <w:r>
+        <w:t xml:space="preserve">171</w:t>
+      </w:r>
+      <w:r>
+        <w:t xml:space="preserve"> </w:t>
+      </w:r>
+      <w:r>
+        <w:t xml:space="preserve">(1991)</w:t>
+      </w:r>
+      <w:r>
+        <w:t xml:space="preserve">   </w:t>
+      </w:r>
+      <w:r>
+        <w:tab/>
+      </w:r>
+      <w:r>
+        <w:t xml:space="preserve">6</w:t>
+      </w:r>
+    </w:p>
+    <w:p>
+      <w:pPr>
+        <w:keepLines/>
+        <w:tabs>
+          <w:tab w:val="right" w:leader="dot" w:pos="9360"/>
+        </w:tabs>
+        <w:spacing w:before="196" w:after="0" w:line="340" w:lineRule="exact"/>
+        <w:ind w:left="504" w:right="1120" w:hanging="504"/>
+      </w:pPr>
+      <w:r>
+        <w:rPr>
+          <w:i/>
+          <w:iCs/>
+        </w:rPr>
+        <w:t xml:space="preserve">Euzebio</w:t>
+      </w:r>
+      <w:r>
+        <w:rPr>
+          <w:i/>
+          <w:iCs/>
+        </w:rPr>
+        <w:t xml:space="preserve"> </w:t>
+      </w:r>
+      <w:r>
+        <w:rPr>
+          <w:i/>
+          <w:iCs/>
+        </w:rPr>
+        <w:t xml:space="preserve">v.</w:t>
+      </w:r>
+      <w:r>
+        <w:rPr>
+          <w:i/>
+          <w:iCs/>
+        </w:rPr>
+        <w:t xml:space="preserve"> </w:t>
+      </w:r>
+      <w:r>
+        <w:rPr>
+          <w:i/>
+          <w:iCs/>
+        </w:rPr>
+        <w:t xml:space="preserve">Wilkie</w:t>
       </w:r>
       <w:r>
         <w:t xml:space="preserve">,</w:t>
@@ -474,19 +1300,129 @@
         <w:br/>
       </w:r>
       <w:r>
-        <w:t xml:space="preserve">No. 17-2879, 2019 U.S. App. Vet. Claims LEXIS 1476 (Aug. 22, 2019)</w:t>
-      </w:r>
-    </w:p>
-    <w:p>
-      <w:pPr>
-        <w:pStyle w:val="Single"/>
-      </w:pPr>
-      <w:r>
-        <w:rPr>
-          <w:i/>
-          <w:iCs/>
-        </w:rPr>
-        <w:t xml:space="preserve">Gilbert v. Derwinski</w:t>
+        <w:t xml:space="preserve">No.</w:t>
+      </w:r>
+      <w:r>
+        <w:t xml:space="preserve"> </w:t>
+      </w:r>
+      <w:r>
+        <w:t xml:space="preserve">17</w:t>
+        <w:noBreakHyphen/>
+        <w:t xml:space="preserve">2879,</w:t>
+      </w:r>
+      <w:r>
+        <w:t xml:space="preserve"> </w:t>
+      </w:r>
+      <w:r>
+        <w:t xml:space="preserve">2019</w:t>
+      </w:r>
+      <w:r>
+        <w:t xml:space="preserve"> </w:t>
+      </w:r>
+      <w:r>
+        <w:t xml:space="preserve">U.S.</w:t>
+      </w:r>
+      <w:r>
+        <w:t xml:space="preserve"> </w:t>
+      </w:r>
+      <w:r>
+        <w:t xml:space="preserve">App.</w:t>
+      </w:r>
+      <w:r>
+        <w:t xml:space="preserve"> </w:t>
+      </w:r>
+      <w:r>
+        <w:t xml:space="preserve">Vet.</w:t>
+      </w:r>
+      <w:r>
+        <w:t xml:space="preserve"> </w:t>
+      </w:r>
+      <w:r>
+        <w:t xml:space="preserve">Claims</w:t>
+      </w:r>
+      <w:r>
+        <w:t xml:space="preserve"> </w:t>
+      </w:r>
+      <w:r>
+        <w:t xml:space="preserve">LEXIS</w:t>
+      </w:r>
+      <w:r>
+        <w:t xml:space="preserve"> </w:t>
+      </w:r>
+      <w:r>
+        <w:t xml:space="preserve">1476</w:t>
+      </w:r>
+      <w:r>
+        <w:t xml:space="preserve"> </w:t>
+      </w:r>
+      <w:r>
+        <w:t xml:space="preserve">(Aug.</w:t>
+      </w:r>
+      <w:r>
+        <w:t xml:space="preserve"> </w:t>
+      </w:r>
+      <w:r>
+        <w:t xml:space="preserve">22,</w:t>
+      </w:r>
+      <w:r>
+        <w:t xml:space="preserve"> </w:t>
+      </w:r>
+      <w:r>
+        <w:t xml:space="preserve">2019)</w:t>
+      </w:r>
+      <w:r>
+        <w:t xml:space="preserve">   </w:t>
+      </w:r>
+      <w:r>
+        <w:tab/>
+      </w:r>
+      <w:r>
+        <w:t xml:space="preserve">5</w:t>
+      </w:r>
+    </w:p>
+    <w:p>
+      <w:pPr>
+        <w:keepLines/>
+        <w:tabs>
+          <w:tab w:val="right" w:leader="dot" w:pos="9360"/>
+        </w:tabs>
+        <w:spacing w:before="196" w:after="0" w:line="340" w:lineRule="exact"/>
+        <w:ind w:left="504" w:right="1120" w:hanging="504"/>
+      </w:pPr>
+      <w:r>
+        <w:rPr>
+          <w:i/>
+          <w:iCs/>
+        </w:rPr>
+        <w:t xml:space="preserve">Gilbert</w:t>
+      </w:r>
+      <w:r>
+        <w:rPr>
+          <w:i/>
+          <w:iCs/>
+        </w:rPr>
+        <w:t xml:space="preserve"> </w:t>
+      </w:r>
+      <w:r>
+        <w:rPr>
+          <w:i/>
+          <w:iCs/>
+        </w:rPr>
+        <w:t xml:space="preserve">v.</w:t>
+      </w:r>
+      <w:r>
+        <w:rPr>
+          <w:i/>
+          <w:iCs/>
+        </w:rPr>
+        <w:t xml:space="preserve"> </w:t>
+      </w:r>
+      <w:r>
+        <w:rPr>
+          <w:i/>
+          <w:iCs/>
+        </w:rPr>
+        <w:t xml:space="preserve">Derwinski</w:t>
       </w:r>
       <w:r>
         <w:t xml:space="preserve">,</w:t>
@@ -495,19 +1431,85 @@
         <w:br/>
       </w:r>
       <w:r>
-        <w:t xml:space="preserve">1 Vet. App. 49 (1990)</w:t>
-      </w:r>
-    </w:p>
-    <w:p>
-      <w:pPr>
-        <w:pStyle w:val="Single"/>
-      </w:pPr>
-      <w:r>
-        <w:rPr>
-          <w:i/>
-          <w:iCs/>
-        </w:rPr>
-        <w:t xml:space="preserve">Gill v. Shinseki</w:t>
+        <w:t xml:space="preserve">1</w:t>
+      </w:r>
+      <w:r>
+        <w:t xml:space="preserve"> </w:t>
+      </w:r>
+      <w:r>
+        <w:t xml:space="preserve">Vet.</w:t>
+      </w:r>
+      <w:r>
+        <w:t xml:space="preserve"> </w:t>
+      </w:r>
+      <w:r>
+        <w:t xml:space="preserve">App.</w:t>
+      </w:r>
+      <w:r>
+        <w:t xml:space="preserve"> </w:t>
+      </w:r>
+      <w:r>
+        <w:t xml:space="preserve">49</w:t>
+      </w:r>
+      <w:r>
+        <w:t xml:space="preserve"> </w:t>
+      </w:r>
+      <w:r>
+        <w:t xml:space="preserve">(1990)</w:t>
+      </w:r>
+      <w:r>
+        <w:t xml:space="preserve">   </w:t>
+      </w:r>
+      <w:r>
+        <w:tab/>
+      </w:r>
+      <w:r>
+        <w:t xml:space="preserve">3, 4</w:t>
+      </w:r>
+    </w:p>
+    <w:p>
+      <w:pPr>
+        <w:keepLines/>
+        <w:tabs>
+          <w:tab w:val="right" w:leader="dot" w:pos="9360"/>
+        </w:tabs>
+        <w:spacing w:before="196" w:after="0" w:line="340" w:lineRule="exact"/>
+        <w:ind w:left="504" w:right="1120" w:hanging="504"/>
+      </w:pPr>
+      <w:r>
+        <w:rPr>
+          <w:i/>
+          <w:iCs/>
+        </w:rPr>
+        <w:t xml:space="preserve">Gill</w:t>
+      </w:r>
+      <w:r>
+        <w:rPr>
+          <w:i/>
+          <w:iCs/>
+        </w:rPr>
+        <w:t xml:space="preserve"> </w:t>
+      </w:r>
+      <w:r>
+        <w:rPr>
+          <w:i/>
+          <w:iCs/>
+        </w:rPr>
+        <w:t xml:space="preserve">v.</w:t>
+      </w:r>
+      <w:r>
+        <w:rPr>
+          <w:i/>
+          <w:iCs/>
+        </w:rPr>
+        <w:t xml:space="preserve"> </w:t>
+      </w:r>
+      <w:r>
+        <w:rPr>
+          <w:i/>
+          <w:iCs/>
+        </w:rPr>
+        <w:t xml:space="preserve">Shinseki</w:t>
       </w:r>
       <w:r>
         <w:t xml:space="preserve">,</w:t>
@@ -516,19 +1518,85 @@
         <w:br/>
       </w:r>
       <w:r>
-        <w:t xml:space="preserve">26 Vet. App. 386 (2013)</w:t>
-      </w:r>
-    </w:p>
-    <w:p>
-      <w:pPr>
-        <w:pStyle w:val="Single"/>
-      </w:pPr>
-      <w:r>
-        <w:rPr>
-          <w:i/>
-          <w:iCs/>
-        </w:rPr>
-        <w:t xml:space="preserve">Hime v. McDonald</w:t>
+        <w:t xml:space="preserve">26</w:t>
+      </w:r>
+      <w:r>
+        <w:t xml:space="preserve"> </w:t>
+      </w:r>
+      <w:r>
+        <w:t xml:space="preserve">Vet.</w:t>
+      </w:r>
+      <w:r>
+        <w:t xml:space="preserve"> </w:t>
+      </w:r>
+      <w:r>
+        <w:t xml:space="preserve">App.</w:t>
+      </w:r>
+      <w:r>
+        <w:t xml:space="preserve"> </w:t>
+      </w:r>
+      <w:r>
+        <w:t xml:space="preserve">386</w:t>
+      </w:r>
+      <w:r>
+        <w:t xml:space="preserve"> </w:t>
+      </w:r>
+      <w:r>
+        <w:t xml:space="preserve">(2013)</w:t>
+      </w:r>
+      <w:r>
+        <w:t xml:space="preserve">   </w:t>
+      </w:r>
+      <w:r>
+        <w:tab/>
+      </w:r>
+      <w:r>
+        <w:t xml:space="preserve">6</w:t>
+      </w:r>
+    </w:p>
+    <w:p>
+      <w:pPr>
+        <w:keepLines/>
+        <w:tabs>
+          <w:tab w:val="right" w:leader="dot" w:pos="9360"/>
+        </w:tabs>
+        <w:spacing w:before="196" w:after="0" w:line="340" w:lineRule="exact"/>
+        <w:ind w:left="504" w:right="1120" w:hanging="504"/>
+      </w:pPr>
+      <w:r>
+        <w:rPr>
+          <w:i/>
+          <w:iCs/>
+        </w:rPr>
+        <w:t xml:space="preserve">Hime</w:t>
+      </w:r>
+      <w:r>
+        <w:rPr>
+          <w:i/>
+          <w:iCs/>
+        </w:rPr>
+        <w:t xml:space="preserve"> </w:t>
+      </w:r>
+      <w:r>
+        <w:rPr>
+          <w:i/>
+          <w:iCs/>
+        </w:rPr>
+        <w:t xml:space="preserve">v.</w:t>
+      </w:r>
+      <w:r>
+        <w:rPr>
+          <w:i/>
+          <w:iCs/>
+        </w:rPr>
+        <w:t xml:space="preserve"> </w:t>
+      </w:r>
+      <w:r>
+        <w:rPr>
+          <w:i/>
+          <w:iCs/>
+        </w:rPr>
+        <w:t xml:space="preserve">McDonald</w:t>
       </w:r>
       <w:r>
         <w:t xml:space="preserve">,</w:t>
@@ -537,19 +1605,85 @@
         <w:br/>
       </w:r>
       <w:r>
-        <w:t xml:space="preserve">28 Vet. App. 1 (2016)</w:t>
-      </w:r>
-    </w:p>
-    <w:p>
-      <w:pPr>
-        <w:pStyle w:val="Single"/>
-      </w:pPr>
-      <w:r>
-        <w:rPr>
-          <w:i/>
-          <w:iCs/>
-        </w:rPr>
-        <w:t xml:space="preserve">Lynch v. Wilkie</w:t>
+        <w:t xml:space="preserve">28</w:t>
+      </w:r>
+      <w:r>
+        <w:t xml:space="preserve"> </w:t>
+      </w:r>
+      <w:r>
+        <w:t xml:space="preserve">Vet.</w:t>
+      </w:r>
+      <w:r>
+        <w:t xml:space="preserve"> </w:t>
+      </w:r>
+      <w:r>
+        <w:t xml:space="preserve">App.</w:t>
+      </w:r>
+      <w:r>
+        <w:t xml:space="preserve"> </w:t>
+      </w:r>
+      <w:r>
+        <w:t xml:space="preserve">1</w:t>
+      </w:r>
+      <w:r>
+        <w:t xml:space="preserve"> </w:t>
+      </w:r>
+      <w:r>
+        <w:t xml:space="preserve">(2016)</w:t>
+      </w:r>
+      <w:r>
+        <w:t xml:space="preserve">   </w:t>
+      </w:r>
+      <w:r>
+        <w:tab/>
+      </w:r>
+      <w:r>
+        <w:t xml:space="preserve">6</w:t>
+      </w:r>
+    </w:p>
+    <w:p>
+      <w:pPr>
+        <w:keepLines/>
+        <w:tabs>
+          <w:tab w:val="right" w:leader="dot" w:pos="9360"/>
+        </w:tabs>
+        <w:spacing w:before="196" w:after="0" w:line="340" w:lineRule="exact"/>
+        <w:ind w:left="504" w:right="1120" w:hanging="504"/>
+      </w:pPr>
+      <w:r>
+        <w:rPr>
+          <w:i/>
+          <w:iCs/>
+        </w:rPr>
+        <w:t xml:space="preserve">Lynch</w:t>
+      </w:r>
+      <w:r>
+        <w:rPr>
+          <w:i/>
+          <w:iCs/>
+        </w:rPr>
+        <w:t xml:space="preserve"> </w:t>
+      </w:r>
+      <w:r>
+        <w:rPr>
+          <w:i/>
+          <w:iCs/>
+        </w:rPr>
+        <w:t xml:space="preserve">v.</w:t>
+      </w:r>
+      <w:r>
+        <w:rPr>
+          <w:i/>
+          <w:iCs/>
+        </w:rPr>
+        <w:t xml:space="preserve"> </w:t>
+      </w:r>
+      <w:r>
+        <w:rPr>
+          <w:i/>
+          <w:iCs/>
+        </w:rPr>
+        <w:t xml:space="preserve">Wilkie</w:t>
       </w:r>
       <w:r>
         <w:t xml:space="preserve">,</w:t>
@@ -558,19 +1692,85 @@
         <w:br/>
       </w:r>
       <w:r>
-        <w:t xml:space="preserve">30 Vet. App. 296 (2018)</w:t>
-      </w:r>
-    </w:p>
-    <w:p>
-      <w:pPr>
-        <w:pStyle w:val="Single"/>
-      </w:pPr>
-      <w:r>
-        <w:rPr>
-          <w:i/>
-          <w:iCs/>
-        </w:rPr>
-        <w:t xml:space="preserve">Medrano v. Nicholson</w:t>
+        <w:t xml:space="preserve">30</w:t>
+      </w:r>
+      <w:r>
+        <w:t xml:space="preserve"> </w:t>
+      </w:r>
+      <w:r>
+        <w:t xml:space="preserve">Vet.</w:t>
+      </w:r>
+      <w:r>
+        <w:t xml:space="preserve"> </w:t>
+      </w:r>
+      <w:r>
+        <w:t xml:space="preserve">App.</w:t>
+      </w:r>
+      <w:r>
+        <w:t xml:space="preserve"> </w:t>
+      </w:r>
+      <w:r>
+        <w:t xml:space="preserve">296</w:t>
+      </w:r>
+      <w:r>
+        <w:t xml:space="preserve"> </w:t>
+      </w:r>
+      <w:r>
+        <w:t xml:space="preserve">(2018)</w:t>
+      </w:r>
+      <w:r>
+        <w:t xml:space="preserve">   </w:t>
+      </w:r>
+      <w:r>
+        <w:tab/>
+      </w:r>
+      <w:r>
+        <w:t xml:space="preserve">3</w:t>
+      </w:r>
+    </w:p>
+    <w:p>
+      <w:pPr>
+        <w:keepLines/>
+        <w:tabs>
+          <w:tab w:val="right" w:leader="dot" w:pos="9360"/>
+        </w:tabs>
+        <w:spacing w:before="196" w:after="0" w:line="340" w:lineRule="exact"/>
+        <w:ind w:left="504" w:right="1120" w:hanging="504"/>
+      </w:pPr>
+      <w:r>
+        <w:rPr>
+          <w:i/>
+          <w:iCs/>
+        </w:rPr>
+        <w:t xml:space="preserve">Medrano</w:t>
+      </w:r>
+      <w:r>
+        <w:rPr>
+          <w:i/>
+          <w:iCs/>
+        </w:rPr>
+        <w:t xml:space="preserve"> </w:t>
+      </w:r>
+      <w:r>
+        <w:rPr>
+          <w:i/>
+          <w:iCs/>
+        </w:rPr>
+        <w:t xml:space="preserve">v.</w:t>
+      </w:r>
+      <w:r>
+        <w:rPr>
+          <w:i/>
+          <w:iCs/>
+        </w:rPr>
+        <w:t xml:space="preserve"> </w:t>
+      </w:r>
+      <w:r>
+        <w:rPr>
+          <w:i/>
+          <w:iCs/>
+        </w:rPr>
+        <w:t xml:space="preserve">Nicholson</w:t>
       </w:r>
       <w:r>
         <w:t xml:space="preserve">,</w:t>
@@ -579,19 +1779,85 @@
         <w:br/>
       </w:r>
       <w:r>
-        <w:t xml:space="preserve">21 Vet. App. 165 (2007)</w:t>
-      </w:r>
-    </w:p>
-    <w:p>
-      <w:pPr>
-        <w:pStyle w:val="Single"/>
-      </w:pPr>
-      <w:r>
-        <w:rPr>
-          <w:i/>
-          <w:iCs/>
-        </w:rPr>
-        <w:t xml:space="preserve">Robinson v. Peake</w:t>
+        <w:t xml:space="preserve">21</w:t>
+      </w:r>
+      <w:r>
+        <w:t xml:space="preserve"> </w:t>
+      </w:r>
+      <w:r>
+        <w:t xml:space="preserve">Vet.</w:t>
+      </w:r>
+      <w:r>
+        <w:t xml:space="preserve"> </w:t>
+      </w:r>
+      <w:r>
+        <w:t xml:space="preserve">App.</w:t>
+      </w:r>
+      <w:r>
+        <w:t xml:space="preserve"> </w:t>
+      </w:r>
+      <w:r>
+        <w:t xml:space="preserve">165</w:t>
+      </w:r>
+      <w:r>
+        <w:t xml:space="preserve"> </w:t>
+      </w:r>
+      <w:r>
+        <w:t xml:space="preserve">(2007)</w:t>
+      </w:r>
+      <w:r>
+        <w:t xml:space="preserve">   </w:t>
+      </w:r>
+      <w:r>
+        <w:tab/>
+      </w:r>
+      <w:r>
+        <w:t xml:space="preserve">1</w:t>
+      </w:r>
+    </w:p>
+    <w:p>
+      <w:pPr>
+        <w:keepLines/>
+        <w:tabs>
+          <w:tab w:val="right" w:leader="dot" w:pos="9360"/>
+        </w:tabs>
+        <w:spacing w:before="196" w:after="0" w:line="340" w:lineRule="exact"/>
+        <w:ind w:left="504" w:right="1120" w:hanging="504"/>
+      </w:pPr>
+      <w:r>
+        <w:rPr>
+          <w:i/>
+          <w:iCs/>
+        </w:rPr>
+        <w:t xml:space="preserve">Robinson</w:t>
+      </w:r>
+      <w:r>
+        <w:rPr>
+          <w:i/>
+          <w:iCs/>
+        </w:rPr>
+        <w:t xml:space="preserve"> </w:t>
+      </w:r>
+      <w:r>
+        <w:rPr>
+          <w:i/>
+          <w:iCs/>
+        </w:rPr>
+        <w:t xml:space="preserve">v.</w:t>
+      </w:r>
+      <w:r>
+        <w:rPr>
+          <w:i/>
+          <w:iCs/>
+        </w:rPr>
+        <w:t xml:space="preserve"> </w:t>
+      </w:r>
+      <w:r>
+        <w:rPr>
+          <w:i/>
+          <w:iCs/>
+        </w:rPr>
+        <w:t xml:space="preserve">Peake</w:t>
       </w:r>
       <w:r>
         <w:t xml:space="preserve">,</w:t>
@@ -600,19 +1866,85 @@
         <w:br/>
       </w:r>
       <w:r>
-        <w:t xml:space="preserve">21 Vet. App. 545 (2008)</w:t>
-      </w:r>
-    </w:p>
-    <w:p>
-      <w:pPr>
-        <w:pStyle w:val="Single"/>
-      </w:pPr>
-      <w:r>
-        <w:rPr>
-          <w:i/>
-          <w:iCs/>
-        </w:rPr>
-        <w:t xml:space="preserve">Rogozinski v. Derwinski</w:t>
+        <w:t xml:space="preserve">21</w:t>
+      </w:r>
+      <w:r>
+        <w:t xml:space="preserve"> </w:t>
+      </w:r>
+      <w:r>
+        <w:t xml:space="preserve">Vet.</w:t>
+      </w:r>
+      <w:r>
+        <w:t xml:space="preserve"> </w:t>
+      </w:r>
+      <w:r>
+        <w:t xml:space="preserve">App.</w:t>
+      </w:r>
+      <w:r>
+        <w:t xml:space="preserve"> </w:t>
+      </w:r>
+      <w:r>
+        <w:t xml:space="preserve">545</w:t>
+      </w:r>
+      <w:r>
+        <w:t xml:space="preserve"> </w:t>
+      </w:r>
+      <w:r>
+        <w:t xml:space="preserve">(2008)</w:t>
+      </w:r>
+      <w:r>
+        <w:t xml:space="preserve">   </w:t>
+      </w:r>
+      <w:r>
+        <w:tab/>
+      </w:r>
+      <w:r>
+        <w:t xml:space="preserve">4</w:t>
+      </w:r>
+    </w:p>
+    <w:p>
+      <w:pPr>
+        <w:keepLines/>
+        <w:tabs>
+          <w:tab w:val="right" w:leader="dot" w:pos="9360"/>
+        </w:tabs>
+        <w:spacing w:before="196" w:after="0" w:line="340" w:lineRule="exact"/>
+        <w:ind w:left="504" w:right="1120" w:hanging="504"/>
+      </w:pPr>
+      <w:r>
+        <w:rPr>
+          <w:i/>
+          <w:iCs/>
+        </w:rPr>
+        <w:t xml:space="preserve">Rogozinski</w:t>
+      </w:r>
+      <w:r>
+        <w:rPr>
+          <w:i/>
+          <w:iCs/>
+        </w:rPr>
+        <w:t xml:space="preserve"> </w:t>
+      </w:r>
+      <w:r>
+        <w:rPr>
+          <w:i/>
+          <w:iCs/>
+        </w:rPr>
+        <w:t xml:space="preserve">v.</w:t>
+      </w:r>
+      <w:r>
+        <w:rPr>
+          <w:i/>
+          <w:iCs/>
+        </w:rPr>
+        <w:t xml:space="preserve"> </w:t>
+      </w:r>
+      <w:r>
+        <w:rPr>
+          <w:i/>
+          <w:iCs/>
+        </w:rPr>
+        <w:t xml:space="preserve">Derwinski</w:t>
       </w:r>
       <w:r>
         <w:t xml:space="preserve">,</w:t>
@@ -621,19 +1953,85 @@
         <w:br/>
       </w:r>
       <w:r>
-        <w:t xml:space="preserve">1 Vet. App. 19 (1990)</w:t>
-      </w:r>
-    </w:p>
-    <w:p>
-      <w:pPr>
-        <w:pStyle w:val="Single"/>
-      </w:pPr>
-      <w:r>
-        <w:rPr>
-          <w:i/>
-          <w:iCs/>
-        </w:rPr>
-        <w:t xml:space="preserve">Sondel v. Brown</w:t>
+        <w:t xml:space="preserve">1</w:t>
+      </w:r>
+      <w:r>
+        <w:t xml:space="preserve"> </w:t>
+      </w:r>
+      <w:r>
+        <w:t xml:space="preserve">Vet.</w:t>
+      </w:r>
+      <w:r>
+        <w:t xml:space="preserve"> </w:t>
+      </w:r>
+      <w:r>
+        <w:t xml:space="preserve">App.</w:t>
+      </w:r>
+      <w:r>
+        <w:t xml:space="preserve"> </w:t>
+      </w:r>
+      <w:r>
+        <w:t xml:space="preserve">19</w:t>
+      </w:r>
+      <w:r>
+        <w:t xml:space="preserve"> </w:t>
+      </w:r>
+      <w:r>
+        <w:t xml:space="preserve">(1990)</w:t>
+      </w:r>
+      <w:r>
+        <w:t xml:space="preserve">   </w:t>
+      </w:r>
+      <w:r>
+        <w:tab/>
+      </w:r>
+      <w:r>
+        <w:t xml:space="preserve">5</w:t>
+      </w:r>
+    </w:p>
+    <w:p>
+      <w:pPr>
+        <w:keepLines/>
+        <w:tabs>
+          <w:tab w:val="right" w:leader="dot" w:pos="9360"/>
+        </w:tabs>
+        <w:spacing w:before="196" w:after="0" w:line="340" w:lineRule="exact"/>
+        <w:ind w:left="504" w:right="1120" w:hanging="504"/>
+      </w:pPr>
+      <w:r>
+        <w:rPr>
+          <w:i/>
+          <w:iCs/>
+        </w:rPr>
+        <w:t xml:space="preserve">Sondel</w:t>
+      </w:r>
+      <w:r>
+        <w:rPr>
+          <w:i/>
+          <w:iCs/>
+        </w:rPr>
+        <w:t xml:space="preserve"> </w:t>
+      </w:r>
+      <w:r>
+        <w:rPr>
+          <w:i/>
+          <w:iCs/>
+        </w:rPr>
+        <w:t xml:space="preserve">v.</w:t>
+      </w:r>
+      <w:r>
+        <w:rPr>
+          <w:i/>
+          <w:iCs/>
+        </w:rPr>
+        <w:t xml:space="preserve"> </w:t>
+      </w:r>
+      <w:r>
+        <w:rPr>
+          <w:i/>
+          <w:iCs/>
+        </w:rPr>
+        <w:t xml:space="preserve">Brown</w:t>
       </w:r>
       <w:r>
         <w:t xml:space="preserve">,</w:t>
@@ -642,12 +2040,50 @@
         <w:br/>
       </w:r>
       <w:r>
-        <w:t xml:space="preserve">6 Vet. App. 218 (1994)</w:t>
-      </w:r>
-    </w:p>
-    <w:p>
-      <w:pPr>
-        <w:pStyle w:val="Single"/>
+        <w:t xml:space="preserve">6</w:t>
+      </w:r>
+      <w:r>
+        <w:t xml:space="preserve"> </w:t>
+      </w:r>
+      <w:r>
+        <w:t xml:space="preserve">Vet.</w:t>
+      </w:r>
+      <w:r>
+        <w:t xml:space="preserve"> </w:t>
+      </w:r>
+      <w:r>
+        <w:t xml:space="preserve">App.</w:t>
+      </w:r>
+      <w:r>
+        <w:t xml:space="preserve"> </w:t>
+      </w:r>
+      <w:r>
+        <w:t xml:space="preserve">218</w:t>
+      </w:r>
+      <w:r>
+        <w:t xml:space="preserve"> </w:t>
+      </w:r>
+      <w:r>
+        <w:t xml:space="preserve">(1994)</w:t>
+      </w:r>
+      <w:r>
+        <w:t xml:space="preserve">   </w:t>
+      </w:r>
+      <w:r>
+        <w:tab/>
+      </w:r>
+      <w:r>
+        <w:t xml:space="preserve">4</w:t>
+      </w:r>
+    </w:p>
+    <w:p>
+      <w:pPr>
+        <w:keepNext/>
+        <w:keepLines/>
+        <w:tabs>
+          <w:tab w:val="right" w:pos="9360"/>
+        </w:tabs>
+        <w:spacing w:before="392" w:after="56" w:line="340" w:lineRule="exact"/>
       </w:pPr>
       <w:r>
         <w:rPr>
@@ -659,15 +2095,52 @@
     </w:p>
     <w:p>
       <w:pPr>
-        <w:pStyle w:val="Single"/>
-      </w:pPr>
-      <w:r>
-        <w:t xml:space="preserve">38 U.S.C. § 7252</w:t>
-      </w:r>
-    </w:p>
-    <w:p>
-      <w:pPr>
-        <w:pStyle w:val="Single"/>
+        <w:keepLines/>
+        <w:tabs>
+          <w:tab w:val="right" w:leader="dot" w:pos="9360"/>
+        </w:tabs>
+        <w:spacing w:before="196" w:after="0" w:line="340" w:lineRule="exact"/>
+        <w:ind w:left="504" w:right="1120" w:hanging="504"/>
+      </w:pPr>
+      <w:r>
+        <w:t xml:space="preserve">38</w:t>
+      </w:r>
+      <w:r>
+        <w:t xml:space="preserve"> </w:t>
+      </w:r>
+      <w:r>
+        <w:t xml:space="preserve">U.S.C.</w:t>
+      </w:r>
+      <w:r>
+        <w:t xml:space="preserve"> </w:t>
+      </w:r>
+      <w:r>
+        <w:t xml:space="preserve">§</w:t>
+      </w:r>
+      <w:r>
+        <w:t xml:space="preserve"> </w:t>
+      </w:r>
+      <w:r>
+        <w:t xml:space="preserve">7252</w:t>
+      </w:r>
+      <w:r>
+        <w:t xml:space="preserve">   </w:t>
+      </w:r>
+      <w:r>
+        <w:tab/>
+      </w:r>
+      <w:r>
+        <w:t xml:space="preserve">2, 5</w:t>
+      </w:r>
+    </w:p>
+    <w:p>
+      <w:pPr>
+        <w:keepNext/>
+        <w:keepLines/>
+        <w:tabs>
+          <w:tab w:val="right" w:pos="9360"/>
+        </w:tabs>
+        <w:spacing w:before="392" w:after="56" w:line="340" w:lineRule="exact"/>
       </w:pPr>
       <w:r>
         <w:rPr>
@@ -679,86 +2152,414 @@
     </w:p>
     <w:p>
       <w:pPr>
-        <w:pStyle w:val="Single"/>
-      </w:pPr>
-      <w:r>
-        <w:t xml:space="preserve">November 2018 Board Decision,</w:t>
+        <w:keepLines/>
+        <w:tabs>
+          <w:tab w:val="right" w:leader="dot" w:pos="9360"/>
+        </w:tabs>
+        <w:spacing w:before="196" w:after="0" w:line="340" w:lineRule="exact"/>
+        <w:ind w:left="504" w:right="1120" w:hanging="504"/>
+      </w:pPr>
+      <w:r>
+        <w:t xml:space="preserve">November</w:t>
+      </w:r>
+      <w:r>
+        <w:t xml:space="preserve"> </w:t>
+      </w:r>
+      <w:r>
+        <w:t xml:space="preserve">2018</w:t>
+      </w:r>
+      <w:r>
+        <w:t xml:space="preserve"> </w:t>
+      </w:r>
+      <w:r>
+        <w:t xml:space="preserve">Board</w:t>
+      </w:r>
+      <w:r>
+        <w:t xml:space="preserve"> </w:t>
+      </w:r>
+      <w:r>
+        <w:t xml:space="preserve">Decision</w:t>
+      </w:r>
+      <w:r>
+        <w:t xml:space="preserve">,</w:t>
       </w:r>
       <w:r>
         <w:br/>
       </w:r>
       <w:r>
-        <w:t xml:space="preserve">R. at 4-12</w:t>
-      </w:r>
-    </w:p>
-    <w:p>
-      <w:pPr>
-        <w:pStyle w:val="Single"/>
-      </w:pPr>
-      <w:r>
-        <w:t xml:space="preserve">DD 214,</w:t>
+        <w:t xml:space="preserve">R.</w:t>
+      </w:r>
+      <w:r>
+        <w:t xml:space="preserve"> </w:t>
+      </w:r>
+      <w:r>
+        <w:t xml:space="preserve">at</w:t>
+      </w:r>
+      <w:r>
+        <w:t xml:space="preserve"> </w:t>
+      </w:r>
+      <w:r>
+        <w:t xml:space="preserve">4</w:t>
+        <w:noBreakHyphen/>
+        <w:t xml:space="preserve">12</w:t>
+      </w:r>
+      <w:r>
+        <w:t xml:space="preserve">   </w:t>
+      </w:r>
+      <w:r>
+        <w:tab/>
+      </w:r>
+      <w:r>
+        <w:t xml:space="preserve">1, 2, 5</w:t>
+      </w:r>
+    </w:p>
+    <w:p>
+      <w:pPr>
+        <w:keepLines/>
+        <w:tabs>
+          <w:tab w:val="right" w:leader="dot" w:pos="9360"/>
+        </w:tabs>
+        <w:spacing w:before="196" w:after="0" w:line="340" w:lineRule="exact"/>
+        <w:ind w:left="504" w:right="1120" w:hanging="504"/>
+      </w:pPr>
+      <w:r>
+        <w:t xml:space="preserve">DD</w:t>
+      </w:r>
+      <w:r>
+        <w:t xml:space="preserve"> </w:t>
+      </w:r>
+      <w:r>
+        <w:t xml:space="preserve">214</w:t>
+      </w:r>
+      <w:r>
+        <w:t xml:space="preserve">,</w:t>
       </w:r>
       <w:r>
         <w:br/>
       </w:r>
       <w:r>
-        <w:t xml:space="preserve">R. at 1292</w:t>
-      </w:r>
-    </w:p>
-    <w:p>
-      <w:pPr>
-        <w:pStyle w:val="Single"/>
-      </w:pPr>
-      <w:r>
-        <w:t xml:space="preserve">January 2004 Records from Armstrong County Hospital,</w:t>
+        <w:t xml:space="preserve">R.</w:t>
+      </w:r>
+      <w:r>
+        <w:t xml:space="preserve"> </w:t>
+      </w:r>
+      <w:r>
+        <w:t xml:space="preserve">at</w:t>
+      </w:r>
+      <w:r>
+        <w:t xml:space="preserve"> </w:t>
+      </w:r>
+      <w:r>
+        <w:t xml:space="preserve">1292</w:t>
+      </w:r>
+      <w:r>
+        <w:t xml:space="preserve">   </w:t>
+      </w:r>
+      <w:r>
+        <w:tab/>
+      </w:r>
+      <w:r>
+        <w:t xml:space="preserve">2</w:t>
+      </w:r>
+    </w:p>
+    <w:p>
+      <w:pPr>
+        <w:keepLines/>
+        <w:tabs>
+          <w:tab w:val="right" w:leader="dot" w:pos="9360"/>
+        </w:tabs>
+        <w:spacing w:before="196" w:after="0" w:line="340" w:lineRule="exact"/>
+        <w:ind w:left="504" w:right="1120" w:hanging="504"/>
+      </w:pPr>
+      <w:r>
+        <w:t xml:space="preserve">January</w:t>
+      </w:r>
+      <w:r>
+        <w:t xml:space="preserve"> </w:t>
+      </w:r>
+      <w:r>
+        <w:t xml:space="preserve">2004</w:t>
+      </w:r>
+      <w:r>
+        <w:t xml:space="preserve"> </w:t>
+      </w:r>
+      <w:r>
+        <w:t xml:space="preserve">Records</w:t>
+      </w:r>
+      <w:r>
+        <w:t xml:space="preserve"> </w:t>
+      </w:r>
+      <w:r>
+        <w:t xml:space="preserve">from</w:t>
+      </w:r>
+      <w:r>
+        <w:t xml:space="preserve"> </w:t>
+      </w:r>
+      <w:r>
+        <w:t xml:space="preserve">Armstrong</w:t>
+      </w:r>
+      <w:r>
+        <w:t xml:space="preserve"> </w:t>
+      </w:r>
+      <w:r>
+        <w:t xml:space="preserve">County</w:t>
+      </w:r>
+      <w:r>
+        <w:t xml:space="preserve"> </w:t>
+      </w:r>
+      <w:r>
+        <w:t xml:space="preserve">Hospital</w:t>
+      </w:r>
+      <w:r>
+        <w:t xml:space="preserve">,</w:t>
       </w:r>
       <w:r>
         <w:br/>
       </w:r>
       <w:r>
-        <w:t xml:space="preserve">R. at 2332-33</w:t>
-      </w:r>
-    </w:p>
-    <w:p>
-      <w:pPr>
-        <w:pStyle w:val="Single"/>
-      </w:pPr>
-      <w:r>
-        <w:t xml:space="preserve">September 2008 Primary Care Note,</w:t>
+        <w:t xml:space="preserve">R.</w:t>
+      </w:r>
+      <w:r>
+        <w:t xml:space="preserve"> </w:t>
+      </w:r>
+      <w:r>
+        <w:t xml:space="preserve">at</w:t>
+      </w:r>
+      <w:r>
+        <w:t xml:space="preserve"> </w:t>
+      </w:r>
+      <w:r>
+        <w:t xml:space="preserve">2332</w:t>
+        <w:noBreakHyphen/>
+        <w:t xml:space="preserve">33</w:t>
+      </w:r>
+      <w:r>
+        <w:t xml:space="preserve">   </w:t>
+      </w:r>
+      <w:r>
+        <w:tab/>
+      </w:r>
+      <w:r>
+        <w:t xml:space="preserve">2</w:t>
+      </w:r>
+    </w:p>
+    <w:p>
+      <w:pPr>
+        <w:keepLines/>
+        <w:tabs>
+          <w:tab w:val="right" w:leader="dot" w:pos="9360"/>
+        </w:tabs>
+        <w:spacing w:before="196" w:after="0" w:line="340" w:lineRule="exact"/>
+        <w:ind w:left="504" w:right="1120" w:hanging="504"/>
+      </w:pPr>
+      <w:r>
+        <w:t xml:space="preserve">September</w:t>
+      </w:r>
+      <w:r>
+        <w:t xml:space="preserve"> </w:t>
+      </w:r>
+      <w:r>
+        <w:t xml:space="preserve">2008</w:t>
+      </w:r>
+      <w:r>
+        <w:t xml:space="preserve"> </w:t>
+      </w:r>
+      <w:r>
+        <w:t xml:space="preserve">Primary</w:t>
+      </w:r>
+      <w:r>
+        <w:t xml:space="preserve"> </w:t>
+      </w:r>
+      <w:r>
+        <w:t xml:space="preserve">Care</w:t>
+      </w:r>
+      <w:r>
+        <w:t xml:space="preserve"> </w:t>
+      </w:r>
+      <w:r>
+        <w:t xml:space="preserve">Note</w:t>
+      </w:r>
+      <w:r>
+        <w:t xml:space="preserve">,</w:t>
       </w:r>
       <w:r>
         <w:br/>
       </w:r>
       <w:r>
-        <w:t xml:space="preserve">R. at 2432-34</w:t>
-      </w:r>
-    </w:p>
-    <w:p>
-      <w:pPr>
-        <w:pStyle w:val="Single"/>
-      </w:pPr>
-      <w:r>
-        <w:t xml:space="preserve">June 1967 Report of Medical Examination,</w:t>
+        <w:t xml:space="preserve">R.</w:t>
+      </w:r>
+      <w:r>
+        <w:t xml:space="preserve"> </w:t>
+      </w:r>
+      <w:r>
+        <w:t xml:space="preserve">at</w:t>
+      </w:r>
+      <w:r>
+        <w:t xml:space="preserve"> </w:t>
+      </w:r>
+      <w:r>
+        <w:t xml:space="preserve">2432</w:t>
+        <w:noBreakHyphen/>
+        <w:t xml:space="preserve">34</w:t>
+      </w:r>
+      <w:r>
+        <w:t xml:space="preserve">   </w:t>
+      </w:r>
+      <w:r>
+        <w:tab/>
+      </w:r>
+      <w:r>
+        <w:t xml:space="preserve">3, 5</w:t>
+      </w:r>
+    </w:p>
+    <w:p>
+      <w:pPr>
+        <w:keepLines/>
+        <w:tabs>
+          <w:tab w:val="right" w:leader="dot" w:pos="9360"/>
+        </w:tabs>
+        <w:spacing w:before="196" w:after="0" w:line="340" w:lineRule="exact"/>
+        <w:ind w:left="504" w:right="1120" w:hanging="504"/>
+      </w:pPr>
+      <w:r>
+        <w:t xml:space="preserve">June</w:t>
+      </w:r>
+      <w:r>
+        <w:t xml:space="preserve"> </w:t>
+      </w:r>
+      <w:r>
+        <w:t xml:space="preserve">1967</w:t>
+      </w:r>
+      <w:r>
+        <w:t xml:space="preserve"> </w:t>
+      </w:r>
+      <w:r>
+        <w:t xml:space="preserve">Report</w:t>
+      </w:r>
+      <w:r>
+        <w:t xml:space="preserve"> </w:t>
+      </w:r>
+      <w:r>
+        <w:t xml:space="preserve">of</w:t>
+      </w:r>
+      <w:r>
+        <w:t xml:space="preserve"> </w:t>
+      </w:r>
+      <w:r>
+        <w:t xml:space="preserve">Medical</w:t>
+      </w:r>
+      <w:r>
+        <w:t xml:space="preserve"> </w:t>
+      </w:r>
+      <w:r>
+        <w:t xml:space="preserve">Examination</w:t>
+      </w:r>
+      <w:r>
+        <w:t xml:space="preserve">,</w:t>
       </w:r>
       <w:r>
         <w:br/>
       </w:r>
       <w:r>
-        <w:t xml:space="preserve">R. at 2628-29</w:t>
-      </w:r>
-    </w:p>
-    <w:p>
-      <w:pPr>
-        <w:pStyle w:val="Single"/>
-      </w:pPr>
-      <w:r>
-        <w:t xml:space="preserve">July 1964 Report of Medical Examination,</w:t>
+        <w:t xml:space="preserve">R.</w:t>
+      </w:r>
+      <w:r>
+        <w:t xml:space="preserve"> </w:t>
+      </w:r>
+      <w:r>
+        <w:t xml:space="preserve">at</w:t>
+      </w:r>
+      <w:r>
+        <w:t xml:space="preserve"> </w:t>
+      </w:r>
+      <w:r>
+        <w:t xml:space="preserve">2628</w:t>
+        <w:noBreakHyphen/>
+        <w:t xml:space="preserve">29</w:t>
+      </w:r>
+      <w:r>
+        <w:t xml:space="preserve">   </w:t>
+      </w:r>
+      <w:r>
+        <w:tab/>
+      </w:r>
+      <w:r>
+        <w:t xml:space="preserve">2, 6</w:t>
+      </w:r>
+    </w:p>
+    <w:p>
+      <w:pPr>
+        <w:keepLines/>
+        <w:tabs>
+          <w:tab w:val="right" w:leader="dot" w:pos="9360"/>
+        </w:tabs>
+        <w:spacing w:before="196" w:after="0" w:line="340" w:lineRule="exact"/>
+        <w:ind w:left="504" w:right="1120" w:hanging="504"/>
+      </w:pPr>
+      <w:r>
+        <w:t xml:space="preserve">July</w:t>
+      </w:r>
+      <w:r>
+        <w:t xml:space="preserve"> </w:t>
+      </w:r>
+      <w:r>
+        <w:t xml:space="preserve">1964</w:t>
+      </w:r>
+      <w:r>
+        <w:t xml:space="preserve"> </w:t>
+      </w:r>
+      <w:r>
+        <w:t xml:space="preserve">Report</w:t>
+      </w:r>
+      <w:r>
+        <w:t xml:space="preserve"> </w:t>
+      </w:r>
+      <w:r>
+        <w:t xml:space="preserve">of</w:t>
+      </w:r>
+      <w:r>
+        <w:t xml:space="preserve"> </w:t>
+      </w:r>
+      <w:r>
+        <w:t xml:space="preserve">Medical</w:t>
+      </w:r>
+      <w:r>
+        <w:t xml:space="preserve"> </w:t>
+      </w:r>
+      <w:r>
+        <w:t xml:space="preserve">Examination</w:t>
+      </w:r>
+      <w:r>
+        <w:t xml:space="preserve">,</w:t>
       </w:r>
       <w:r>
         <w:br/>
       </w:r>
       <w:r>
-        <w:t xml:space="preserve">R. at 2630-31</w:t>
+        <w:t xml:space="preserve">R.</w:t>
+      </w:r>
+      <w:r>
+        <w:t xml:space="preserve"> </w:t>
+      </w:r>
+      <w:r>
+        <w:t xml:space="preserve">at</w:t>
+      </w:r>
+      <w:r>
+        <w:t xml:space="preserve"> </w:t>
+      </w:r>
+      <w:r>
+        <w:t xml:space="preserve">2630</w:t>
+        <w:noBreakHyphen/>
+        <w:t xml:space="preserve">31</w:t>
+      </w:r>
+      <w:r>
+        <w:t xml:space="preserve">   </w:t>
+      </w:r>
+      <w:r>
+        <w:tab/>
+      </w:r>
+      <w:r>
+        <w:t xml:space="preserve">2</w:t>
       </w:r>
     </w:p>
     <w:p>
@@ -767,7 +2568,7 @@
         <w:sectPr>
           <w:footerReference w:type="default" r:id="rIdFtrPage"/>
           <w:pgSz w:w="12240" w:h="15840"/>
-          <w:pgMar w:top="1440" w:right="1440" w:bottom="1440" w:left="1440" w:header="720" w:footer="432" w:gutter="0"/>
+          <w:pgMar w:top="1440" w:right="1440" w:bottom="1440" w:left="1440" w:header="720" w:footer="676" w:gutter="0"/>
           <w:pgNumType w:fmt="lowerRoman" w:start="1"/>
         </w:sectPr>
       </w:pPr>
@@ -775,12 +2576,21 @@
     <w:p>
       <w:pPr>
         <w:pStyle w:val="Heading1"/>
-      </w:pPr>
-      <w:bookmarkStart w:id="9" w:name="_c5d683acca6faab9e0997e9474d4afa81b47a3b"/>
-      <w:r>
-        <w:t xml:space="preserve">Issue Presented</w:t>
-      </w:r>
-      <w:bookmarkEnd w:id="9"/>
+        <w:keepNext/>
+        <w:keepLines/>
+        <w:spacing w:before="0" w:after="308" w:line="400" w:lineRule="exact"/>
+        <w:ind w:left="0" w:firstLine="0"/>
+        <w:jc w:val="center"/>
+      </w:pPr>
+      <w:r>
+        <w:rPr>
+          <w:b/>
+          <w:bCs/>
+          <w:sz w:val="32"/>
+          <w:szCs w:val="32"/>
+        </w:rPr>
+        <w:t xml:space="preserve">ISSUE PRESENTED</w:t>
+      </w:r>
     </w:p>
     <w:p>
       <w:pPr>
@@ -793,33 +2603,92 @@
     <w:p>
       <w:pPr>
         <w:pStyle w:val="Heading1"/>
-      </w:pPr>
-      <w:bookmarkStart w:id="10" w:name="_9ce86cd89e816c495213921bce711286420babc"/>
-      <w:r>
-        <w:t xml:space="preserve">Statement of the Case</w:t>
-      </w:r>
-      <w:bookmarkEnd w:id="10"/>
-    </w:p>
-    <w:p>
-      <w:pPr>
-        <w:pStyle w:val="Sub1"/>
-      </w:pPr>
-      <w:r>
+        <w:keepNext/>
+        <w:keepLines/>
+        <w:spacing w:before="420" w:after="308" w:line="400" w:lineRule="exact"/>
+        <w:ind w:left="0" w:firstLine="0"/>
+        <w:jc w:val="center"/>
+      </w:pPr>
+      <w:r>
+        <w:rPr>
+          <w:b/>
+          <w:bCs/>
+          <w:sz w:val="32"/>
+          <w:szCs w:val="32"/>
+        </w:rPr>
+        <w:t xml:space="preserve">STATEMENT OF THE CASE</w:t>
+      </w:r>
+    </w:p>
+    <w:p>
+      <w:pPr>
+        <w:pStyle w:val="Heading2"/>
+        <w:keepNext/>
+        <w:keepLines/>
+        <w:spacing w:before="308" w:after="252" w:line="340" w:lineRule="exact"/>
+        <w:ind w:left="1440" w:hanging="720"/>
+      </w:pPr>
+      <w:r>
+        <w:rPr>
+          <w:b/>
+          <w:bCs/>
+        </w:rPr>
         <w:t xml:space="preserve">A.</w:t>
       </w:r>
       <w:r>
+        <w:rPr>
+          <w:b/>
+          <w:bCs/>
+        </w:rPr>
         <w:tab/>
       </w:r>
       <w:r>
-        <w:t xml:space="preserve">Nature of the Case</w:t>
-      </w:r>
-    </w:p>
-    <w:p>
-      <w:pPr>
-        <w:pStyle w:val="FirstParagraph"/>
-      </w:pPr>
-      <w:r>
-        <w:t xml:space="preserve">Appellant, Donald Fulton, appeals the November 8, 2018, decision of the Board that denied entitlement to service connection for cardiac disorder, to include coronary artery disease, atrial fibrillation, and peripheral vascular disease, claimed as ischemic heart disease. Record Before the Agency (R.) at 9 (4-12).</w:t>
+        <w:rPr>
+          <w:b/>
+          <w:bCs/>
+        </w:rPr>
+        <w:t xml:space="preserve">Nature</w:t>
+      </w:r>
+      <w:r>
+        <w:rPr>
+          <w:b/>
+          <w:bCs/>
+        </w:rPr>
+        <w:t xml:space="preserve"> </w:t>
+      </w:r>
+      <w:r>
+        <w:rPr>
+          <w:b/>
+          <w:bCs/>
+        </w:rPr>
+        <w:t xml:space="preserve">of</w:t>
+      </w:r>
+      <w:r>
+        <w:rPr>
+          <w:b/>
+          <w:bCs/>
+        </w:rPr>
+        <w:t xml:space="preserve"> </w:t>
+      </w:r>
+      <w:r>
+        <w:rPr>
+          <w:b/>
+          <w:bCs/>
+        </w:rPr>
+        <w:t xml:space="preserve">the</w:t>
+      </w:r>
+      <w:r>
+        <w:rPr>
+          <w:b/>
+          <w:bCs/>
+        </w:rPr>
+        <w:t xml:space="preserve"> </w:t>
+      </w:r>
+      <w:r>
+        <w:rPr>
+          <w:b/>
+          <w:bCs/>
+        </w:rPr>
+        <w:t xml:space="preserve">Case</w:t>
       </w:r>
     </w:p>
     <w:p>
@@ -827,6 +2696,20 @@
         <w:pStyle w:val="BodyText"/>
       </w:pPr>
       <w:r>
+        <w:t xml:space="preserve">Appellant, Donald Fulton, appeals the November 8, 2018, decision of the Board that denied entitlement to service connection for cardiac disorder, to include coronary artery disease, atrial fibrillation, and peripheral vascular disease, claimed as ischemic heart disease. Record Before the Agency (R.) at 9 (4</w:t>
+      </w:r>
+      <w:r>
+        <w:noBreakHyphen/>
+      </w:r>
+      <w:r>
+        <w:t xml:space="preserve">12).</w:t>
+      </w:r>
+    </w:p>
+    <w:p>
+      <w:pPr>
+        <w:pStyle w:val="BodyText"/>
+      </w:pPr>
+      <w:r>
         <w:t xml:space="preserve">The Board also granted entitlement to a separate, compensable rating for left foot ulcer. R. at 4. This favorable finding cannot be disturbed. See</w:t>
       </w:r>
       <w:r>
@@ -866,16 +2749,102 @@
     </w:p>
     <w:p>
       <w:pPr>
-        <w:pStyle w:val="Sub1"/>
-      </w:pPr>
-      <w:r>
+        <w:pStyle w:val="Heading2"/>
+        <w:keepNext/>
+        <w:keepLines/>
+        <w:spacing w:before="308" w:after="252" w:line="340" w:lineRule="exact"/>
+        <w:ind w:left="1440" w:hanging="720"/>
+      </w:pPr>
+      <w:r>
+        <w:rPr>
+          <w:b/>
+          <w:bCs/>
+        </w:rPr>
         <w:t xml:space="preserve">B.</w:t>
       </w:r>
       <w:r>
+        <w:rPr>
+          <w:b/>
+          <w:bCs/>
+        </w:rPr>
         <w:tab/>
       </w:r>
       <w:r>
-        <w:t xml:space="preserve">Statement of Facts and Procedural History</w:t>
+        <w:rPr>
+          <w:b/>
+          <w:bCs/>
+        </w:rPr>
+        <w:t xml:space="preserve">Statement</w:t>
+      </w:r>
+      <w:r>
+        <w:rPr>
+          <w:b/>
+          <w:bCs/>
+        </w:rPr>
+        <w:t xml:space="preserve"> </w:t>
+      </w:r>
+      <w:r>
+        <w:rPr>
+          <w:b/>
+          <w:bCs/>
+        </w:rPr>
+        <w:t xml:space="preserve">of</w:t>
+      </w:r>
+      <w:r>
+        <w:rPr>
+          <w:b/>
+          <w:bCs/>
+        </w:rPr>
+        <w:t xml:space="preserve"> </w:t>
+      </w:r>
+      <w:r>
+        <w:rPr>
+          <w:b/>
+          <w:bCs/>
+        </w:rPr>
+        <w:t xml:space="preserve">Facts</w:t>
+      </w:r>
+      <w:r>
+        <w:rPr>
+          <w:b/>
+          <w:bCs/>
+        </w:rPr>
+        <w:t xml:space="preserve"> </w:t>
+      </w:r>
+      <w:r>
+        <w:rPr>
+          <w:b/>
+          <w:bCs/>
+        </w:rPr>
+        <w:t xml:space="preserve">and</w:t>
+      </w:r>
+      <w:r>
+        <w:rPr>
+          <w:b/>
+          <w:bCs/>
+        </w:rPr>
+        <w:t xml:space="preserve"> </w:t>
+      </w:r>
+      <w:r>
+        <w:rPr>
+          <w:b/>
+          <w:bCs/>
+        </w:rPr>
+        <w:t xml:space="preserve">Procedural</w:t>
+      </w:r>
+      <w:r>
+        <w:rPr>
+          <w:b/>
+          <w:bCs/>
+        </w:rPr>
+        <w:t xml:space="preserve"> </w:t>
+      </w:r>
+      <w:r>
+        <w:rPr>
+          <w:b/>
+          <w:bCs/>
+        </w:rPr>
+        <w:t xml:space="preserve">History</w:t>
       </w:r>
     </w:p>
     <w:p>
@@ -891,7 +2860,13 @@
         <w:pStyle w:val="BodyText"/>
       </w:pPr>
       <w:r>
-        <w:t xml:space="preserve">Appellant’s July 1964 entrance medical examination indicated a sitting blood pressure reading of 110/70. R. at 2631 (2630-31). The examiner noted that Appellant’s heart and vascular system were clinically normal. R. at 2630.</w:t>
+        <w:t xml:space="preserve">Appellant’s July 1964 entrance medical examination indicated a sitting blood pressure reading of 110/70. R. at 2631 (2630</w:t>
+      </w:r>
+      <w:r>
+        <w:noBreakHyphen/>
+      </w:r>
+      <w:r>
+        <w:t xml:space="preserve">31). The examiner noted that Appellant’s heart and vascular system were clinically normal. R. at 2630.</w:t>
       </w:r>
     </w:p>
     <w:p>
@@ -899,7 +2874,13 @@
         <w:pStyle w:val="BodyText"/>
       </w:pPr>
       <w:r>
-        <w:t xml:space="preserve">Appellant’s June 1967 separation medical examination indicated a sitting blood pressure reading of 122/82. R. at 2629 (2628-29). The examiner noted that Appellant’s heart and vascular system were clinically normal. R. at 2628.</w:t>
+        <w:t xml:space="preserve">Appellant’s June 1967 separation medical examination indicated a sitting blood pressure reading of 122/82. R. at 2629 (2628</w:t>
+      </w:r>
+      <w:r>
+        <w:noBreakHyphen/>
+      </w:r>
+      <w:r>
+        <w:t xml:space="preserve">29). The examiner noted that Appellant’s heart and vascular system were clinically normal. R. at 2628.</w:t>
       </w:r>
     </w:p>
     <w:p>
@@ -907,7 +2888,13 @@
         <w:pStyle w:val="BodyText"/>
       </w:pPr>
       <w:r>
-        <w:t xml:space="preserve">In December 2004, thirty-seven years after his separation from service, Appellant underwent a cardiolite stress test at the Armstrong County Memorial Hospital. R. at 2332-33. The test report indicated that Appellant was admitted to the hospital with atrial fibrillation but “no prior history of cardiac problems.” R. at 2332. The test results “did not show any changes suggestive of ischemia.” R. at 2333.</w:t>
+        <w:t xml:space="preserve">In December 2004, thirty-seven years after his separation from service, Appellant underwent a cardiolite stress test at the Armstrong County Memorial Hospital. R. at 2332</w:t>
+      </w:r>
+      <w:r>
+        <w:noBreakHyphen/>
+      </w:r>
+      <w:r>
+        <w:t xml:space="preserve">33. The test report indicated that Appellant was admitted to the hospital with atrial fibrillation but “no prior history of cardiac problems.” R. at 2332. The test results “did not show any changes suggestive of ischemia.” R. at 2333.</w:t>
       </w:r>
     </w:p>
     <w:p>
@@ -915,22 +2902,37 @@
         <w:pStyle w:val="BodyText"/>
       </w:pPr>
       <w:r>
-        <w:t xml:space="preserve">Appellant’s VA medical records indicate an onset of benign hypertension in 2004. R. at 2433 (2432-34).</w:t>
+        <w:t xml:space="preserve">Appellant’s VA medical records indicate an onset of benign hypertension in 2004. R. at 2433 (2432</w:t>
+      </w:r>
+      <w:r>
+        <w:noBreakHyphen/>
+      </w:r>
+      <w:r>
+        <w:t xml:space="preserve">34).</w:t>
       </w:r>
     </w:p>
     <w:p>
       <w:pPr>
         <w:pStyle w:val="Heading1"/>
-      </w:pPr>
-      <w:bookmarkStart w:id="11" w:name="_186588b2021048c81d44e35dd76941a1429e117"/>
-      <w:r>
-        <w:t xml:space="preserve">Summary of the Argument</w:t>
-      </w:r>
-      <w:bookmarkEnd w:id="11"/>
-    </w:p>
-    <w:p>
-      <w:pPr>
-        <w:pStyle w:val="FirstParagraph"/>
+        <w:keepNext/>
+        <w:keepLines/>
+        <w:spacing w:before="420" w:after="308" w:line="400" w:lineRule="exact"/>
+        <w:ind w:left="0" w:firstLine="0"/>
+        <w:jc w:val="center"/>
+      </w:pPr>
+      <w:r>
+        <w:rPr>
+          <w:b/>
+          <w:bCs/>
+          <w:sz w:val="32"/>
+          <w:szCs w:val="32"/>
+        </w:rPr>
+        <w:t xml:space="preserve">SUMMARY OF THE ARGUMENT</w:t>
+      </w:r>
+    </w:p>
+    <w:p>
+      <w:pPr>
+        <w:pStyle w:val="BodyText"/>
       </w:pPr>
       <w:r>
         <w:t xml:space="preserve">The issue of entitlement to service connection for hypertension was not reasonably raised by the record because the medical evidence indicated that Appellant’s heart and vascular system were clinically normal in service and Appellant’s hypertension was first diagnosed thirty-seven years after his separation from service.</w:t>
@@ -939,24 +2941,77 @@
     <w:p>
       <w:pPr>
         <w:pStyle w:val="Heading1"/>
-      </w:pPr>
-      <w:bookmarkStart w:id="12" w:name="_argument"/>
-      <w:r>
-        <w:t xml:space="preserve">Argument</w:t>
-      </w:r>
-      <w:bookmarkEnd w:id="12"/>
-    </w:p>
-    <w:p>
-      <w:pPr>
-        <w:pStyle w:val="Point"/>
-      </w:pPr>
-      <w:r>
-        <w:t xml:space="preserve">I. Standard of Review</w:t>
-      </w:r>
-    </w:p>
-    <w:p>
-      <w:pPr>
-        <w:pStyle w:val="FirstParagraph"/>
+        <w:keepNext/>
+        <w:keepLines/>
+        <w:spacing w:before="420" w:after="308" w:line="400" w:lineRule="exact"/>
+        <w:ind w:left="0" w:firstLine="0"/>
+        <w:jc w:val="center"/>
+      </w:pPr>
+      <w:r>
+        <w:rPr>
+          <w:b/>
+          <w:bCs/>
+          <w:sz w:val="32"/>
+          <w:szCs w:val="32"/>
+        </w:rPr>
+        <w:t xml:space="preserve">ARGUMENT</w:t>
+      </w:r>
+    </w:p>
+    <w:p>
+      <w:pPr>
+        <w:pStyle w:val="Heading2"/>
+        <w:keepNext/>
+        <w:keepLines/>
+        <w:spacing w:before="336" w:after="280" w:line="340" w:lineRule="exact"/>
+        <w:ind w:left="0" w:firstLine="0"/>
+        <w:jc w:val="center"/>
+      </w:pPr>
+      <w:r>
+        <w:rPr>
+          <w:b/>
+          <w:bCs/>
+        </w:rPr>
+        <w:t xml:space="preserve">I. </w:t>
+      </w:r>
+      <w:r>
+        <w:rPr>
+          <w:b/>
+          <w:bCs/>
+        </w:rPr>
+        <w:t xml:space="preserve">Standard</w:t>
+      </w:r>
+      <w:r>
+        <w:rPr>
+          <w:b/>
+          <w:bCs/>
+        </w:rPr>
+        <w:t xml:space="preserve"> </w:t>
+      </w:r>
+      <w:r>
+        <w:rPr>
+          <w:b/>
+          <w:bCs/>
+        </w:rPr>
+        <w:t xml:space="preserve">of</w:t>
+      </w:r>
+      <w:r>
+        <w:rPr>
+          <w:b/>
+          <w:bCs/>
+        </w:rPr>
+        <w:t xml:space="preserve"> </w:t>
+      </w:r>
+      <w:r>
+        <w:rPr>
+          <w:b/>
+          <w:bCs/>
+        </w:rPr>
+        <w:t xml:space="preserve">Review</w:t>
+      </w:r>
+    </w:p>
+    <w:p>
+      <w:pPr>
+        <w:pStyle w:val="BodyText"/>
       </w:pPr>
       <w:r>
         <w:t xml:space="preserve">“Whether an issue is reasonably raised by the record is essentially a question of fact, subject to the ‘clearly erroneous’ standard of review.”</w:t>
@@ -1024,10 +3079,166 @@
     </w:p>
     <w:p>
       <w:pPr>
-        <w:pStyle w:val="Point"/>
-      </w:pPr>
-      <w:r>
-        <w:t xml:space="preserve">II. The Board did not fail to address a reasonably raised theory.</w:t>
+        <w:pStyle w:val="Heading2"/>
+        <w:keepNext/>
+        <w:keepLines/>
+        <w:spacing w:before="336" w:after="280" w:line="340" w:lineRule="exact"/>
+        <w:ind w:left="0" w:firstLine="0"/>
+        <w:jc w:val="center"/>
+      </w:pPr>
+      <w:r>
+        <w:rPr>
+          <w:b/>
+          <w:bCs/>
+        </w:rPr>
+        <w:t xml:space="preserve">II. </w:t>
+      </w:r>
+      <w:r>
+        <w:rPr>
+          <w:b/>
+          <w:bCs/>
+        </w:rPr>
+        <w:t xml:space="preserve">The</w:t>
+      </w:r>
+      <w:r>
+        <w:rPr>
+          <w:b/>
+          <w:bCs/>
+        </w:rPr>
+        <w:t xml:space="preserve"> </w:t>
+      </w:r>
+      <w:r>
+        <w:rPr>
+          <w:b/>
+          <w:bCs/>
+        </w:rPr>
+        <w:t xml:space="preserve">Board</w:t>
+      </w:r>
+      <w:r>
+        <w:rPr>
+          <w:b/>
+          <w:bCs/>
+        </w:rPr>
+        <w:t xml:space="preserve"> </w:t>
+      </w:r>
+      <w:r>
+        <w:rPr>
+          <w:b/>
+          <w:bCs/>
+        </w:rPr>
+        <w:t xml:space="preserve">did</w:t>
+      </w:r>
+      <w:r>
+        <w:rPr>
+          <w:b/>
+          <w:bCs/>
+        </w:rPr>
+        <w:t xml:space="preserve"> </w:t>
+      </w:r>
+      <w:r>
+        <w:rPr>
+          <w:b/>
+          <w:bCs/>
+        </w:rPr>
+        <w:t xml:space="preserve">not</w:t>
+      </w:r>
+      <w:r>
+        <w:rPr>
+          <w:b/>
+          <w:bCs/>
+        </w:rPr>
+        <w:t xml:space="preserve"> </w:t>
+      </w:r>
+      <w:r>
+        <w:rPr>
+          <w:b/>
+          <w:bCs/>
+        </w:rPr>
+        <w:t xml:space="preserve">fail</w:t>
+      </w:r>
+      <w:r>
+        <w:rPr>
+          <w:b/>
+          <w:bCs/>
+        </w:rPr>
+        <w:t xml:space="preserve"> </w:t>
+      </w:r>
+      <w:r>
+        <w:rPr>
+          <w:b/>
+          <w:bCs/>
+        </w:rPr>
+        <w:t xml:space="preserve">to</w:t>
+      </w:r>
+      <w:r>
+        <w:rPr>
+          <w:b/>
+          <w:bCs/>
+        </w:rPr>
+        <w:t xml:space="preserve"> </w:t>
+      </w:r>
+      <w:r>
+        <w:rPr>
+          <w:b/>
+          <w:bCs/>
+        </w:rPr>
+        <w:t xml:space="preserve">address</w:t>
+      </w:r>
+      <w:r>
+        <w:rPr>
+          <w:b/>
+          <w:bCs/>
+        </w:rPr>
+        <w:t xml:space="preserve"> </w:t>
+      </w:r>
+      <w:r>
+        <w:rPr>
+          <w:b/>
+          <w:bCs/>
+        </w:rPr>
+        <w:t xml:space="preserve">a</w:t>
+      </w:r>
+      <w:r>
+        <w:rPr>
+          <w:b/>
+          <w:bCs/>
+        </w:rPr>
+        <w:t xml:space="preserve"> </w:t>
+      </w:r>
+      <w:r>
+        <w:rPr>
+          <w:b/>
+          <w:bCs/>
+        </w:rPr>
+        <w:t xml:space="preserve">reasonably</w:t>
+      </w:r>
+      <w:r>
+        <w:rPr>
+          <w:b/>
+          <w:bCs/>
+        </w:rPr>
+        <w:t xml:space="preserve"> </w:t>
+      </w:r>
+      <w:r>
+        <w:rPr>
+          <w:b/>
+          <w:bCs/>
+        </w:rPr>
+        <w:t xml:space="preserve">raised</w:t>
+      </w:r>
+      <w:r>
+        <w:rPr>
+          <w:b/>
+          <w:bCs/>
+        </w:rPr>
+        <w:t xml:space="preserve"> </w:t>
+      </w:r>
+      <w:r>
+        <w:rPr>
+          <w:b/>
+          <w:bCs/>
+        </w:rPr>
+        <w:t xml:space="preserve">theory.</w:t>
       </w:r>
     </w:p>
     <w:p>
@@ -1106,7 +3317,13 @@
         <w:pStyle w:val="BodyText"/>
       </w:pPr>
       <w:r>
-        <w:t xml:space="preserve">First, Appellant improperly relies upon medical authorities that were not part of the record before the Board. The NAS report and the Merck Manual were not before the Board in November 2018. R. at 4-12. Therefore, this Court should decline to entertain Appellant’s argument relying on these documents. See</w:t>
+        <w:t xml:space="preserve">First, Appellant improperly relies upon medical authorities that were not part of the record before the Board. The NAS report and the Merck Manual were not before the Board in November 2018. R. at 4</w:t>
+      </w:r>
+      <w:r>
+        <w:noBreakHyphen/>
+      </w:r>
+      <w:r>
+        <w:t xml:space="preserve">12. Therefore, this Court should decline to entertain Appellant’s argument relying on these documents. See</w:t>
       </w:r>
       <w:r>
         <w:t xml:space="preserve"> </w:t>
@@ -1119,7 +3336,13 @@
         <w:t xml:space="preserve">Euzebio v. Wilkie</w:t>
       </w:r>
       <w:r>
-        <w:t xml:space="preserve">, No. 17-2879, 2019 U.S. App. Vet. Claims LEXIS 1476 (Aug. 22, 2019) (finding NAS reports were not constructively before the Board); 38 U.S.C. § 7252(b);</w:t>
+        <w:t xml:space="preserve">, No. 17</w:t>
+      </w:r>
+      <w:r>
+        <w:noBreakHyphen/>
+      </w:r>
+      <w:r>
+        <w:t xml:space="preserve">2879, 2019 U.S. App. Vet. Claims LEXIS 1476 (Aug. 22, 2019) (finding NAS reports were not constructively before the Board); 38 U.S.C. § 7252(b);</w:t>
       </w:r>
       <w:r>
         <w:t xml:space="preserve"> </w:t>
@@ -1195,7 +3418,13 @@
         <w:t xml:space="preserve">Hime v. McDonald</w:t>
       </w:r>
       <w:r>
-        <w:t xml:space="preserve">, 28 Vet.App. 1, 5-6 (2016).</w:t>
+        <w:t xml:space="preserve">, 28 Vet.App. 1, 5</w:t>
+      </w:r>
+      <w:r>
+        <w:noBreakHyphen/>
+      </w:r>
+      <w:r>
+        <w:t xml:space="preserve">6 (2016).</w:t>
       </w:r>
     </w:p>
     <w:p>
@@ -1209,24 +3438,303 @@
     <w:p>
       <w:pPr>
         <w:pStyle w:val="Heading1"/>
-      </w:pPr>
-      <w:bookmarkStart w:id="13" w:name="_conclusion"/>
-      <w:r>
-        <w:t xml:space="preserve">Conclusion</w:t>
-      </w:r>
-      <w:bookmarkEnd w:id="13"/>
-    </w:p>
-    <w:p>
-      <w:pPr>
-        <w:pStyle w:val="KeepBody"/>
-      </w:pPr>
-      <w:r>
-        <w:t xml:space="preserve">For the foregoing reasons, the Secretary respectfully requests that the Court affirm the November 8, 2018, decision of the Board that denied entitlement to service connection for cardiac disorder, to include coronary artery disease, atrial fibrillation and peripheral vascular disease, claimed as ischemic heart disease.</w:t>
-      </w:r>
-    </w:p>
-    <w:p>
-      <w:pPr>
-        <w:pStyle w:val="Keep"/>
+        <w:keepNext/>
+        <w:keepLines/>
+        <w:spacing w:before="420" w:after="308" w:line="400" w:lineRule="exact"/>
+        <w:ind w:left="0" w:firstLine="0"/>
+        <w:jc w:val="center"/>
+      </w:pPr>
+      <w:r>
+        <w:rPr>
+          <w:b/>
+          <w:bCs/>
+          <w:sz w:val="32"/>
+          <w:szCs w:val="32"/>
+        </w:rPr>
+        <w:t xml:space="preserve">CONCLUSION</w:t>
+      </w:r>
+    </w:p>
+    <w:p>
+      <w:pPr>
+        <w:keepNext/>
+        <w:keepLines/>
+        <w:spacing w:before="0" w:after="0" w:line="588" w:lineRule="exact"/>
+        <w:ind w:left="0" w:firstLine="720"/>
+      </w:pPr>
+      <w:r>
+        <w:t xml:space="preserve">For</w:t>
+      </w:r>
+      <w:r>
+        <w:t xml:space="preserve"> </w:t>
+      </w:r>
+      <w:r>
+        <w:t xml:space="preserve">the</w:t>
+      </w:r>
+      <w:r>
+        <w:t xml:space="preserve"> </w:t>
+      </w:r>
+      <w:r>
+        <w:t xml:space="preserve">foregoing</w:t>
+      </w:r>
+      <w:r>
+        <w:t xml:space="preserve"> </w:t>
+      </w:r>
+      <w:r>
+        <w:t xml:space="preserve">reasons,</w:t>
+      </w:r>
+      <w:r>
+        <w:t xml:space="preserve"> </w:t>
+      </w:r>
+      <w:r>
+        <w:t xml:space="preserve">the</w:t>
+      </w:r>
+      <w:r>
+        <w:t xml:space="preserve"> </w:t>
+      </w:r>
+      <w:r>
+        <w:t xml:space="preserve">Secretary</w:t>
+      </w:r>
+      <w:r>
+        <w:t xml:space="preserve"> </w:t>
+      </w:r>
+      <w:r>
+        <w:t xml:space="preserve">respectfully</w:t>
+      </w:r>
+      <w:r>
+        <w:t xml:space="preserve"> </w:t>
+      </w:r>
+      <w:r>
+        <w:t xml:space="preserve">requests</w:t>
+      </w:r>
+      <w:r>
+        <w:t xml:space="preserve"> </w:t>
+      </w:r>
+      <w:r>
+        <w:t xml:space="preserve">that</w:t>
+      </w:r>
+      <w:r>
+        <w:t xml:space="preserve"> </w:t>
+      </w:r>
+      <w:r>
+        <w:t xml:space="preserve">the</w:t>
+      </w:r>
+      <w:r>
+        <w:t xml:space="preserve"> </w:t>
+      </w:r>
+      <w:r>
+        <w:t xml:space="preserve">Court</w:t>
+      </w:r>
+      <w:r>
+        <w:t xml:space="preserve"> </w:t>
+      </w:r>
+      <w:r>
+        <w:t xml:space="preserve">affirm</w:t>
+      </w:r>
+      <w:r>
+        <w:t xml:space="preserve"> </w:t>
+      </w:r>
+      <w:r>
+        <w:t xml:space="preserve">the</w:t>
+      </w:r>
+      <w:r>
+        <w:t xml:space="preserve"> </w:t>
+      </w:r>
+      <w:r>
+        <w:t xml:space="preserve">November</w:t>
+      </w:r>
+      <w:r>
+        <w:t xml:space="preserve"> </w:t>
+      </w:r>
+      <w:r>
+        <w:t xml:space="preserve">8,</w:t>
+      </w:r>
+      <w:r>
+        <w:t xml:space="preserve"> </w:t>
+      </w:r>
+      <w:r>
+        <w:t xml:space="preserve">2018,</w:t>
+      </w:r>
+      <w:r>
+        <w:t xml:space="preserve"> </w:t>
+      </w:r>
+      <w:r>
+        <w:t xml:space="preserve">decision</w:t>
+      </w:r>
+      <w:r>
+        <w:t xml:space="preserve"> </w:t>
+      </w:r>
+      <w:r>
+        <w:t xml:space="preserve">of</w:t>
+      </w:r>
+      <w:r>
+        <w:t xml:space="preserve"> </w:t>
+      </w:r>
+      <w:r>
+        <w:t xml:space="preserve">the</w:t>
+      </w:r>
+      <w:r>
+        <w:t xml:space="preserve"> </w:t>
+      </w:r>
+      <w:r>
+        <w:t xml:space="preserve">Board</w:t>
+      </w:r>
+      <w:r>
+        <w:t xml:space="preserve"> </w:t>
+      </w:r>
+      <w:r>
+        <w:t xml:space="preserve">that</w:t>
+      </w:r>
+      <w:r>
+        <w:t xml:space="preserve"> </w:t>
+      </w:r>
+      <w:r>
+        <w:t xml:space="preserve">denied</w:t>
+      </w:r>
+      <w:r>
+        <w:t xml:space="preserve"> </w:t>
+      </w:r>
+      <w:r>
+        <w:t xml:space="preserve">entitlement</w:t>
+      </w:r>
+      <w:r>
+        <w:t xml:space="preserve"> </w:t>
+      </w:r>
+      <w:r>
+        <w:t xml:space="preserve">to</w:t>
+      </w:r>
+      <w:r>
+        <w:t xml:space="preserve"> </w:t>
+      </w:r>
+      <w:r>
+        <w:t xml:space="preserve">service</w:t>
+      </w:r>
+      <w:r>
+        <w:t xml:space="preserve"> </w:t>
+      </w:r>
+      <w:r>
+        <w:t xml:space="preserve">connection</w:t>
+      </w:r>
+      <w:r>
+        <w:t xml:space="preserve"> </w:t>
+      </w:r>
+      <w:r>
+        <w:t xml:space="preserve">for</w:t>
+      </w:r>
+      <w:r>
+        <w:t xml:space="preserve"> </w:t>
+      </w:r>
+      <w:r>
+        <w:t xml:space="preserve">cardiac</w:t>
+      </w:r>
+      <w:r>
+        <w:t xml:space="preserve"> </w:t>
+      </w:r>
+      <w:r>
+        <w:t xml:space="preserve">disorder,</w:t>
+      </w:r>
+      <w:r>
+        <w:t xml:space="preserve"> </w:t>
+      </w:r>
+      <w:r>
+        <w:t xml:space="preserve">to</w:t>
+      </w:r>
+      <w:r>
+        <w:t xml:space="preserve"> </w:t>
+      </w:r>
+      <w:r>
+        <w:t xml:space="preserve">include</w:t>
+      </w:r>
+      <w:r>
+        <w:t xml:space="preserve"> </w:t>
+      </w:r>
+      <w:r>
+        <w:t xml:space="preserve">coronary</w:t>
+      </w:r>
+      <w:r>
+        <w:t xml:space="preserve"> </w:t>
+      </w:r>
+      <w:r>
+        <w:t xml:space="preserve">artery</w:t>
+      </w:r>
+      <w:r>
+        <w:t xml:space="preserve"> </w:t>
+      </w:r>
+      <w:r>
+        <w:t xml:space="preserve">disease,</w:t>
+      </w:r>
+      <w:r>
+        <w:t xml:space="preserve"> </w:t>
+      </w:r>
+      <w:r>
+        <w:t xml:space="preserve">atrial</w:t>
+      </w:r>
+      <w:r>
+        <w:t xml:space="preserve"> </w:t>
+      </w:r>
+      <w:r>
+        <w:t xml:space="preserve">fibrillation</w:t>
+      </w:r>
+      <w:r>
+        <w:t xml:space="preserve"> </w:t>
+      </w:r>
+      <w:r>
+        <w:t xml:space="preserve">and</w:t>
+      </w:r>
+      <w:r>
+        <w:t xml:space="preserve"> </w:t>
+      </w:r>
+      <w:r>
+        <w:t xml:space="preserve">peripheral</w:t>
+      </w:r>
+      <w:r>
+        <w:t xml:space="preserve"> </w:t>
+      </w:r>
+      <w:r>
+        <w:t xml:space="preserve">vascular</w:t>
+      </w:r>
+      <w:r>
+        <w:t xml:space="preserve"> </w:t>
+      </w:r>
+      <w:r>
+        <w:t xml:space="preserve">disease,</w:t>
+      </w:r>
+      <w:r>
+        <w:t xml:space="preserve"> </w:t>
+      </w:r>
+      <w:r>
+        <w:t xml:space="preserve">claimed</w:t>
+      </w:r>
+      <w:r>
+        <w:t xml:space="preserve"> </w:t>
+      </w:r>
+      <w:r>
+        <w:t xml:space="preserve">as</w:t>
+      </w:r>
+      <w:r>
+        <w:t xml:space="preserve"> </w:t>
+      </w:r>
+      <w:r>
+        <w:t xml:space="preserve">ischemic</w:t>
+      </w:r>
+      <w:r>
+        <w:t xml:space="preserve"> </w:t>
+      </w:r>
+      <w:r>
+        <w:t xml:space="preserve">heart</w:t>
+      </w:r>
+      <w:r>
+        <w:t xml:space="preserve"> </w:t>
+      </w:r>
+      <w:r>
+        <w:t xml:space="preserve">disease.</w:t>
+      </w:r>
+    </w:p>
+    <w:p>
+      <w:pPr>
+        <w:keepNext/>
+        <w:keepLines/>
+        <w:spacing w:before="392" w:after="0" w:line="340" w:lineRule="exact"/>
+        <w:ind w:left="4680"/>
       </w:pPr>
       <w:r>
         <w:t xml:space="preserve">Respectfully submitted,</w:t>
@@ -1234,7 +3742,10 @@
     </w:p>
     <w:p>
       <w:pPr>
-        <w:pStyle w:val="Keep"/>
+        <w:keepNext/>
+        <w:keepLines/>
+        <w:spacing w:before="336" w:after="0" w:line="340" w:lineRule="exact"/>
+        <w:ind w:left="4680"/>
       </w:pPr>
       <w:r>
         <w:t xml:space="preserve">s/ Mark J. Hamel</w:t>
@@ -1242,7 +3753,10 @@
     </w:p>
     <w:p>
       <w:pPr>
-        <w:pStyle w:val="Keep"/>
+        <w:keepNext/>
+        <w:keepLines/>
+        <w:spacing w:before="0" w:after="0" w:line="340" w:lineRule="exact"/>
+        <w:ind w:left="4680"/>
       </w:pPr>
       <w:r>
         <w:t xml:space="preserve">MARK J. HAMEL</w:t>
@@ -1250,67 +3764,281 @@
     </w:p>
     <w:p>
       <w:pPr>
-        <w:pStyle w:val="Keep"/>
-      </w:pPr>
-      <w:r>
-        <w:rPr>
-          <w:i/>
-          <w:iCs/>
-        </w:rPr>
-        <w:t xml:space="preserve">Appellate Attorney</w:t>
-      </w:r>
-    </w:p>
-    <w:p>
-      <w:pPr>
-        <w:pStyle w:val="Keep"/>
-      </w:pPr>
-      <w:r>
-        <w:rPr>
-          <w:i/>
-          <w:iCs/>
-        </w:rPr>
-        <w:t xml:space="preserve">Office of General Counsel (027K)</w:t>
-      </w:r>
-    </w:p>
-    <w:p>
-      <w:pPr>
-        <w:pStyle w:val="Keep"/>
-      </w:pPr>
-      <w:r>
-        <w:rPr>
-          <w:i/>
-          <w:iCs/>
-        </w:rPr>
-        <w:t xml:space="preserve">U.S. Department of Veterans Affairs</w:t>
-      </w:r>
-    </w:p>
-    <w:p>
-      <w:pPr>
-        <w:pStyle w:val="Keep"/>
-      </w:pPr>
-      <w:r>
-        <w:rPr>
-          <w:i/>
-          <w:iCs/>
-        </w:rPr>
-        <w:t xml:space="preserve">810 Vermont Avenue, N.W.</w:t>
-      </w:r>
-    </w:p>
-    <w:p>
-      <w:pPr>
-        <w:pStyle w:val="Keep"/>
-      </w:pPr>
-      <w:r>
-        <w:rPr>
-          <w:i/>
-          <w:iCs/>
-        </w:rPr>
-        <w:t xml:space="preserve">Washington, D.C. 20420</w:t>
-      </w:r>
-    </w:p>
-    <w:p>
-      <w:pPr>
-        <w:pStyle w:val="Keep"/>
+        <w:keepNext/>
+        <w:keepLines/>
+        <w:spacing w:before="0" w:after="0" w:line="340" w:lineRule="exact"/>
+        <w:ind w:left="4680" w:firstLine="140"/>
+      </w:pPr>
+      <w:r>
+        <w:rPr>
+          <w:i/>
+          <w:iCs/>
+        </w:rPr>
+        <w:t xml:space="preserve">Appellate</w:t>
+      </w:r>
+      <w:r>
+        <w:rPr>
+          <w:i/>
+          <w:iCs/>
+        </w:rPr>
+        <w:t xml:space="preserve"> </w:t>
+      </w:r>
+      <w:r>
+        <w:rPr>
+          <w:i/>
+          <w:iCs/>
+        </w:rPr>
+        <w:t xml:space="preserve">Attorney</w:t>
+      </w:r>
+    </w:p>
+    <w:p>
+      <w:pPr>
+        <w:keepNext/>
+        <w:keepLines/>
+        <w:spacing w:before="0" w:after="0" w:line="340" w:lineRule="exact"/>
+        <w:ind w:left="4680" w:firstLine="140"/>
+      </w:pPr>
+      <w:r>
+        <w:rPr>
+          <w:i/>
+          <w:iCs/>
+        </w:rPr>
+        <w:t xml:space="preserve">Office</w:t>
+      </w:r>
+      <w:r>
+        <w:rPr>
+          <w:i/>
+          <w:iCs/>
+        </w:rPr>
+        <w:t xml:space="preserve"> </w:t>
+      </w:r>
+      <w:r>
+        <w:rPr>
+          <w:i/>
+          <w:iCs/>
+        </w:rPr>
+        <w:t xml:space="preserve">of</w:t>
+      </w:r>
+      <w:r>
+        <w:rPr>
+          <w:i/>
+          <w:iCs/>
+        </w:rPr>
+        <w:t xml:space="preserve"> </w:t>
+      </w:r>
+      <w:r>
+        <w:rPr>
+          <w:i/>
+          <w:iCs/>
+        </w:rPr>
+        <w:t xml:space="preserve">General</w:t>
+      </w:r>
+      <w:r>
+        <w:rPr>
+          <w:i/>
+          <w:iCs/>
+        </w:rPr>
+        <w:t xml:space="preserve"> </w:t>
+      </w:r>
+      <w:r>
+        <w:rPr>
+          <w:i/>
+          <w:iCs/>
+        </w:rPr>
+        <w:t xml:space="preserve">Counsel</w:t>
+      </w:r>
+      <w:r>
+        <w:rPr>
+          <w:i/>
+          <w:iCs/>
+        </w:rPr>
+        <w:t xml:space="preserve"> </w:t>
+      </w:r>
+      <w:r>
+        <w:rPr>
+          <w:i/>
+          <w:iCs/>
+        </w:rPr>
+        <w:t xml:space="preserve">(027K)</w:t>
+      </w:r>
+    </w:p>
+    <w:p>
+      <w:pPr>
+        <w:keepNext/>
+        <w:keepLines/>
+        <w:spacing w:before="0" w:after="0" w:line="340" w:lineRule="exact"/>
+        <w:ind w:left="4680" w:firstLine="140"/>
+      </w:pPr>
+      <w:r>
+        <w:rPr>
+          <w:i/>
+          <w:iCs/>
+        </w:rPr>
+        <w:t xml:space="preserve">U.S.</w:t>
+      </w:r>
+      <w:r>
+        <w:rPr>
+          <w:i/>
+          <w:iCs/>
+        </w:rPr>
+        <w:t xml:space="preserve"> </w:t>
+      </w:r>
+      <w:r>
+        <w:rPr>
+          <w:i/>
+          <w:iCs/>
+        </w:rPr>
+        <w:t xml:space="preserve">Department</w:t>
+      </w:r>
+      <w:r>
+        <w:rPr>
+          <w:i/>
+          <w:iCs/>
+        </w:rPr>
+        <w:t xml:space="preserve"> </w:t>
+      </w:r>
+      <w:r>
+        <w:rPr>
+          <w:i/>
+          <w:iCs/>
+        </w:rPr>
+        <w:t xml:space="preserve">of</w:t>
+      </w:r>
+      <w:r>
+        <w:rPr>
+          <w:i/>
+          <w:iCs/>
+        </w:rPr>
+        <w:t xml:space="preserve"> </w:t>
+      </w:r>
+      <w:r>
+        <w:rPr>
+          <w:i/>
+          <w:iCs/>
+        </w:rPr>
+        <w:t xml:space="preserve">Veterans</w:t>
+      </w:r>
+      <w:r>
+        <w:rPr>
+          <w:i/>
+          <w:iCs/>
+        </w:rPr>
+        <w:t xml:space="preserve"> </w:t>
+      </w:r>
+      <w:r>
+        <w:rPr>
+          <w:i/>
+          <w:iCs/>
+        </w:rPr>
+        <w:t xml:space="preserve">Affairs</w:t>
+      </w:r>
+    </w:p>
+    <w:p>
+      <w:pPr>
+        <w:keepNext/>
+        <w:keepLines/>
+        <w:spacing w:before="0" w:after="0" w:line="340" w:lineRule="exact"/>
+        <w:ind w:left="4680" w:firstLine="140"/>
+      </w:pPr>
+      <w:r>
+        <w:rPr>
+          <w:i/>
+          <w:iCs/>
+        </w:rPr>
+        <w:t xml:space="preserve">810</w:t>
+      </w:r>
+      <w:r>
+        <w:rPr>
+          <w:i/>
+          <w:iCs/>
+        </w:rPr>
+        <w:t xml:space="preserve"> </w:t>
+      </w:r>
+      <w:r>
+        <w:rPr>
+          <w:i/>
+          <w:iCs/>
+        </w:rPr>
+        <w:t xml:space="preserve">Vermont</w:t>
+      </w:r>
+      <w:r>
+        <w:rPr>
+          <w:i/>
+          <w:iCs/>
+        </w:rPr>
+        <w:t xml:space="preserve"> </w:t>
+      </w:r>
+      <w:r>
+        <w:rPr>
+          <w:i/>
+          <w:iCs/>
+        </w:rPr>
+        <w:t xml:space="preserve">Avenue,</w:t>
+      </w:r>
+      <w:r>
+        <w:rPr>
+          <w:i/>
+          <w:iCs/>
+        </w:rPr>
+        <w:t xml:space="preserve"> </w:t>
+      </w:r>
+      <w:r>
+        <w:rPr>
+          <w:i/>
+          <w:iCs/>
+        </w:rPr>
+        <w:t xml:space="preserve">N.W.</w:t>
+      </w:r>
+    </w:p>
+    <w:p>
+      <w:pPr>
+        <w:keepNext/>
+        <w:keepLines/>
+        <w:spacing w:before="0" w:after="0" w:line="340" w:lineRule="exact"/>
+        <w:ind w:left="4680" w:firstLine="140"/>
+      </w:pPr>
+      <w:r>
+        <w:rPr>
+          <w:i/>
+          <w:iCs/>
+        </w:rPr>
+        <w:t xml:space="preserve">Washington,</w:t>
+      </w:r>
+      <w:r>
+        <w:rPr>
+          <w:i/>
+          <w:iCs/>
+        </w:rPr>
+        <w:t xml:space="preserve"> </w:t>
+      </w:r>
+      <w:r>
+        <w:rPr>
+          <w:i/>
+          <w:iCs/>
+        </w:rPr>
+        <w:t xml:space="preserve">D.C.</w:t>
+      </w:r>
+      <w:r>
+        <w:rPr>
+          <w:i/>
+          <w:iCs/>
+        </w:rPr>
+        <w:t xml:space="preserve"> </w:t>
+      </w:r>
+      <w:r>
+        <w:rPr>
+          <w:i/>
+          <w:iCs/>
+        </w:rPr>
+        <w:t xml:space="preserve">20420</w:t>
+      </w:r>
+    </w:p>
+    <w:p>
+      <w:pPr>
+        <w:keepNext/>
+        <w:keepLines/>
+        <w:spacing w:before="0" w:after="0" w:line="340" w:lineRule="exact"/>
+        <w:ind w:left="4680" w:firstLine="140"/>
       </w:pPr>
       <w:r>
         <w:rPr>
@@ -1322,34 +4050,98 @@
     </w:p>
     <w:p>
       <w:pPr>
-        <w:pStyle w:val="Keep"/>
-      </w:pPr>
-      <w:r>
-        <w:rPr>
-          <w:i/>
-          <w:iCs/>
-        </w:rPr>
-        <w:t xml:space="preserve">Attorney for Appellee</w:t>
-      </w:r>
-    </w:p>
-    <w:p>
-      <w:pPr>
-        <w:pStyle w:val="Single"/>
-      </w:pPr>
-      <w:r>
-        <w:rPr>
-          <w:i/>
-          <w:iCs/>
-        </w:rPr>
-        <w:t xml:space="preserve">(202) 632-6135</w:t>
-      </w:r>
-    </w:p>
-    <w:p>
-      <w:pPr>
-        <w:pStyle w:val="Single"/>
-      </w:pPr>
-      <w:r>
-        <w:t xml:space="preserve">November 18, 2019</w:t>
+        <w:keepNext/>
+        <w:keepLines/>
+        <w:spacing w:before="0" w:after="0" w:line="340" w:lineRule="exact"/>
+        <w:ind w:left="4680" w:firstLine="140"/>
+      </w:pPr>
+      <w:r>
+        <w:rPr>
+          <w:i/>
+          <w:iCs/>
+        </w:rPr>
+        <w:t xml:space="preserve">Attorney</w:t>
+      </w:r>
+      <w:r>
+        <w:rPr>
+          <w:i/>
+          <w:iCs/>
+        </w:rPr>
+        <w:t xml:space="preserve"> </w:t>
+      </w:r>
+      <w:r>
+        <w:rPr>
+          <w:i/>
+          <w:iCs/>
+        </w:rPr>
+        <w:t xml:space="preserve">for</w:t>
+      </w:r>
+      <w:r>
+        <w:rPr>
+          <w:i/>
+          <w:iCs/>
+        </w:rPr>
+        <w:t xml:space="preserve"> </w:t>
+      </w:r>
+      <w:r>
+        <w:rPr>
+          <w:i/>
+          <w:iCs/>
+        </w:rPr>
+        <w:t xml:space="preserve">Appellee</w:t>
+      </w:r>
+    </w:p>
+    <w:p>
+      <w:pPr>
+        <w:keepNext/>
+        <w:keepLines/>
+        <w:spacing w:before="0" w:after="0" w:line="340" w:lineRule="exact"/>
+        <w:ind w:left="4680" w:firstLine="140"/>
+      </w:pPr>
+      <w:r>
+        <w:rPr>
+          <w:i/>
+          <w:iCs/>
+        </w:rPr>
+        <w:t xml:space="preserve">(202)</w:t>
+      </w:r>
+      <w:r>
+        <w:rPr>
+          <w:i/>
+          <w:iCs/>
+        </w:rPr>
+        <w:t xml:space="preserve"> </w:t>
+      </w:r>
+      <w:r>
+        <w:rPr>
+          <w:i/>
+          <w:iCs/>
+        </w:rPr>
+        <w:t xml:space="preserve">632</w:t>
+        <w:noBreakHyphen/>
+        <w:t xml:space="preserve">6135</w:t>
+      </w:r>
+    </w:p>
+    <w:p>
+      <w:pPr>
+        <w:keepLines/>
+        <w:spacing w:before="224" w:after="0" w:line="340" w:lineRule="exact"/>
+        <w:ind w:left="0"/>
+      </w:pPr>
+      <w:r>
+        <w:t xml:space="preserve">November</w:t>
+      </w:r>
+      <w:r>
+        <w:t xml:space="preserve"> </w:t>
+      </w:r>
+      <w:r>
+        <w:t xml:space="preserve">18,</w:t>
+      </w:r>
+      <w:r>
+        <w:t xml:space="preserve"> </w:t>
+      </w:r>
+      <w:r>
+        <w:t xml:space="preserve">2019</w:t>
       </w:r>
     </w:p>
     <w:p>
@@ -1358,30 +4150,92 @@
         <w:sectPr>
           <w:footerReference w:type="default" r:id="rIdFtrPage"/>
           <w:pgSz w:w="12240" w:h="15840"/>
-          <w:pgMar w:top="1440" w:right="1440" w:bottom="1440" w:left="1440" w:header="720" w:footer="432" w:gutter="0"/>
+          <w:pgMar w:top="1440" w:right="1440" w:bottom="1440" w:left="1440" w:header="720" w:footer="676" w:gutter="0"/>
           <w:pgNumType w:fmt="decimal" w:start="1"/>
         </w:sectPr>
       </w:pPr>
     </w:p>
     <w:p>
       <w:pPr>
-        <w:pStyle w:val="FrontHeading"/>
-      </w:pPr>
-      <w:r>
-        <w:t xml:space="preserve">Certificate of Service</w:t>
-      </w:r>
-    </w:p>
-    <w:p>
-      <w:pPr>
-        <w:pStyle w:val="FirstParagraph"/>
-      </w:pPr>
-      <w:r>
-        <w:t xml:space="preserve">I certify that on November 18, 2019, I filed the foregoing Brief of Appellee Secretary of Veterans Affairs with the Clerk of the Court and served it on counsel for the other party by the Court’s electronic filing system.</w:t>
-      </w:r>
-    </w:p>
-    <w:p>
-      <w:pPr>
-        <w:pStyle w:val="Keep"/>
+        <w:keepNext/>
+        <w:keepLines/>
+        <w:spacing w:before="0" w:after="308" w:line="400" w:lineRule="exact"/>
+        <w:ind w:left="0" w:firstLine="0"/>
+        <w:jc w:val="center"/>
+      </w:pPr>
+      <w:r>
+        <w:rPr>
+          <w:b/>
+          <w:bCs/>
+          <w:sz w:val="32"/>
+          <w:szCs w:val="32"/>
+        </w:rPr>
+        <w:t xml:space="preserve">CERTIFICATE OF SERVICE</w:t>
+      </w:r>
+    </w:p>
+    <w:p>
+      <w:pPr>
+        <w:spacing w:before="0" w:after="0" w:line="588" w:lineRule="exact"/>
+        <w:ind w:left="0" w:firstLine="720"/>
+      </w:pPr>
+      <w:r>
+        <w:t xml:space="preserve">I certify that on </w:t>
+      </w:r>
+      <w:r>
+        <w:t xml:space="preserve">November</w:t>
+      </w:r>
+      <w:r>
+        <w:t xml:space="preserve"> </w:t>
+      </w:r>
+      <w:r>
+        <w:t xml:space="preserve">18,</w:t>
+      </w:r>
+      <w:r>
+        <w:t xml:space="preserve"> </w:t>
+      </w:r>
+      <w:r>
+        <w:t xml:space="preserve">2019</w:t>
+      </w:r>
+      <w:r>
+        <w:t xml:space="preserve">, I filed the foregoing Brief of Appellee Secretary of Veterans Affairs with the Clerk of the Court and served it on counsel for the other party by </w:t>
+      </w:r>
+      <w:r>
+        <w:t xml:space="preserve">the</w:t>
+      </w:r>
+      <w:r>
+        <w:t xml:space="preserve"> </w:t>
+      </w:r>
+      <w:r>
+        <w:t xml:space="preserve">Court’s</w:t>
+      </w:r>
+      <w:r>
+        <w:t xml:space="preserve"> </w:t>
+      </w:r>
+      <w:r>
+        <w:t xml:space="preserve">electronic</w:t>
+      </w:r>
+      <w:r>
+        <w:t xml:space="preserve"> </w:t>
+      </w:r>
+      <w:r>
+        <w:t xml:space="preserve">filing</w:t>
+      </w:r>
+      <w:r>
+        <w:t xml:space="preserve"> </w:t>
+      </w:r>
+      <w:r>
+        <w:t xml:space="preserve">system</w:t>
+      </w:r>
+      <w:r>
+        <w:t xml:space="preserve">.</w:t>
+      </w:r>
+    </w:p>
+    <w:p>
+      <w:pPr>
+        <w:keepNext/>
+        <w:keepLines/>
+        <w:spacing w:before="448" w:after="0" w:line="340" w:lineRule="exact"/>
+        <w:ind w:left="4680"/>
       </w:pPr>
       <w:r>
         <w:t xml:space="preserve">s/ Mark J. Hamel</w:t>
@@ -1389,7 +4243,9 @@
     </w:p>
     <w:p>
       <w:pPr>
-        <w:pStyle w:val="Single"/>
+        <w:keepLines/>
+        <w:spacing w:before="0" w:after="0" w:line="340" w:lineRule="exact"/>
+        <w:ind w:left="4680"/>
       </w:pPr>
       <w:r>
         <w:t xml:space="preserve">MARK J. HAMEL</w:t>
@@ -1397,11 +4253,8 @@
     </w:p>
     <w:sectPr>
       <w:footerReference w:type="default" r:id="rIdFtrPage"/>
-      <w:footnotePr>
-        <w:numRestart w:val="eachSect"/>
-      </w:footnotePr>
       <w:pgSz w:w="12240" w:h="15840"/>
-      <w:pgMar w:top="1440" w:right="1440" w:bottom="1440" w:left="1440" w:header="720" w:footer="432" w:gutter="0"/>
+      <w:pgMar w:top="1440" w:right="1440" w:bottom="1440" w:left="1440" w:header="720" w:footer="676" w:gutter="0"/>
       <w:pgNumType w:fmt="lowerRoman" w:start="1"/>
     </w:sectPr>
   </w:body>
@@ -1433,16 +4286,6 @@
     <w:r>
       <w:fldChar w:fldCharType="end"/>
     </w:r>
-  </w:p>
-</w:ftr>
-</file>
-
-<file path=word/footer2.xml><?xml version="1.0" encoding="utf-8"?>
-<w:ftr xmlns:w="http://schemas.openxmlformats.org/wordprocessingml/2006/main" xmlns:r="http://schemas.openxmlformats.org/officeDocument/2006/relationships">
-  <w:p>
-    <w:pPr>
-      <w:spacing w:after="0"/>
-    </w:pPr>
   </w:p>
 </w:ftr>
 </file>
@@ -1621,14 +4464,15 @@
   <w:docDefaults>
     <w:rPrDefault>
       <w:rPr>
-        <w:rFonts w:ascii="EB Garamond" w:hAnsi="EB Garamond" w:eastAsia="EB Garamond" w:cs="EB Garamond"/>
+        <w:rFonts w:ascii="Liberation Sans" w:hAnsi="Liberation Sans" w:eastAsia="Liberation Sans" w:cs="Liberation Sans"/>
         <w:sz w:val="28"/>
         <w:szCs w:val="28"/>
-        <w:lang w:val="en-US" w:eastAsia="en-US" w:bidi="ar-SA"/>
+        <w:lang w:val="en-US" w:eastAsia="zh-CN" w:bidi="ar-SA"/>
       </w:rPr>
     </w:rPrDefault>
     <w:pPrDefault>
       <w:pPr>
+        <w:widowControl/>
         <w:spacing w:after="0"/>
       </w:pPr>
     </w:pPrDefault>
@@ -1644,7 +4488,7 @@
     <w:link w:val="BodyTextChar"/>
     <w:qFormat/>
     <w:pPr>
-      <w:spacing w:before="0" w:after="0" w:line="629" w:lineRule="exact"/>
+      <w:spacing w:before="0" w:after="0" w:line="588" w:lineRule="exact"/>
       <w:ind w:firstLine="720"/>
     </w:pPr>
   </w:style>
@@ -1806,13 +4650,13 @@
     <w:pPr>
       <w:keepNext/>
       <w:keepLines/>
-      <w:spacing w:before="240" w:after="120" w:line="240" w:lineRule="auto"/>
+      <w:spacing w:before="240" w:after="120" w:line="400" w:lineRule="exact"/>
       <w:ind w:firstLine="0"/>
       <w:jc w:val="center"/>
       <w:outlineLvl w:val="0"/>
     </w:pPr>
     <w:rPr>
-      <w:rFonts w:ascii="EB Garamond" w:hAnsi="EB Garamond" w:eastAsia="EB Garamond" w:cs="EB Garamond"/>
+      <w:rFonts w:ascii="Liberation Sans" w:hAnsi="Liberation Sans" w:eastAsia="Liberation Sans" w:cs="Liberation Sans"/>
       <w:b/>
       <w:bCs/>
       <w:caps/>
@@ -1834,12 +4678,12 @@
     <w:pPr>
       <w:keepNext/>
       <w:keepLines/>
-      <w:spacing w:before="240" w:after="120" w:line="240" w:lineRule="auto"/>
+      <w:spacing w:before="240" w:after="120" w:line="400" w:lineRule="exact"/>
       <w:ind w:firstLine="0"/>
       <w:outlineLvl w:val="1"/>
     </w:pPr>
     <w:rPr>
-      <w:rFonts w:ascii="EB Garamond" w:hAnsi="EB Garamond" w:eastAsia="EB Garamond" w:cs="EB Garamond"/>
+      <w:rFonts w:ascii="Liberation Sans" w:hAnsi="Liberation Sans" w:eastAsia="Liberation Sans" w:cs="Liberation Sans"/>
       <w:b/>
       <w:bCs/>
       <w:color w:val="000000"/>
@@ -1860,12 +4704,12 @@
     <w:pPr>
       <w:keepNext/>
       <w:keepLines/>
-      <w:spacing w:before="240" w:after="120" w:line="240" w:lineRule="auto"/>
+      <w:spacing w:before="240" w:after="120" w:line="400" w:lineRule="exact"/>
       <w:ind w:firstLine="0"/>
       <w:outlineLvl w:val="2"/>
     </w:pPr>
     <w:rPr>
-      <w:rFonts w:ascii="EB Garamond" w:hAnsi="EB Garamond" w:eastAsia="EB Garamond" w:cs="EB Garamond"/>
+      <w:rFonts w:ascii="Liberation Sans" w:hAnsi="Liberation Sans" w:eastAsia="Liberation Sans" w:cs="Liberation Sans"/>
       <w:b/>
       <w:bCs/>
       <w:color w:val="000000"/>
@@ -1886,12 +4730,12 @@
     <w:pPr>
       <w:keepNext/>
       <w:keepLines/>
-      <w:spacing w:before="240" w:after="120" w:line="240" w:lineRule="auto"/>
+      <w:spacing w:before="240" w:after="120" w:line="400" w:lineRule="exact"/>
       <w:ind w:firstLine="0"/>
       <w:outlineLvl w:val="3"/>
     </w:pPr>
     <w:rPr>
-      <w:rFonts w:ascii="EB Garamond" w:hAnsi="EB Garamond" w:eastAsia="EB Garamond" w:cs="EB Garamond"/>
+      <w:rFonts w:ascii="Liberation Sans" w:hAnsi="Liberation Sans" w:eastAsia="Liberation Sans" w:cs="Liberation Sans"/>
       <w:b/>
       <w:bCs/>
       <w:i/>
@@ -1913,12 +4757,12 @@
     <w:pPr>
       <w:keepNext/>
       <w:keepLines/>
-      <w:spacing w:before="240" w:after="120" w:line="240" w:lineRule="auto"/>
+      <w:spacing w:before="240" w:after="120" w:line="400" w:lineRule="exact"/>
       <w:ind w:firstLine="0"/>
       <w:outlineLvl w:val="4"/>
     </w:pPr>
     <w:rPr>
-      <w:rFonts w:ascii="EB Garamond" w:hAnsi="EB Garamond" w:eastAsia="EB Garamond" w:cs="EB Garamond"/>
+      <w:rFonts w:ascii="Liberation Sans" w:hAnsi="Liberation Sans" w:eastAsia="Liberation Sans" w:cs="Liberation Sans"/>
       <w:b/>
       <w:bCs/>
       <w:i/>
@@ -2134,6 +4978,15 @@
       <w:color w:val="272727" w:themeColor="text1" w:themeTint="D8"/>
     </w:rPr>
   </w:style>
+  <w:style w:type="paragraph" w:customStyle="1" w:styleId="ListItem">
+    <w:name w:val="List Item"/>
+    <w:basedOn w:val="BodyText"/>
+    <w:qFormat/>
+    <w:pPr>
+      <w:spacing w:before="0" w:after="0" w:line="588" w:lineRule="exact"/>
+      <w:ind w:left="720" w:hanging="720"/>
+    </w:pPr>
+  </w:style>
   <w:style w:type="paragraph" w:styleId="BlockText">
     <w:name w:val="Block Text"/>
     <w:basedOn w:val="BodyText"/>
@@ -2142,7 +4995,7 @@
     <w:unhideWhenUsed/>
     <w:qFormat/>
     <w:pPr>
-      <w:spacing w:before="0" w:after="180" w:line="240" w:lineRule="auto"/>
+      <w:spacing w:before="280" w:after="280" w:line="340" w:lineRule="exact"/>
       <w:ind w:firstLine="0" w:left="720" w:right="720"/>
     </w:pPr>
   </w:style>
@@ -2154,7 +5007,8 @@
     <w:unhideWhenUsed/>
     <w:qFormat/>
     <w:pPr>
-      <w:spacing w:before="0" w:after="120" w:line="240" w:lineRule="auto"/>
+      <w:keepLines/>
+      <w:spacing w:before="0" w:after="140" w:line="340" w:lineRule="exact"/>
     </w:pPr>
     <w:rPr>
       <w:sz w:val="28"/>
@@ -2169,8 +5023,8 @@
     <w:unhideWhenUsed/>
     <w:qFormat/>
     <w:pPr>
-      <w:spacing w:before="100" w:after="100"/>
-      <w:ind w:firstLine="0" w:left="480" w:right="480"/>
+      <w:spacing w:before="280" w:after="280"/>
+      <w:ind w:firstLine="0" w:left="720" w:right="720"/>
     </w:pPr>
   </w:style>
   <w:style w:type="character" w:default="1" w:styleId="DefaultParagraphFont">
@@ -2181,8 +5035,6 @@
   <w:style w:type="table" w:default="1" w:styleId="Table">
     <w:name w:val="Table"/>
     <w:basedOn w:val="TableNormal"/>
-    <w:semiHidden/>
-    <w:unhideWhenUsed/>
     <w:qFormat/>
     <w:tblPr>
       <w:tblInd w:w="0" w:type="dxa"/>
@@ -2194,13 +5046,6 @@
       </w:tblCellMar>
     </w:tblPr>
     <w:tblStylePr w:type="firstRow">
-      <w:tblPr>
-        <w:jc w:val="left"/>
-        <w:tblInd w:w="0" w:type="dxa"/>
-      </w:tblPr>
-      <w:trPr>
-        <w:jc w:val="left"/>
-      </w:trPr>
       <w:tcPr>
         <w:tcBorders>
           <w:bottom w:val="single"/>
@@ -2287,7 +5132,7 @@
     <w:name w:val="Hyperlink"/>
     <w:basedOn w:val="BodyTextChar"/>
     <w:rPr>
-      <w:color w:val="4F81BD" w:themeColor="accent1"/>
+      <w:color w:val="000000"/>
     </w:rPr>
   </w:style>
   <w:style w:type="paragraph" w:styleId="TOCHeading">
@@ -2307,195 +5152,6 @@
       <w:bCs w:val="0"/>
       <w:color w:val="365F91" w:themeColor="accent1" w:themeShade="BF"/>
     </w:rPr>
-  </w:style>
-  <w:style w:type="paragraph" w:customStyle="1" w:styleId="Centered">
-    <w:name w:val="Centered"/>
-    <w:basedOn w:val="Normal"/>
-    <w:qFormat/>
-    <w:pPr>
-      <w:spacing w:before="0" w:after="0" w:line="240" w:lineRule="auto"/>
-      <w:ind w:firstLine="0"/>
-      <w:jc w:val="center"/>
-    </w:pPr>
-    <w:rPr>
-      <w:sz w:val="28"/>
-      <w:szCs w:val="28"/>
-    </w:rPr>
-  </w:style>
-  <w:style w:type="paragraph" w:customStyle="1" w:styleId="Single">
-    <w:name w:val="Single"/>
-    <w:basedOn w:val="Normal"/>
-    <w:qFormat/>
-    <w:pPr>
-      <w:spacing w:before="0" w:after="200" w:line="240" w:lineRule="auto"/>
-      <w:ind w:firstLine="0"/>
-    </w:pPr>
-  </w:style>
-  <w:style w:type="paragraph" w:customStyle="1" w:styleId="Keep">
-    <w:name w:val="Keep"/>
-    <w:basedOn w:val="Single"/>
-    <w:qFormat/>
-    <w:pPr>
-      <w:keepNext/>
-      <w:keepLines/>
-    </w:pPr>
-  </w:style>
-  <w:style w:type="paragraph" w:customStyle="1" w:styleId="Counsel">
-    <w:name w:val="Counsel"/>
-    <w:basedOn w:val="Normal"/>
-    <w:qFormat/>
-    <w:pPr>
-      <w:spacing w:before="0" w:after="0" w:line="240" w:lineRule="auto"/>
-      <w:ind w:left="4680" w:firstLine="0"/>
-    </w:pPr>
-  </w:style>
-  <w:style w:type="paragraph" w:customStyle="1" w:styleId="DoubleRule">
-    <w:name w:val="Double Rule"/>
-    <w:basedOn w:val="Normal"/>
-    <w:qFormat/>
-    <w:pPr>
-      <w:pBdr>
-        <w:bottom w:val="double" w:sz="6" w:space="1" w:color="000000"/>
-      </w:pBdr>
-      <w:spacing w:before="0" w:after="240" w:line="240" w:lineRule="auto"/>
-      <w:ind w:firstLine="0"/>
-    </w:pPr>
-  </w:style>
-  <w:style w:type="paragraph" w:customStyle="1" w:styleId="ShortRule">
-    <w:name w:val="Short Rule"/>
-    <w:basedOn w:val="Normal"/>
-    <w:qFormat/>
-    <w:pPr>
-      <w:pBdr>
-        <w:bottom w:val="single" w:sz="6" w:space="1" w:color="000000"/>
-      </w:pBdr>
-      <w:spacing w:before="0" w:after="240" w:line="240" w:lineRule="auto"/>
-      <w:ind w:left="3240" w:right="3240" w:firstLine="0"/>
-      <w:jc w:val="center"/>
-    </w:pPr>
-  </w:style>
-  <w:style w:type="paragraph" w:customStyle="1" w:styleId="FrontHeading">
-    <w:name w:val="Front Heading"/>
-    <w:basedOn w:val="Normal"/>
-    <w:qFormat/>
-    <w:pPr>
-      <w:keepNext/>
-      <w:keepLines/>
-      <w:spacing w:before="240" w:after="240" w:line="240" w:lineRule="auto"/>
-      <w:ind w:firstLine="0"/>
-      <w:jc w:val="center"/>
-    </w:pPr>
-    <w:rPr>
-      <w:b/>
-      <w:bCs/>
-      <w:caps/>
-    </w:rPr>
-  </w:style>
-  <w:style w:type="paragraph" w:customStyle="1" w:styleId="KeepBody">
-    <w:name w:val="Keep Body"/>
-    <w:basedOn w:val="BodyText"/>
-    <w:qFormat/>
-    <w:pPr>
-      <w:keepNext/>
-      <w:keepLines/>
-    </w:pPr>
-  </w:style>
-  <w:style w:type="paragraph" w:customStyle="1" w:styleId="Point">
-    <w:name w:val="Point"/>
-    <w:basedOn w:val="Normal"/>
-    <w:qFormat/>
-    <w:pPr>
-      <w:keepNext/>
-      <w:keepLines/>
-      <w:spacing w:before="240" w:after="240" w:line="240" w:lineRule="auto"/>
-      <w:ind w:firstLine="0"/>
-      <w:jc w:val="center"/>
-      <w:outlineLvl w:val="1"/>
-    </w:pPr>
-    <w:rPr>
-      <w:b/>
-      <w:bCs/>
-      <w:smallCaps/>
-    </w:rPr>
-  </w:style>
-  <w:style w:type="paragraph" w:customStyle="1" w:styleId="Sub1">
-    <w:name w:val="Sub 1"/>
-    <w:basedOn w:val="Normal"/>
-    <w:qFormat/>
-    <w:pPr>
-      <w:keepNext/>
-      <w:keepLines/>
-      <w:spacing w:before="240" w:after="240" w:line="240" w:lineRule="auto"/>
-      <w:ind w:left="1440" w:hanging="720" w:firstLine="0"/>
-      <w:outlineLvl w:val="1"/>
-    </w:pPr>
-    <w:rPr>
-      <w:b/>
-      <w:bCs/>
-    </w:rPr>
-  </w:style>
-  <w:style w:type="paragraph" w:customStyle="1" w:styleId="Sub2">
-    <w:name w:val="Sub 2"/>
-    <w:basedOn w:val="Normal"/>
-    <w:qFormat/>
-    <w:pPr>
-      <w:keepNext/>
-      <w:keepLines/>
-      <w:spacing w:before="240" w:after="240" w:line="240" w:lineRule="auto"/>
-      <w:ind w:left="2160" w:hanging="720" w:firstLine="0"/>
-      <w:outlineLvl w:val="2"/>
-    </w:pPr>
-    <w:rPr>
-      <w:b/>
-      <w:bCs/>
-    </w:rPr>
-  </w:style>
-  <w:style w:type="paragraph" w:customStyle="1" w:styleId="Sub3">
-    <w:name w:val="Sub 3"/>
-    <w:basedOn w:val="Normal"/>
-    <w:qFormat/>
-    <w:pPr>
-      <w:keepNext/>
-      <w:keepLines/>
-      <w:spacing w:before="240" w:after="240" w:line="240" w:lineRule="auto"/>
-      <w:ind w:left="2880" w:hanging="720" w:firstLine="0"/>
-      <w:outlineLvl w:val="3"/>
-    </w:pPr>
-    <w:rPr>
-      <w:b/>
-      <w:bCs/>
-    </w:rPr>
-  </w:style>
-  <w:style w:type="paragraph" w:customStyle="1" w:styleId="Sub4">
-    <w:name w:val="Sub 4"/>
-    <w:basedOn w:val="Normal"/>
-    <w:qFormat/>
-    <w:pPr>
-      <w:keepNext/>
-      <w:keepLines/>
-      <w:spacing w:before="240" w:after="240" w:line="240" w:lineRule="auto"/>
-      <w:ind w:left="3600" w:hanging="720" w:firstLine="0"/>
-      <w:outlineLvl w:val="4"/>
-    </w:pPr>
-    <w:rPr>
-      <w:b/>
-      <w:bCs/>
-    </w:rPr>
-  </w:style>
-  <w:style w:type="paragraph" w:customStyle="1" w:styleId="FrontHeading">
-    <w:name w:val="FrontHeading"/>
-    <w:basedOn w:val="BodyText"/>
-    <w:qFormat/>
-  </w:style>
-  <w:style w:type="paragraph" w:customStyle="1" w:styleId="KeepBody">
-    <w:name w:val="KeepBody"/>
-    <w:basedOn w:val="BodyText"/>
-    <w:qFormat/>
-  </w:style>
-  <w:style w:type="paragraph" w:customStyle="1" w:styleId="Sub1">
-    <w:name w:val="Sub1"/>
-    <w:basedOn w:val="BodyText"/>
-    <w:qFormat/>
   </w:style>
   <w:style w:type="paragraph" w:customStyle="1" w:styleId="SourceCode">
     <w:name w:val="Source Code"/>

--- a/courts/federal-circuit/court-of-veteran-appeals/answering-brief/usage/OUTPUT-answering-brief.docx
+++ b/courts/federal-circuit/court-of-veteran-appeals/answering-brief/usage/OUTPUT-answering-brief.docx
@@ -689,7 +689,7 @@
         <w:sectPr>
           <w:footerReference w:type="default" r:id="rIdFtrNone"/>
           <w:pgSz w:w="12240" w:h="15840"/>
-          <w:pgMar w:top="1440" w:right="1440" w:bottom="1440" w:left="1440" w:header="720" w:footer="676" w:gutter="0"/>
+          <w:pgMar w:top="1440" w:right="1441" w:bottom="1440" w:left="1440" w:header="720" w:footer="676" w:gutter="0"/>
         </w:sectPr>
       </w:pPr>
     </w:p>
@@ -2568,7 +2568,7 @@
         <w:sectPr>
           <w:footerReference w:type="default" r:id="rIdFtrPage"/>
           <w:pgSz w:w="12240" w:h="15840"/>
-          <w:pgMar w:top="1440" w:right="1440" w:bottom="1440" w:left="1440" w:header="720" w:footer="676" w:gutter="0"/>
+          <w:pgMar w:top="1440" w:right="1441" w:bottom="1440" w:left="1440" w:header="720" w:footer="676" w:gutter="0"/>
           <w:pgNumType w:fmt="lowerRoman" w:start="1"/>
         </w:sectPr>
       </w:pPr>
@@ -3384,7 +3384,7 @@
         <w:t xml:space="preserve">Gill v. Shinseki</w:t>
       </w:r>
       <w:r>
-        <w:t xml:space="preserve">, 26 Vet.App. 386, 390 (2013) (“Note (1) . . . states that hypertension must be confirmed by at least two blood pressure readings taken over several days”). This is consistent with the examiner’s conclusion that Appellant’s heart and vascular system were clinically normal in June 1967 and the medical conclusion that the onset of Appellant’s hypertension was in 2004, thirty-seven years after his separation from service. R. at 2628.</w:t>
+        <w:t xml:space="preserve">, 26 Vet.App. 386, 390 (2013) (“Note (1) . . . states that hypertension must be confirmed by at least two blood pressure readings taken over several days”). This is consistent with the examiner’s conclusion that Appellant’s heart and vascular system were clinically normal in June 1967 and the medical conclusion that the onset of Appellant’s hypertension was in 2004, thirty-seven years after his separation from service. R. at 2628.</w:t>
       </w:r>
     </w:p>
     <w:p>
@@ -4150,7 +4150,7 @@
         <w:sectPr>
           <w:footerReference w:type="default" r:id="rIdFtrPage"/>
           <w:pgSz w:w="12240" w:h="15840"/>
-          <w:pgMar w:top="1440" w:right="1440" w:bottom="1440" w:left="1440" w:header="720" w:footer="676" w:gutter="0"/>
+          <w:pgMar w:top="1440" w:right="1441" w:bottom="1440" w:left="1440" w:header="720" w:footer="676" w:gutter="0"/>
           <w:pgNumType w:fmt="decimal" w:start="1"/>
         </w:sectPr>
       </w:pPr>
@@ -4254,7 +4254,7 @@
     <w:sectPr>
       <w:footerReference w:type="default" r:id="rIdFtrPage"/>
       <w:pgSz w:w="12240" w:h="15840"/>
-      <w:pgMar w:top="1440" w:right="1440" w:bottom="1440" w:left="1440" w:header="720" w:footer="676" w:gutter="0"/>
+      <w:pgMar w:top="1440" w:right="1441" w:bottom="1440" w:left="1440" w:header="720" w:footer="676" w:gutter="0"/>
       <w:pgNumType w:fmt="lowerRoman" w:start="1"/>
     </w:sectPr>
   </w:body>
@@ -5007,7 +5007,6 @@
     <w:unhideWhenUsed/>
     <w:qFormat/>
     <w:pPr>
-      <w:keepLines/>
       <w:spacing w:before="0" w:after="140" w:line="340" w:lineRule="exact"/>
     </w:pPr>
     <w:rPr>
